--- a/fuentes/524707_CF02_DU.docx
+++ b/fuentes/524707_CF02_DU.docx
@@ -1,6 +1,6 @@
 
 <file path=word/document.xml><?xml version="1.0" encoding="utf-8"?>
-<w:document xmlns:wpc="http://schemas.microsoft.com/office/word/2010/wordprocessingCanvas" xmlns:cx="http://schemas.microsoft.com/office/drawing/2014/chartex" xmlns:cx1="http://schemas.microsoft.com/office/drawing/2015/9/8/chartex" xmlns:cx2="http://schemas.microsoft.com/office/drawing/2015/10/21/chartex" xmlns:cx3="http://schemas.microsoft.com/office/drawing/2016/5/9/chartex" xmlns:cx4="http://schemas.microsoft.com/office/drawing/2016/5/10/chartex" xmlns:cx5="http://schemas.microsoft.com/office/drawing/2016/5/11/chartex" xmlns:cx6="http://schemas.microsoft.com/office/drawing/2016/5/12/chartex" xmlns:cx7="http://schemas.microsoft.com/office/drawing/2016/5/13/chartex" xmlns:cx8="http://schemas.microsoft.com/office/drawing/2016/5/14/chartex" xmlns:mc="http://schemas.openxmlformats.org/markup-compatibility/2006" xmlns:aink="http://schemas.microsoft.com/office/drawing/2016/ink" xmlns:am3d="http://schemas.microsoft.com/office/drawing/2017/model3d" xmlns:o="urn:schemas-microsoft-com:office:office" xmlns:oel="http://schemas.microsoft.com/office/2019/extlst" xmlns:r="http://schemas.openxmlformats.org/officeDocument/2006/relationships" xmlns:m="http://schemas.openxmlformats.org/officeDocument/2006/math" xmlns:v="urn:schemas-microsoft-com:vml" xmlns:wp14="http://schemas.microsoft.com/office/word/2010/wordprocessingDrawing" xmlns:wp="http://schemas.openxmlformats.org/drawingml/2006/wordprocessingDrawing" xmlns:w10="urn:schemas-microsoft-com:office:word" xmlns:w="http://schemas.openxmlformats.org/wordprocessingml/2006/main" xmlns:w14="http://schemas.microsoft.com/office/word/2010/wordml" xmlns:w15="http://schemas.microsoft.com/office/word/2012/wordml" xmlns:w16cex="http://schemas.microsoft.com/office/word/2018/wordml/cex" xmlns:w16cid="http://schemas.microsoft.com/office/word/2016/wordml/cid" xmlns:w16="http://schemas.microsoft.com/office/word/2018/wordml" xmlns:w16du="http://schemas.microsoft.com/office/word/2023/wordml/word16du" xmlns:w16sdtdh="http://schemas.microsoft.com/office/word/2020/wordml/sdtdatahash" xmlns:w16sdtfl="http://schemas.microsoft.com/office/word/2024/wordml/sdtformatlock" xmlns:w16se="http://schemas.microsoft.com/office/word/2015/wordml/symex" xmlns:wpg="http://schemas.microsoft.com/office/word/2010/wordprocessingGroup" xmlns:wpi="http://schemas.microsoft.com/office/word/2010/wordprocessingInk" xmlns:wne="http://schemas.microsoft.com/office/word/2006/wordml" xmlns:wps="http://schemas.microsoft.com/office/word/2010/wordprocessingShape" mc:Ignorable="w14 w15 w16se w16cid w16 w16cex w16sdtdh w16sdtfl w16du wp14">
+<w:document xmlns:wpc="http://schemas.microsoft.com/office/word/2010/wordprocessingCanvas" xmlns:cx="http://schemas.microsoft.com/office/drawing/2014/chartex" xmlns:cx1="http://schemas.microsoft.com/office/drawing/2015/9/8/chartex" xmlns:cx2="http://schemas.microsoft.com/office/drawing/2015/10/21/chartex" xmlns:cx3="http://schemas.microsoft.com/office/drawing/2016/5/9/chartex" xmlns:cx4="http://schemas.microsoft.com/office/drawing/2016/5/10/chartex" xmlns:cx5="http://schemas.microsoft.com/office/drawing/2016/5/11/chartex" xmlns:cx6="http://schemas.microsoft.com/office/drawing/2016/5/12/chartex" xmlns:cx7="http://schemas.microsoft.com/office/drawing/2016/5/13/chartex" xmlns:cx8="http://schemas.microsoft.com/office/drawing/2016/5/14/chartex" xmlns:mc="http://schemas.openxmlformats.org/markup-compatibility/2006" xmlns:aink="http://schemas.microsoft.com/office/drawing/2016/ink" xmlns:am3d="http://schemas.microsoft.com/office/drawing/2017/model3d" xmlns:o="urn:schemas-microsoft-com:office:office" xmlns:r="http://schemas.openxmlformats.org/officeDocument/2006/relationships" xmlns:m="http://schemas.openxmlformats.org/officeDocument/2006/math" xmlns:v="urn:schemas-microsoft-com:vml" xmlns:wp14="http://schemas.microsoft.com/office/word/2010/wordprocessingDrawing" xmlns:wp="http://schemas.openxmlformats.org/drawingml/2006/wordprocessingDrawing" xmlns:w10="urn:schemas-microsoft-com:office:word" xmlns:w="http://schemas.openxmlformats.org/wordprocessingml/2006/main" xmlns:w14="http://schemas.microsoft.com/office/word/2010/wordml" xmlns:w15="http://schemas.microsoft.com/office/word/2012/wordml" xmlns:w16cex="http://schemas.microsoft.com/office/word/2018/wordml/cex" xmlns:w16cid="http://schemas.microsoft.com/office/word/2016/wordml/cid" xmlns:w16="http://schemas.microsoft.com/office/word/2018/wordml" xmlns:w16sdtdh="http://schemas.microsoft.com/office/word/2020/wordml/sdtdatahash" xmlns:w16se="http://schemas.microsoft.com/office/word/2015/wordml/symex" xmlns:wpg="http://schemas.microsoft.com/office/word/2010/wordprocessingGroup" xmlns:wpi="http://schemas.microsoft.com/office/word/2010/wordprocessingInk" xmlns:wne="http://schemas.microsoft.com/office/word/2006/wordml" xmlns:wps="http://schemas.microsoft.com/office/word/2010/wordprocessingShape" mc:Ignorable="w14 w15 w16se w16cid w16 w16cex w16sdtdh wp14">
   <w:body>
     <w:p>
       <w:pPr>
@@ -205,7 +205,7 @@
               </wp:anchor>
             </w:drawing>
           </mc:Choice>
-          <mc:Fallback>
+          <mc:Fallback xmlns:w16sdtfl="http://schemas.microsoft.com/office/word/2024/wordml/sdtformatlock" xmlns:w16du="http://schemas.microsoft.com/office/word/2023/wordml/word16du" xmlns:oel="http://schemas.microsoft.com/office/2019/extlst">
             <w:pict>
               <v:rect w14:anchorId="4C256C62" id="Rectángulo 3" o:spid="_x0000_s1026" alt="&quot;&quot;" style="position:absolute;margin-left:-55.95pt;margin-top:26.4pt;width:613.85pt;height:164.25pt;z-index:-251655168;visibility:visible;mso-wrap-style:square;mso-height-percent:0;mso-wrap-distance-left:9pt;mso-wrap-distance-top:0;mso-wrap-distance-right:9pt;mso-wrap-distance-bottom:0;mso-position-horizontal:absolute;mso-position-horizontal-relative:text;mso-position-vertical:absolute;mso-position-vertical-relative:text;mso-height-percent:0;mso-height-relative:margin;v-text-anchor:middle" o:gfxdata="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" fillcolor="#00314d" stroked="f" strokeweight="1pt"/>
             </w:pict>
@@ -330,7 +330,7 @@
                 <v:stroke joinstyle="miter"/>
                 <v:path gradientshapeok="t" o:connecttype="rect"/>
               </v:shapetype>
-              <v:shape id="Cuadro de texto 2" o:spid="_x0000_s1026" type="#_x0000_t202" alt="&quot;&quot;" style="position:absolute;left:0;text-align:left;margin-left:-25.2pt;margin-top:9.4pt;width:549pt;height:59.25pt;z-index:251663360;visibility:visible;mso-wrap-style:square;mso-width-percent:0;mso-height-percent:0;mso-wrap-distance-left:9pt;mso-wrap-distance-top:3.6pt;mso-wrap-distance-right:9pt;mso-wrap-distance-bottom:3.6pt;mso-position-horizontal:absolute;mso-position-horizontal-relative:margin;mso-position-vertical:absolute;mso-position-vertical-relative:text;mso-width-percent:0;mso-height-percent:0;mso-width-relative:margin;mso-height-relative:margin;v-text-anchor:top" o:gfxdata="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" filled="f" stroked="f">
+              <v:shape id="Cuadro de texto 2" o:spid="_x0000_s1026" type="#_x0000_t202" alt="&quot;&quot;" style="position:absolute;left:0;text-align:left;margin-left:-25.2pt;margin-top:9.4pt;width:549pt;height:59.25pt;z-index:251663360;visibility:visible;mso-wrap-style:square;mso-width-percent:0;mso-height-percent:0;mso-wrap-distance-left:9pt;mso-wrap-distance-top:3.6pt;mso-wrap-distance-right:9pt;mso-wrap-distance-bottom:3.6pt;mso-position-horizontal:absolute;mso-position-horizontal-relative:margin;mso-position-vertical:absolute;mso-position-vertical-relative:text;mso-width-percent:0;mso-height-percent:0;mso-width-relative:margin;mso-height-relative:margin;v-text-anchor:top" o:gfxdata="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" filled="f" stroked="f">
                 <v:textbox>
                   <w:txbxContent>
                     <w:p>
@@ -533,6 +533,7 @@
           <w:docPartUnique/>
         </w:docPartObj>
       </w:sdtPr>
+      <w:sdtEndPr/>
       <w:sdtContent>
         <w:p>
           <w:pPr>
@@ -1504,7 +1505,7 @@
                 <w:noProof/>
                 <w:webHidden/>
               </w:rPr>
-              <w:t>43</w:t>
+              <w:t>44</w:t>
             </w:r>
             <w:r>
               <w:rPr>
@@ -1576,7 +1577,7 @@
                 <w:noProof/>
                 <w:webHidden/>
               </w:rPr>
-              <w:t>44</w:t>
+              <w:t>45</w:t>
             </w:r>
             <w:r>
               <w:rPr>
@@ -1648,7 +1649,7 @@
                 <w:noProof/>
                 <w:webHidden/>
               </w:rPr>
-              <w:t>46</w:t>
+              <w:t>47</w:t>
             </w:r>
             <w:r>
               <w:rPr>
@@ -1720,7 +1721,7 @@
                 <w:noProof/>
                 <w:webHidden/>
               </w:rPr>
-              <w:t>48</w:t>
+              <w:t>49</w:t>
             </w:r>
             <w:r>
               <w:rPr>
@@ -1990,7 +1991,7 @@
         <w:pStyle w:val="Prrafodelista"/>
         <w:numPr>
           <w:ilvl w:val="0"/>
-          <w:numId w:val="24"/>
+          <w:numId w:val="6"/>
         </w:numPr>
         <w:ind w:left="993"/>
       </w:pPr>
@@ -2011,7 +2012,7 @@
         <w:pStyle w:val="Prrafodelista"/>
         <w:numPr>
           <w:ilvl w:val="0"/>
-          <w:numId w:val="24"/>
+          <w:numId w:val="6"/>
         </w:numPr>
         <w:ind w:left="993"/>
       </w:pPr>
@@ -2074,7 +2075,7 @@
         <w:pStyle w:val="Prrafodelista"/>
         <w:numPr>
           <w:ilvl w:val="0"/>
-          <w:numId w:val="25"/>
+          <w:numId w:val="7"/>
         </w:numPr>
         <w:ind w:left="993"/>
       </w:pPr>
@@ -2090,7 +2091,7 @@
         <w:pStyle w:val="Prrafodelista"/>
         <w:numPr>
           <w:ilvl w:val="0"/>
-          <w:numId w:val="25"/>
+          <w:numId w:val="7"/>
         </w:numPr>
         <w:ind w:left="993"/>
       </w:pPr>
@@ -2106,7 +2107,7 @@
         <w:pStyle w:val="Prrafodelista"/>
         <w:numPr>
           <w:ilvl w:val="0"/>
-          <w:numId w:val="25"/>
+          <w:numId w:val="7"/>
         </w:numPr>
         <w:ind w:left="993"/>
       </w:pPr>
@@ -2123,7 +2124,7 @@
         <w:pStyle w:val="Prrafodelista"/>
         <w:numPr>
           <w:ilvl w:val="0"/>
-          <w:numId w:val="25"/>
+          <w:numId w:val="7"/>
         </w:numPr>
         <w:ind w:left="993"/>
       </w:pPr>
@@ -2139,7 +2140,7 @@
         <w:pStyle w:val="Prrafodelista"/>
         <w:numPr>
           <w:ilvl w:val="0"/>
-          <w:numId w:val="25"/>
+          <w:numId w:val="7"/>
         </w:numPr>
         <w:ind w:left="993"/>
       </w:pPr>
@@ -2155,7 +2156,7 @@
         <w:pStyle w:val="Prrafodelista"/>
         <w:numPr>
           <w:ilvl w:val="0"/>
-          <w:numId w:val="25"/>
+          <w:numId w:val="7"/>
         </w:numPr>
         <w:ind w:left="993"/>
       </w:pPr>
@@ -2171,7 +2172,7 @@
         <w:pStyle w:val="Prrafodelista"/>
         <w:numPr>
           <w:ilvl w:val="0"/>
-          <w:numId w:val="25"/>
+          <w:numId w:val="7"/>
         </w:numPr>
         <w:ind w:left="993"/>
       </w:pPr>
@@ -2223,7 +2224,7 @@
         <w:pStyle w:val="Prrafodelista"/>
         <w:numPr>
           <w:ilvl w:val="0"/>
-          <w:numId w:val="26"/>
+          <w:numId w:val="8"/>
         </w:numPr>
         <w:ind w:left="993"/>
       </w:pPr>
@@ -2276,7 +2277,7 @@
         <w:pStyle w:val="Prrafodelista"/>
         <w:numPr>
           <w:ilvl w:val="0"/>
-          <w:numId w:val="26"/>
+          <w:numId w:val="8"/>
         </w:numPr>
         <w:ind w:left="993"/>
       </w:pPr>
@@ -2332,7 +2333,7 @@
         <w:pStyle w:val="Prrafodelista"/>
         <w:numPr>
           <w:ilvl w:val="0"/>
-          <w:numId w:val="27"/>
+          <w:numId w:val="9"/>
         </w:numPr>
         <w:ind w:left="993"/>
       </w:pPr>
@@ -2352,7 +2353,7 @@
         <w:pStyle w:val="Prrafodelista"/>
         <w:numPr>
           <w:ilvl w:val="0"/>
-          <w:numId w:val="27"/>
+          <w:numId w:val="9"/>
         </w:numPr>
         <w:ind w:left="993"/>
       </w:pPr>
@@ -2401,7 +2402,7 @@
         <w:pStyle w:val="Prrafodelista"/>
         <w:numPr>
           <w:ilvl w:val="0"/>
-          <w:numId w:val="28"/>
+          <w:numId w:val="10"/>
         </w:numPr>
         <w:ind w:left="993"/>
       </w:pPr>
@@ -2424,7 +2425,7 @@
         <w:pStyle w:val="Prrafodelista"/>
         <w:numPr>
           <w:ilvl w:val="0"/>
-          <w:numId w:val="28"/>
+          <w:numId w:val="10"/>
         </w:numPr>
         <w:ind w:left="993"/>
       </w:pPr>
@@ -2465,7 +2466,7 @@
         <w:pStyle w:val="Prrafodelista"/>
         <w:numPr>
           <w:ilvl w:val="0"/>
-          <w:numId w:val="28"/>
+          <w:numId w:val="10"/>
         </w:numPr>
         <w:ind w:left="993"/>
       </w:pPr>
@@ -2522,7 +2523,7 @@
         <w:pStyle w:val="Prrafodelista"/>
         <w:numPr>
           <w:ilvl w:val="0"/>
-          <w:numId w:val="29"/>
+          <w:numId w:val="11"/>
         </w:numPr>
         <w:ind w:left="993"/>
       </w:pPr>
@@ -2567,7 +2568,7 @@
         <w:pStyle w:val="Prrafodelista"/>
         <w:numPr>
           <w:ilvl w:val="0"/>
-          <w:numId w:val="29"/>
+          <w:numId w:val="11"/>
         </w:numPr>
         <w:ind w:left="993"/>
       </w:pPr>
@@ -2628,7 +2629,7 @@
         <w:pStyle w:val="Prrafodelista"/>
         <w:numPr>
           <w:ilvl w:val="0"/>
-          <w:numId w:val="29"/>
+          <w:numId w:val="11"/>
         </w:numPr>
         <w:ind w:left="993"/>
       </w:pPr>
@@ -2703,7 +2704,7 @@
         <w:pStyle w:val="Prrafodelista"/>
         <w:numPr>
           <w:ilvl w:val="0"/>
-          <w:numId w:val="29"/>
+          <w:numId w:val="11"/>
         </w:numPr>
         <w:ind w:left="993"/>
       </w:pPr>
@@ -2733,7 +2734,7 @@
         <w:pStyle w:val="Prrafodelista"/>
         <w:numPr>
           <w:ilvl w:val="0"/>
-          <w:numId w:val="29"/>
+          <w:numId w:val="11"/>
         </w:numPr>
         <w:ind w:left="993"/>
       </w:pPr>
@@ -2756,7 +2757,7 @@
         <w:pStyle w:val="Prrafodelista"/>
         <w:numPr>
           <w:ilvl w:val="0"/>
-          <w:numId w:val="29"/>
+          <w:numId w:val="11"/>
         </w:numPr>
         <w:ind w:left="993"/>
       </w:pPr>
@@ -2786,7 +2787,7 @@
         <w:pStyle w:val="Prrafodelista"/>
         <w:numPr>
           <w:ilvl w:val="0"/>
-          <w:numId w:val="29"/>
+          <w:numId w:val="11"/>
         </w:numPr>
         <w:ind w:left="993"/>
       </w:pPr>
@@ -2878,7 +2879,7 @@
         <w:pStyle w:val="Prrafodelista"/>
         <w:numPr>
           <w:ilvl w:val="0"/>
-          <w:numId w:val="30"/>
+          <w:numId w:val="12"/>
         </w:numPr>
         <w:ind w:left="993"/>
       </w:pPr>
@@ -2908,7 +2909,7 @@
         <w:pStyle w:val="Prrafodelista"/>
         <w:numPr>
           <w:ilvl w:val="0"/>
-          <w:numId w:val="30"/>
+          <w:numId w:val="12"/>
         </w:numPr>
         <w:ind w:left="993"/>
       </w:pPr>
@@ -2951,7 +2952,7 @@
         <w:pStyle w:val="Prrafodelista"/>
         <w:numPr>
           <w:ilvl w:val="0"/>
-          <w:numId w:val="31"/>
+          <w:numId w:val="13"/>
         </w:numPr>
         <w:ind w:left="993"/>
       </w:pPr>
@@ -2985,7 +2986,7 @@
         <w:pStyle w:val="Prrafodelista"/>
         <w:numPr>
           <w:ilvl w:val="0"/>
-          <w:numId w:val="31"/>
+          <w:numId w:val="13"/>
         </w:numPr>
         <w:ind w:left="993"/>
       </w:pPr>
@@ -3037,7 +3038,7 @@
         <w:pStyle w:val="Prrafodelista"/>
         <w:numPr>
           <w:ilvl w:val="0"/>
-          <w:numId w:val="32"/>
+          <w:numId w:val="14"/>
         </w:numPr>
         <w:ind w:left="993"/>
       </w:pPr>
@@ -3060,7 +3061,7 @@
         <w:pStyle w:val="Prrafodelista"/>
         <w:numPr>
           <w:ilvl w:val="0"/>
-          <w:numId w:val="32"/>
+          <w:numId w:val="14"/>
         </w:numPr>
         <w:ind w:left="993"/>
       </w:pPr>
@@ -3116,7 +3117,7 @@
         <w:pStyle w:val="Prrafodelista"/>
         <w:numPr>
           <w:ilvl w:val="0"/>
-          <w:numId w:val="32"/>
+          <w:numId w:val="14"/>
         </w:numPr>
         <w:ind w:left="993"/>
       </w:pPr>
@@ -3159,7 +3160,7 @@
         <w:pStyle w:val="Prrafodelista"/>
         <w:numPr>
           <w:ilvl w:val="0"/>
-          <w:numId w:val="33"/>
+          <w:numId w:val="15"/>
         </w:numPr>
       </w:pPr>
       <w:r>
@@ -3174,7 +3175,7 @@
         <w:pStyle w:val="Prrafodelista"/>
         <w:numPr>
           <w:ilvl w:val="0"/>
-          <w:numId w:val="33"/>
+          <w:numId w:val="15"/>
         </w:numPr>
       </w:pPr>
       <w:r>
@@ -3190,7 +3191,7 @@
         <w:pStyle w:val="Prrafodelista"/>
         <w:numPr>
           <w:ilvl w:val="0"/>
-          <w:numId w:val="33"/>
+          <w:numId w:val="15"/>
         </w:numPr>
       </w:pPr>
       <w:r>
@@ -3205,7 +3206,7 @@
         <w:pStyle w:val="Prrafodelista"/>
         <w:numPr>
           <w:ilvl w:val="0"/>
-          <w:numId w:val="33"/>
+          <w:numId w:val="15"/>
         </w:numPr>
       </w:pPr>
       <w:r>
@@ -3220,7 +3221,7 @@
         <w:pStyle w:val="Prrafodelista"/>
         <w:numPr>
           <w:ilvl w:val="0"/>
-          <w:numId w:val="33"/>
+          <w:numId w:val="15"/>
         </w:numPr>
       </w:pPr>
       <w:r>
@@ -3240,17 +3241,18 @@
         <w:pStyle w:val="Prrafodelista"/>
         <w:numPr>
           <w:ilvl w:val="0"/>
-          <w:numId w:val="33"/>
+          <w:numId w:val="15"/>
         </w:numPr>
       </w:pPr>
       <w:r>
-        <w:t xml:space="preserve">Adobe </w:t>
-      </w:r>
-      <w:proofErr w:type="spellStart"/>
-      <w:r>
-        <w:t>Indesign</w:t>
-      </w:r>
-      <w:proofErr w:type="spellEnd"/>
+        <w:t>Adobe In</w:t>
+      </w:r>
+      <w:r>
+        <w:t>D</w:t>
+      </w:r>
+      <w:r>
+        <w:t>esign</w:t>
+      </w:r>
       <w:r>
         <w:t>.</w:t>
       </w:r>
@@ -3260,7 +3262,7 @@
         <w:pStyle w:val="Prrafodelista"/>
         <w:numPr>
           <w:ilvl w:val="0"/>
-          <w:numId w:val="33"/>
+          <w:numId w:val="15"/>
         </w:numPr>
       </w:pPr>
       <w:r>
@@ -3275,44 +3277,43 @@
         <w:pStyle w:val="Prrafodelista"/>
         <w:numPr>
           <w:ilvl w:val="0"/>
-          <w:numId w:val="33"/>
+          <w:numId w:val="15"/>
         </w:numPr>
       </w:pPr>
-      <w:r>
-        <w:t>Gravit</w:t>
-      </w:r>
-      <w:r>
-        <w:t>.</w:t>
-      </w:r>
-    </w:p>
-    <w:p>
-      <w:pPr>
-        <w:rPr>
-          <w:b/>
-          <w:bCs/>
-        </w:rPr>
-      </w:pPr>
-      <w:r>
-        <w:rPr>
-          <w:b/>
-          <w:bCs/>
-        </w:rPr>
-        <w:t>Editores para celulares</w:t>
-      </w:r>
+      <w:proofErr w:type="spellStart"/>
+      <w:r>
+        <w:t>Lightroom</w:t>
+      </w:r>
+      <w:proofErr w:type="spellEnd"/>
     </w:p>
     <w:p>
       <w:pPr>
         <w:pStyle w:val="Prrafodelista"/>
         <w:numPr>
           <w:ilvl w:val="0"/>
-          <w:numId w:val="34"/>
+          <w:numId w:val="15"/>
         </w:numPr>
       </w:pPr>
       <w:r>
-        <w:t>Photoshop Express</w:t>
+        <w:t>Gravit</w:t>
       </w:r>
       <w:r>
         <w:t>.</w:t>
+      </w:r>
+    </w:p>
+    <w:p>
+      <w:pPr>
+        <w:rPr>
+          <w:b/>
+          <w:bCs/>
+        </w:rPr>
+      </w:pPr>
+      <w:r>
+        <w:rPr>
+          <w:b/>
+          <w:bCs/>
+        </w:rPr>
+        <w:t>Editores para celulares</w:t>
       </w:r>
     </w:p>
     <w:p>
@@ -3320,11 +3321,11 @@
         <w:pStyle w:val="Prrafodelista"/>
         <w:numPr>
           <w:ilvl w:val="0"/>
-          <w:numId w:val="34"/>
+          <w:numId w:val="16"/>
         </w:numPr>
       </w:pPr>
       <w:r>
-        <w:t>VSCO</w:t>
+        <w:t>Photoshop Express</w:t>
       </w:r>
       <w:r>
         <w:t>.</w:t>
@@ -3335,14 +3336,12 @@
         <w:pStyle w:val="Prrafodelista"/>
         <w:numPr>
           <w:ilvl w:val="0"/>
-          <w:numId w:val="34"/>
+          <w:numId w:val="16"/>
         </w:numPr>
       </w:pPr>
-      <w:proofErr w:type="spellStart"/>
-      <w:r>
-        <w:t>Canva</w:t>
-      </w:r>
-      <w:proofErr w:type="spellEnd"/>
+      <w:r>
+        <w:t>VSCO</w:t>
+      </w:r>
       <w:r>
         <w:t>.</w:t>
       </w:r>
@@ -3352,11 +3351,28 @@
         <w:pStyle w:val="Prrafodelista"/>
         <w:numPr>
           <w:ilvl w:val="0"/>
-          <w:numId w:val="34"/>
+          <w:numId w:val="16"/>
         </w:numPr>
       </w:pPr>
       <w:proofErr w:type="spellStart"/>
       <w:r>
+        <w:t>Canva</w:t>
+      </w:r>
+      <w:proofErr w:type="spellEnd"/>
+      <w:r>
+        <w:t>.</w:t>
+      </w:r>
+    </w:p>
+    <w:p>
+      <w:pPr>
+        <w:pStyle w:val="Prrafodelista"/>
+        <w:numPr>
+          <w:ilvl w:val="0"/>
+          <w:numId w:val="16"/>
+        </w:numPr>
+      </w:pPr>
+      <w:proofErr w:type="spellStart"/>
+      <w:r>
         <w:t>Snapseed</w:t>
       </w:r>
       <w:proofErr w:type="spellEnd"/>
@@ -3377,6 +3393,367 @@
           <w:bCs/>
         </w:rPr>
         <w:t>Editores en línea</w:t>
+      </w:r>
+    </w:p>
+    <w:p>
+      <w:pPr>
+        <w:pStyle w:val="Prrafodelista"/>
+        <w:numPr>
+          <w:ilvl w:val="0"/>
+          <w:numId w:val="17"/>
+        </w:numPr>
+      </w:pPr>
+      <w:proofErr w:type="spellStart"/>
+      <w:r>
+        <w:t>Canva</w:t>
+      </w:r>
+      <w:proofErr w:type="spellEnd"/>
+      <w:r>
+        <w:t>.</w:t>
+      </w:r>
+    </w:p>
+    <w:p>
+      <w:pPr>
+        <w:pStyle w:val="Prrafodelista"/>
+        <w:numPr>
+          <w:ilvl w:val="0"/>
+          <w:numId w:val="17"/>
+        </w:numPr>
+      </w:pPr>
+      <w:proofErr w:type="spellStart"/>
+      <w:r>
+        <w:t>PicMonkey</w:t>
+      </w:r>
+      <w:proofErr w:type="spellEnd"/>
+      <w:r>
+        <w:t>.</w:t>
+      </w:r>
+    </w:p>
+    <w:p>
+      <w:pPr>
+        <w:pStyle w:val="Prrafodelista"/>
+        <w:numPr>
+          <w:ilvl w:val="0"/>
+          <w:numId w:val="17"/>
+        </w:numPr>
+      </w:pPr>
+      <w:r>
+        <w:t>PIXLR</w:t>
+      </w:r>
+      <w:r>
+        <w:t>.</w:t>
+      </w:r>
+    </w:p>
+    <w:p>
+      <w:pPr>
+        <w:pStyle w:val="Prrafodelista"/>
+        <w:numPr>
+          <w:ilvl w:val="0"/>
+          <w:numId w:val="17"/>
+        </w:numPr>
+      </w:pPr>
+      <w:proofErr w:type="spellStart"/>
+      <w:r>
+        <w:t>Fotor</w:t>
+      </w:r>
+      <w:proofErr w:type="spellEnd"/>
+      <w:r>
+        <w:t>.</w:t>
+      </w:r>
+    </w:p>
+    <w:p>
+      <w:pPr>
+        <w:pStyle w:val="Prrafodelista"/>
+        <w:numPr>
+          <w:ilvl w:val="0"/>
+          <w:numId w:val="17"/>
+        </w:numPr>
+      </w:pPr>
+      <w:r>
+        <w:t>Befunky</w:t>
+      </w:r>
+      <w:r>
+        <w:t>.</w:t>
+      </w:r>
+    </w:p>
+    <w:p>
+      <w:pPr>
+        <w:pStyle w:val="Ttulo4"/>
+      </w:pPr>
+      <w:r>
+        <w:t>Herramientas gratuitas y de pago</w:t>
+      </w:r>
+    </w:p>
+    <w:p>
+      <w:r>
+        <w:t>Finalmente, las aplicaciones pueden clasificarse según su modelo de licencia.</w:t>
+      </w:r>
+    </w:p>
+    <w:p>
+      <w:pPr>
+        <w:rPr>
+          <w:b/>
+          <w:bCs/>
+        </w:rPr>
+      </w:pPr>
+      <w:r>
+        <w:rPr>
+          <w:b/>
+          <w:bCs/>
+        </w:rPr>
+        <w:t>Gratuitos</w:t>
+      </w:r>
+    </w:p>
+    <w:p>
+      <w:pPr>
+        <w:pStyle w:val="Listaconvietas"/>
+        <w:ind w:left="1418"/>
+      </w:pPr>
+      <w:r>
+        <w:lastRenderedPageBreak/>
+        <w:t>GIMP</w:t>
+      </w:r>
+      <w:r>
+        <w:t>.</w:t>
+      </w:r>
+    </w:p>
+    <w:p>
+      <w:pPr>
+        <w:pStyle w:val="Listaconvietas"/>
+        <w:ind w:left="1418"/>
+      </w:pPr>
+      <w:r>
+        <w:t>Krita</w:t>
+      </w:r>
+      <w:r>
+        <w:t>.</w:t>
+      </w:r>
+    </w:p>
+    <w:p>
+      <w:pPr>
+        <w:pStyle w:val="Listaconvietas"/>
+        <w:ind w:left="1418"/>
+      </w:pPr>
+      <w:r>
+        <w:rPr>
+          <w:rStyle w:val="Extranjerismo"/>
+        </w:rPr>
+        <w:t>Paint</w:t>
+      </w:r>
+      <w:r>
+        <w:t>.NET</w:t>
+      </w:r>
+      <w:r>
+        <w:t>.</w:t>
+      </w:r>
+    </w:p>
+    <w:p>
+      <w:pPr>
+        <w:pStyle w:val="Listaconvietas"/>
+        <w:ind w:left="1418"/>
+      </w:pPr>
+      <w:proofErr w:type="spellStart"/>
+      <w:r>
+        <w:t>Canva</w:t>
+      </w:r>
+      <w:proofErr w:type="spellEnd"/>
+      <w:r>
+        <w:t>.</w:t>
+      </w:r>
+    </w:p>
+    <w:p>
+      <w:pPr>
+        <w:pStyle w:val="Listaconvietas"/>
+        <w:ind w:left="1418"/>
+      </w:pPr>
+      <w:proofErr w:type="spellStart"/>
+      <w:r>
+        <w:t>Pixlr</w:t>
+      </w:r>
+      <w:proofErr w:type="spellEnd"/>
+      <w:r>
+        <w:t>.</w:t>
+      </w:r>
+    </w:p>
+    <w:p>
+      <w:pPr>
+        <w:pStyle w:val="Listaconvietas"/>
+        <w:ind w:left="1418"/>
+      </w:pPr>
+      <w:proofErr w:type="spellStart"/>
+      <w:r>
+        <w:t>Photoscape</w:t>
+      </w:r>
+      <w:proofErr w:type="spellEnd"/>
+      <w:r>
+        <w:t xml:space="preserve"> X</w:t>
+      </w:r>
+      <w:r>
+        <w:t>.</w:t>
+      </w:r>
+    </w:p>
+    <w:p>
+      <w:pPr>
+        <w:rPr>
+          <w:b/>
+          <w:bCs/>
+        </w:rPr>
+      </w:pPr>
+      <w:r>
+        <w:rPr>
+          <w:b/>
+          <w:bCs/>
+        </w:rPr>
+        <w:t>De pago</w:t>
+      </w:r>
+    </w:p>
+    <w:p>
+      <w:pPr>
+        <w:pStyle w:val="Listaconvietas"/>
+        <w:ind w:left="1418"/>
+      </w:pPr>
+      <w:r>
+        <w:t>Adobe Photoshop</w:t>
+      </w:r>
+      <w:r>
+        <w:t>.</w:t>
+      </w:r>
+    </w:p>
+    <w:p>
+      <w:pPr>
+        <w:pStyle w:val="Listaconvietas"/>
+        <w:ind w:left="1418"/>
+      </w:pPr>
+      <w:proofErr w:type="spellStart"/>
+      <w:r>
+        <w:t>PaintShop</w:t>
+      </w:r>
+      <w:proofErr w:type="spellEnd"/>
+      <w:r>
+        <w:t xml:space="preserve"> Pro</w:t>
+      </w:r>
+      <w:r>
+        <w:t>.</w:t>
+      </w:r>
+    </w:p>
+    <w:p>
+      <w:pPr>
+        <w:pStyle w:val="Listaconvietas"/>
+        <w:ind w:left="1418"/>
+      </w:pPr>
+      <w:proofErr w:type="spellStart"/>
+      <w:r>
+        <w:t>Pixelmator</w:t>
+      </w:r>
+      <w:proofErr w:type="spellEnd"/>
+      <w:r>
+        <w:t xml:space="preserve"> Pro</w:t>
+      </w:r>
+      <w:r>
+        <w:t>.</w:t>
+      </w:r>
+    </w:p>
+    <w:p>
+      <w:pPr>
+        <w:pStyle w:val="Listaconvietas"/>
+        <w:ind w:left="1418"/>
+      </w:pPr>
+      <w:proofErr w:type="spellStart"/>
+      <w:r>
+        <w:t>Lightroom</w:t>
+      </w:r>
+      <w:proofErr w:type="spellEnd"/>
+      <w:r>
+        <w:t>.</w:t>
+      </w:r>
+    </w:p>
+    <w:p>
+      <w:pPr>
+        <w:pStyle w:val="Listaconvietas"/>
+        <w:ind w:left="1418"/>
+      </w:pPr>
+      <w:proofErr w:type="spellStart"/>
+      <w:r>
+        <w:t>PhotoDirector</w:t>
+      </w:r>
+      <w:proofErr w:type="spellEnd"/>
+      <w:r>
+        <w:t>.</w:t>
+      </w:r>
+    </w:p>
+    <w:p>
+      <w:pPr>
+        <w:pStyle w:val="Listaconvietas"/>
+        <w:ind w:left="1418"/>
+      </w:pPr>
+      <w:proofErr w:type="spellStart"/>
+      <w:r>
+        <w:t>PicMonkey</w:t>
+      </w:r>
+      <w:proofErr w:type="spellEnd"/>
+      <w:r>
+        <w:t>.</w:t>
+      </w:r>
+    </w:p>
+    <w:p>
+      <w:r>
+        <w:t>En conclusión, la edición de imágenes articula intención conceptual, creatividad y dominio técnico. La elección del editor y del tipo de licencia dependerá del objetivo comunicativo, la complejidad del proyecto y el contexto de uso, ya sea digital o impreso.</w:t>
+      </w:r>
+    </w:p>
+    <w:p>
+      <w:pPr>
+        <w:pStyle w:val="Ttulo2"/>
+      </w:pPr>
+      <w:bookmarkStart w:id="3" w:name="_Toc229731846"/>
+      <w:r>
+        <w:t>Edición de audio</w:t>
+      </w:r>
+      <w:bookmarkEnd w:id="3"/>
+    </w:p>
+    <w:p>
+      <w:r>
+        <w:t xml:space="preserve">La edición de audio se refiere a la posibilidad de manipular diferentes elementos sonoros mediante el uso de un terminal computarizado y un </w:t>
+      </w:r>
+      <w:r>
+        <w:rPr>
+          <w:rStyle w:val="Extranjerismo"/>
+        </w:rPr>
+        <w:t>software</w:t>
+      </w:r>
+      <w:r>
+        <w:t xml:space="preserve"> específico. Su propósito es integrar, modificar o generar sonidos que respondan a una necesidad comunicativa concreta, ya sea en producciones audiovisuales, contenidos multimedia o proyectos digitales.</w:t>
+      </w:r>
+    </w:p>
+    <w:p>
+      <w:r>
+        <w:lastRenderedPageBreak/>
+        <w:t>El sonido digital posee condiciones y parámetros característicos que influyen en su tratamiento técnico. Entre ellos se destacan su dinamismo, su capacidad de interactividad, su condición ubicua, al poder reproducirse en diversos dispositivos y contextos, y su naturaleza versátil, que facilita su adaptación a múltiples entornos tecnológicos.</w:t>
+      </w:r>
+    </w:p>
+    <w:p>
+      <w:pPr>
+        <w:pStyle w:val="Ttulo3"/>
+      </w:pPr>
+      <w:r>
+        <w:t>Formatos para la edición de audio</w:t>
+      </w:r>
+    </w:p>
+    <w:p>
+      <w:r>
+        <w:t>Para comprender la edición de recursos sonoros, es necesario identificar los principales formatos de audio digital y su finalidad. Según el uso y la utilidad, estos formatos se clasifican en dos grandes categorías: almacenamiento y reproducción local, y transmisión en línea.</w:t>
+      </w:r>
+    </w:p>
+    <w:p>
+      <w:pPr>
+        <w:pStyle w:val="Ttulo3"/>
+      </w:pPr>
+      <w:r>
+        <w:t>Formatos de almacenamiento y reproducción local</w:t>
+      </w:r>
+    </w:p>
+    <w:p>
+      <w:r>
+        <w:t>En esta categoría se agrupan los formatos diseñados para guardar archivos de audio en discos duros, memorias USB o dispositivos portátiles, priorizando compatibilidad y calidad según el propósito de uso.</w:t>
       </w:r>
     </w:p>
     <w:p>
@@ -3386,14 +3763,20 @@
           <w:ilvl w:val="0"/>
           <w:numId w:val="35"/>
         </w:numPr>
-      </w:pPr>
-      <w:proofErr w:type="spellStart"/>
-      <w:r>
-        <w:t>Canva</w:t>
-      </w:r>
-      <w:proofErr w:type="spellEnd"/>
-      <w:r>
-        <w:t>.</w:t>
+        <w:ind w:left="993"/>
+      </w:pPr>
+      <w:r>
+        <w:rPr>
+          <w:b/>
+          <w:bCs/>
+        </w:rPr>
+        <w:t>MP3.</w:t>
+      </w:r>
+      <w:r>
+        <w:t xml:space="preserve"> </w:t>
+      </w:r>
+      <w:r>
+        <w:t>Formato comprimido con pérdida y amplia compatibilidad. Reduce significativamente el tamaño del archivo mediante la eliminación de frecuencias menos perceptibles para el oído humano.</w:t>
       </w:r>
     </w:p>
     <w:p>
@@ -3403,14 +3786,20 @@
           <w:ilvl w:val="0"/>
           <w:numId w:val="35"/>
         </w:numPr>
-      </w:pPr>
-      <w:proofErr w:type="spellStart"/>
-      <w:r>
-        <w:t>PicMonkey</w:t>
-      </w:r>
-      <w:proofErr w:type="spellEnd"/>
-      <w:r>
-        <w:t>.</w:t>
+        <w:ind w:left="993"/>
+      </w:pPr>
+      <w:r>
+        <w:rPr>
+          <w:b/>
+          <w:bCs/>
+        </w:rPr>
+        <w:t>WAV</w:t>
+      </w:r>
+      <w:r>
+        <w:t xml:space="preserve">. </w:t>
+      </w:r>
+      <w:r>
+        <w:t>Formato sin compresión desarrollado por Microsoft e IBM. Ofrece alta calidad de sonido, aunque genera archivos de mayor tamaño.</w:t>
       </w:r>
     </w:p>
     <w:p>
@@ -3420,12 +3809,47 @@
           <w:ilvl w:val="0"/>
           <w:numId w:val="35"/>
         </w:numPr>
-      </w:pPr>
-      <w:r>
-        <w:t>PIXLR</w:t>
-      </w:r>
-      <w:r>
-        <w:t>.</w:t>
+        <w:ind w:left="993"/>
+      </w:pPr>
+      <w:r>
+        <w:rPr>
+          <w:b/>
+          <w:bCs/>
+        </w:rPr>
+        <w:t>AIFF</w:t>
+      </w:r>
+      <w:r>
+        <w:t xml:space="preserve">. </w:t>
+      </w:r>
+      <w:r>
+        <w:t xml:space="preserve">Audio </w:t>
+      </w:r>
+      <w:r>
+        <w:rPr>
+          <w:rStyle w:val="Extranjerismo"/>
+        </w:rPr>
+        <w:t>Interchange</w:t>
+      </w:r>
+      <w:r>
+        <w:t xml:space="preserve"> File </w:t>
+      </w:r>
+      <w:r>
+        <w:rPr>
+          <w:rStyle w:val="Extranjerismo"/>
+        </w:rPr>
+        <w:t>Format</w:t>
+      </w:r>
+      <w:r>
+        <w:t xml:space="preserve">, desarrollado por </w:t>
+      </w:r>
+      <w:r>
+        <w:rPr>
+          <w:rStyle w:val="Extranjerismo"/>
+        </w:rPr>
+        <w:t>Apple</w:t>
+      </w:r>
+      <w:r>
+        <w:t>. Similar a WAV en calidad y peso. Actualmente, ambos formatos son compatibles entre sistemas.</w:t>
       </w:r>
     </w:p>
     <w:p>
@@ -3435,14 +3859,30 @@
           <w:ilvl w:val="0"/>
           <w:numId w:val="35"/>
         </w:numPr>
-      </w:pPr>
-      <w:proofErr w:type="spellStart"/>
-      <w:r>
-        <w:t>Fotor</w:t>
-      </w:r>
-      <w:proofErr w:type="spellEnd"/>
-      <w:r>
-        <w:t>.</w:t>
+        <w:ind w:left="993"/>
+      </w:pPr>
+      <w:r>
+        <w:rPr>
+          <w:b/>
+          <w:bCs/>
+        </w:rPr>
+        <w:lastRenderedPageBreak/>
+        <w:t>WMA</w:t>
+      </w:r>
+      <w:r>
+        <w:rPr>
+          <w:rStyle w:val="Extranjerismo"/>
+        </w:rPr>
+        <w:t xml:space="preserve">. </w:t>
+      </w:r>
+      <w:r>
+        <w:rPr>
+          <w:rStyle w:val="Extranjerismo"/>
+        </w:rPr>
+        <w:t>Windows</w:t>
+      </w:r>
+      <w:r>
+        <w:t xml:space="preserve"> Media Audio, creado por Microsoft. Formato comprimido con pérdida que ocupa menos espacio que MP3, aunque implica reducción de calidad.</w:t>
       </w:r>
     </w:p>
     <w:p>
@@ -3452,266 +3892,59 @@
           <w:ilvl w:val="0"/>
           <w:numId w:val="35"/>
         </w:numPr>
-      </w:pPr>
-      <w:r>
-        <w:t>Befunky</w:t>
-      </w:r>
-      <w:r>
-        <w:t>.</w:t>
-      </w:r>
-    </w:p>
-    <w:p>
-      <w:pPr>
-        <w:pStyle w:val="Ttulo4"/>
-      </w:pPr>
-      <w:r>
-        <w:t>Herramientas gratuitas y de pago</w:t>
-      </w:r>
-    </w:p>
-    <w:p>
-      <w:r>
-        <w:t>Finalmente, las aplicaciones pueden clasificarse según su modelo de licencia.</w:t>
-      </w:r>
-    </w:p>
-    <w:p>
-      <w:pPr>
-        <w:rPr>
-          <w:b/>
-          <w:bCs/>
-        </w:rPr>
-      </w:pPr>
-      <w:r>
-        <w:rPr>
-          <w:b/>
-          <w:bCs/>
-        </w:rPr>
-        <w:t>Gratuitos</w:t>
-      </w:r>
-    </w:p>
-    <w:p>
-      <w:pPr>
-        <w:pStyle w:val="Listaconvietas"/>
-        <w:ind w:left="1418"/>
-      </w:pPr>
-      <w:r>
-        <w:t>GIMP</w:t>
-      </w:r>
-      <w:r>
-        <w:t>.</w:t>
-      </w:r>
-    </w:p>
-    <w:p>
-      <w:pPr>
-        <w:pStyle w:val="Listaconvietas"/>
-        <w:ind w:left="1418"/>
-      </w:pPr>
-      <w:r>
-        <w:lastRenderedPageBreak/>
-        <w:t>Krita</w:t>
-      </w:r>
-      <w:r>
-        <w:t>.</w:t>
-      </w:r>
-    </w:p>
-    <w:p>
-      <w:pPr>
-        <w:pStyle w:val="Listaconvietas"/>
-        <w:ind w:left="1418"/>
-      </w:pPr>
-      <w:r>
-        <w:rPr>
-          <w:rStyle w:val="Extranjerismo"/>
-        </w:rPr>
-        <w:t>Paint</w:t>
-      </w:r>
-      <w:r>
-        <w:t>.NET</w:t>
-      </w:r>
-      <w:r>
-        <w:t>.</w:t>
-      </w:r>
-    </w:p>
-    <w:p>
-      <w:pPr>
-        <w:pStyle w:val="Listaconvietas"/>
-        <w:ind w:left="1418"/>
-      </w:pPr>
-      <w:proofErr w:type="spellStart"/>
-      <w:r>
-        <w:t>Canva</w:t>
-      </w:r>
-      <w:proofErr w:type="spellEnd"/>
-      <w:r>
-        <w:t>.</w:t>
-      </w:r>
-    </w:p>
-    <w:p>
-      <w:pPr>
-        <w:pStyle w:val="Listaconvietas"/>
-        <w:ind w:left="1418"/>
-      </w:pPr>
-      <w:proofErr w:type="spellStart"/>
-      <w:r>
-        <w:t>Pixlr</w:t>
-      </w:r>
-      <w:proofErr w:type="spellEnd"/>
-      <w:r>
-        <w:t>.</w:t>
-      </w:r>
-    </w:p>
-    <w:p>
-      <w:pPr>
-        <w:pStyle w:val="Listaconvietas"/>
-        <w:ind w:left="1418"/>
-      </w:pPr>
-      <w:proofErr w:type="spellStart"/>
-      <w:r>
-        <w:t>Photoscape</w:t>
-      </w:r>
-      <w:proofErr w:type="spellEnd"/>
-      <w:r>
-        <w:t xml:space="preserve"> X</w:t>
-      </w:r>
-      <w:r>
-        <w:t>.</w:t>
-      </w:r>
-    </w:p>
-    <w:p>
-      <w:pPr>
-        <w:rPr>
-          <w:b/>
-          <w:bCs/>
-        </w:rPr>
-      </w:pPr>
-      <w:r>
-        <w:rPr>
-          <w:b/>
-          <w:bCs/>
-        </w:rPr>
-        <w:t>De pago</w:t>
-      </w:r>
-    </w:p>
-    <w:p>
-      <w:pPr>
-        <w:pStyle w:val="Listaconvietas"/>
-        <w:ind w:left="1418"/>
-      </w:pPr>
-      <w:r>
-        <w:t>Adobe Photoshop</w:t>
-      </w:r>
-      <w:r>
-        <w:t>.</w:t>
-      </w:r>
-    </w:p>
-    <w:p>
-      <w:pPr>
-        <w:pStyle w:val="Listaconvietas"/>
-        <w:ind w:left="1418"/>
-      </w:pPr>
-      <w:proofErr w:type="spellStart"/>
-      <w:r>
-        <w:t>PaintShop</w:t>
-      </w:r>
-      <w:proofErr w:type="spellEnd"/>
-      <w:r>
-        <w:t xml:space="preserve"> Pro</w:t>
-      </w:r>
-      <w:r>
-        <w:t>.</w:t>
-      </w:r>
-    </w:p>
-    <w:p>
-      <w:pPr>
-        <w:pStyle w:val="Listaconvietas"/>
-        <w:ind w:left="1418"/>
-      </w:pPr>
-      <w:proofErr w:type="spellStart"/>
-      <w:r>
-        <w:t>Pixelmator</w:t>
-      </w:r>
-      <w:proofErr w:type="spellEnd"/>
-      <w:r>
-        <w:t xml:space="preserve"> Pro</w:t>
-      </w:r>
-      <w:r>
-        <w:t>.</w:t>
-      </w:r>
-    </w:p>
-    <w:p>
-      <w:pPr>
-        <w:pStyle w:val="Listaconvietas"/>
-        <w:ind w:left="1418"/>
-      </w:pPr>
-      <w:proofErr w:type="spellStart"/>
-      <w:r>
-        <w:t>Lightroom</w:t>
-      </w:r>
-      <w:proofErr w:type="spellEnd"/>
-      <w:r>
-        <w:t>.</w:t>
-      </w:r>
-    </w:p>
-    <w:p>
-      <w:pPr>
-        <w:pStyle w:val="Listaconvietas"/>
-        <w:ind w:left="1418"/>
-      </w:pPr>
-      <w:proofErr w:type="spellStart"/>
-      <w:r>
-        <w:t>PhotoDirector</w:t>
-      </w:r>
-      <w:proofErr w:type="spellEnd"/>
-      <w:r>
-        <w:t>.</w:t>
-      </w:r>
-    </w:p>
-    <w:p>
-      <w:pPr>
-        <w:pStyle w:val="Listaconvietas"/>
-        <w:ind w:left="1418"/>
-      </w:pPr>
-      <w:proofErr w:type="spellStart"/>
-      <w:r>
-        <w:t>PicMonkey</w:t>
-      </w:r>
-      <w:proofErr w:type="spellEnd"/>
-      <w:r>
-        <w:t>.</w:t>
-      </w:r>
-    </w:p>
-    <w:p>
-      <w:r>
-        <w:t>En conclusión, la edición de imágenes articula intención conceptual, creatividad y dominio técnico. La elección del editor y del tipo de licencia dependerá del objetivo comunicativo, la complejidad del proyecto y el contexto de uso, ya sea digital o impreso.</w:t>
-      </w:r>
-    </w:p>
-    <w:p>
-      <w:pPr>
-        <w:pStyle w:val="Ttulo2"/>
-      </w:pPr>
-      <w:bookmarkStart w:id="3" w:name="_Toc229731846"/>
-      <w:r>
-        <w:t>Edición de audio</w:t>
-      </w:r>
-      <w:bookmarkEnd w:id="3"/>
-    </w:p>
-    <w:p>
-      <w:r>
-        <w:t xml:space="preserve">La edición de audio se refiere a la posibilidad de manipular diferentes elementos sonoros mediante el uso de un terminal computarizado y un </w:t>
-      </w:r>
-      <w:r>
-        <w:rPr>
-          <w:rStyle w:val="Extranjerismo"/>
-        </w:rPr>
-        <w:t>software</w:t>
-      </w:r>
-      <w:r>
-        <w:t xml:space="preserve"> específico. Su propósito es integrar, modificar o generar sonidos que respondan a una necesidad comunicativa concreta, ya sea en producciones audiovisuales, contenidos multimedia o proyectos digitales.</w:t>
-      </w:r>
-    </w:p>
-    <w:p>
-      <w:r>
-        <w:lastRenderedPageBreak/>
-        <w:t>El sonido digital posee condiciones y parámetros característicos que influyen en su tratamiento técnico. Entre ellos se destacan su dinamismo, su capacidad de interactividad, su condición ubicua, al poder reproducirse en diversos dispositivos y contextos, y su naturaleza versátil, que facilita su adaptación a múltiples entornos tecnológicos.</w:t>
+        <w:ind w:left="993"/>
+      </w:pPr>
+      <w:r>
+        <w:rPr>
+          <w:b/>
+          <w:bCs/>
+        </w:rPr>
+        <w:t>AAC.</w:t>
+      </w:r>
+      <w:r>
+        <w:rPr>
+          <w:rStyle w:val="Extranjerismo"/>
+        </w:rPr>
+        <w:t xml:space="preserve"> </w:t>
+      </w:r>
+      <w:r>
+        <w:rPr>
+          <w:rStyle w:val="Extranjerismo"/>
+        </w:rPr>
+        <w:t>Advanced</w:t>
+      </w:r>
+      <w:r>
+        <w:t xml:space="preserve"> Audio </w:t>
+      </w:r>
+      <w:r>
+        <w:rPr>
+          <w:rStyle w:val="Extranjerismo"/>
+        </w:rPr>
+        <w:t>Coding</w:t>
+      </w:r>
+      <w:r>
+        <w:t xml:space="preserve">. Formato comprimido con pérdida utilizado por </w:t>
+      </w:r>
+      <w:r>
+        <w:rPr>
+          <w:rStyle w:val="Extranjerismo"/>
+        </w:rPr>
+        <w:t>Apple</w:t>
+      </w:r>
+      <w:r>
+        <w:t xml:space="preserve"> en </w:t>
+      </w:r>
+      <w:r>
+        <w:t>iTunes</w:t>
+      </w:r>
+      <w:r>
+        <w:t xml:space="preserve"> y dispositivos </w:t>
+      </w:r>
+      <w:r>
+        <w:t>iPod</w:t>
+      </w:r>
+      <w:r>
+        <w:t>. Considerado una evolución del MP3 (Truesdell, 2007, p. 516).</w:t>
       </w:r>
     </w:p>
     <w:p>
@@ -3719,223 +3952,6 @@
         <w:pStyle w:val="Ttulo3"/>
       </w:pPr>
       <w:r>
-        <w:t>Formatos para la edición de audio</w:t>
-      </w:r>
-    </w:p>
-    <w:p>
-      <w:r>
-        <w:t>Para comprender la edición de recursos sonoros, es necesario identificar los principales formatos de audio digital y su finalidad. Según el uso y la utilidad, estos formatos se clasifican en dos grandes categorías: almacenamiento y reproducción local, y transmisión en línea.</w:t>
-      </w:r>
-    </w:p>
-    <w:p>
-      <w:pPr>
-        <w:pStyle w:val="Ttulo3"/>
-      </w:pPr>
-      <w:r>
-        <w:t>Formatos de almacenamiento y reproducción local</w:t>
-      </w:r>
-    </w:p>
-    <w:p>
-      <w:r>
-        <w:t>En esta categoría se agrupan los formatos diseñados para guardar archivos de audio en discos duros, memorias USB o dispositivos portátiles, priorizando compatibilidad y calidad según el propósito de uso.</w:t>
-      </w:r>
-    </w:p>
-    <w:p>
-      <w:pPr>
-        <w:pStyle w:val="Prrafodelista"/>
-        <w:numPr>
-          <w:ilvl w:val="0"/>
-          <w:numId w:val="53"/>
-        </w:numPr>
-        <w:ind w:left="993"/>
-      </w:pPr>
-      <w:r>
-        <w:rPr>
-          <w:b/>
-          <w:bCs/>
-        </w:rPr>
-        <w:t>MP3.</w:t>
-      </w:r>
-      <w:r>
-        <w:t xml:space="preserve"> </w:t>
-      </w:r>
-      <w:r>
-        <w:t>Formato comprimido con pérdida y amplia compatibilidad. Reduce significativamente el tamaño del archivo mediante la eliminación de frecuencias menos perceptibles para el oído humano.</w:t>
-      </w:r>
-    </w:p>
-    <w:p>
-      <w:pPr>
-        <w:pStyle w:val="Prrafodelista"/>
-        <w:numPr>
-          <w:ilvl w:val="0"/>
-          <w:numId w:val="53"/>
-        </w:numPr>
-        <w:ind w:left="993"/>
-      </w:pPr>
-      <w:r>
-        <w:rPr>
-          <w:b/>
-          <w:bCs/>
-        </w:rPr>
-        <w:t>WAV</w:t>
-      </w:r>
-      <w:r>
-        <w:t xml:space="preserve">. </w:t>
-      </w:r>
-      <w:r>
-        <w:t>Formato sin compresión desarrollado por Microsoft e IBM. Ofrece alta calidad de sonido, aunque genera archivos de mayor tamaño.</w:t>
-      </w:r>
-    </w:p>
-    <w:p>
-      <w:pPr>
-        <w:pStyle w:val="Prrafodelista"/>
-        <w:numPr>
-          <w:ilvl w:val="0"/>
-          <w:numId w:val="53"/>
-        </w:numPr>
-        <w:ind w:left="993"/>
-      </w:pPr>
-      <w:r>
-        <w:rPr>
-          <w:b/>
-          <w:bCs/>
-        </w:rPr>
-        <w:t>AIFF</w:t>
-      </w:r>
-      <w:r>
-        <w:t xml:space="preserve">. </w:t>
-      </w:r>
-      <w:r>
-        <w:t xml:space="preserve">Audio </w:t>
-      </w:r>
-      <w:r>
-        <w:rPr>
-          <w:rStyle w:val="Extranjerismo"/>
-        </w:rPr>
-        <w:t>Interchange</w:t>
-      </w:r>
-      <w:r>
-        <w:t xml:space="preserve"> File </w:t>
-      </w:r>
-      <w:r>
-        <w:rPr>
-          <w:rStyle w:val="Extranjerismo"/>
-        </w:rPr>
-        <w:t>Format</w:t>
-      </w:r>
-      <w:r>
-        <w:t xml:space="preserve">, desarrollado por </w:t>
-      </w:r>
-      <w:r>
-        <w:rPr>
-          <w:rStyle w:val="Extranjerismo"/>
-        </w:rPr>
-        <w:t>Apple</w:t>
-      </w:r>
-      <w:r>
-        <w:t>. Similar a WAV en calidad y peso. Actualmente, ambos formatos son compatibles entre sistemas.</w:t>
-      </w:r>
-    </w:p>
-    <w:p>
-      <w:pPr>
-        <w:pStyle w:val="Prrafodelista"/>
-        <w:numPr>
-          <w:ilvl w:val="0"/>
-          <w:numId w:val="53"/>
-        </w:numPr>
-        <w:ind w:left="993"/>
-      </w:pPr>
-      <w:r>
-        <w:rPr>
-          <w:b/>
-          <w:bCs/>
-        </w:rPr>
-        <w:lastRenderedPageBreak/>
-        <w:t>WMA</w:t>
-      </w:r>
-      <w:r>
-        <w:rPr>
-          <w:rStyle w:val="Extranjerismo"/>
-        </w:rPr>
-        <w:t xml:space="preserve">. </w:t>
-      </w:r>
-      <w:r>
-        <w:rPr>
-          <w:rStyle w:val="Extranjerismo"/>
-        </w:rPr>
-        <w:t>Windows</w:t>
-      </w:r>
-      <w:r>
-        <w:t xml:space="preserve"> Media Audio, creado por Microsoft. Formato comprimido con pérdida que ocupa menos espacio que MP3, aunque implica reducción de calidad.</w:t>
-      </w:r>
-    </w:p>
-    <w:p>
-      <w:pPr>
-        <w:pStyle w:val="Prrafodelista"/>
-        <w:numPr>
-          <w:ilvl w:val="0"/>
-          <w:numId w:val="53"/>
-        </w:numPr>
-        <w:ind w:left="993"/>
-      </w:pPr>
-      <w:r>
-        <w:rPr>
-          <w:b/>
-          <w:bCs/>
-        </w:rPr>
-        <w:t>AAC.</w:t>
-      </w:r>
-      <w:r>
-        <w:rPr>
-          <w:rStyle w:val="Extranjerismo"/>
-        </w:rPr>
-        <w:t xml:space="preserve"> </w:t>
-      </w:r>
-      <w:r>
-        <w:rPr>
-          <w:rStyle w:val="Extranjerismo"/>
-        </w:rPr>
-        <w:t>Advanced</w:t>
-      </w:r>
-      <w:r>
-        <w:t xml:space="preserve"> Audio </w:t>
-      </w:r>
-      <w:r>
-        <w:rPr>
-          <w:rStyle w:val="Extranjerismo"/>
-        </w:rPr>
-        <w:t>Coding</w:t>
-      </w:r>
-      <w:r>
-        <w:t xml:space="preserve">. Formato comprimido con pérdida utilizado por </w:t>
-      </w:r>
-      <w:r>
-        <w:rPr>
-          <w:rStyle w:val="Extranjerismo"/>
-        </w:rPr>
-        <w:t>Apple</w:t>
-      </w:r>
-      <w:r>
-        <w:t xml:space="preserve"> en </w:t>
-      </w:r>
-      <w:r>
-        <w:t>iTunes</w:t>
-      </w:r>
-      <w:r>
-        <w:t xml:space="preserve"> y dispositivos </w:t>
-      </w:r>
-      <w:r>
-        <w:t>iPod</w:t>
-      </w:r>
-      <w:r>
-        <w:t>. Considerado una evolución del MP3 (Truesdell, 2007, p. 516).</w:t>
-      </w:r>
-    </w:p>
-    <w:p>
-      <w:pPr>
-        <w:pStyle w:val="Ttulo3"/>
-      </w:pPr>
-      <w:r>
         <w:t>Formatos para transmisión en l</w:t>
       </w:r>
       <w:r>
@@ -3957,230 +3973,6 @@
       </w:r>
       <w:r>
         <w:t xml:space="preserve"> y distribución digital, donde resulta fundamental equilibrar calidad sonora y tamaño del archivo.</w:t>
-      </w:r>
-    </w:p>
-    <w:p>
-      <w:pPr>
-        <w:pStyle w:val="Prrafodelista"/>
-        <w:numPr>
-          <w:ilvl w:val="0"/>
-          <w:numId w:val="54"/>
-        </w:numPr>
-        <w:ind w:left="993"/>
-      </w:pPr>
-      <w:r>
-        <w:rPr>
-          <w:b/>
-          <w:bCs/>
-        </w:rPr>
-        <w:t>OGG.</w:t>
-      </w:r>
-      <w:r>
-        <w:t xml:space="preserve"> </w:t>
-      </w:r>
-      <w:r>
-        <w:t xml:space="preserve">Archivo comprimido adecuado para transmisión por redes inalámbricas. Puede contener audio y video. No es compatible con dispositivos </w:t>
-      </w:r>
-      <w:r>
-        <w:rPr>
-          <w:rStyle w:val="Extranjerismo"/>
-        </w:rPr>
-        <w:t>Apple</w:t>
-      </w:r>
-      <w:r>
-        <w:t xml:space="preserve"> o sistema </w:t>
-      </w:r>
-      <w:r>
-        <w:rPr>
-          <w:rStyle w:val="Extranjerismo"/>
-        </w:rPr>
-        <w:t>iOS</w:t>
-      </w:r>
-      <w:r>
-        <w:t>.</w:t>
-      </w:r>
-    </w:p>
-    <w:p>
-      <w:pPr>
-        <w:pStyle w:val="Prrafodelista"/>
-        <w:numPr>
-          <w:ilvl w:val="0"/>
-          <w:numId w:val="54"/>
-        </w:numPr>
-        <w:ind w:left="993"/>
-      </w:pPr>
-      <w:r>
-        <w:rPr>
-          <w:b/>
-          <w:bCs/>
-        </w:rPr>
-        <w:t>FLAC</w:t>
-      </w:r>
-      <w:r>
-        <w:t xml:space="preserve">. </w:t>
-      </w:r>
-      <w:r>
-        <w:rPr>
-          <w:rStyle w:val="Extranjerismo"/>
-        </w:rPr>
-        <w:t>Free</w:t>
-      </w:r>
-      <w:r>
-        <w:t xml:space="preserve"> </w:t>
-      </w:r>
-      <w:r>
-        <w:rPr>
-          <w:rStyle w:val="Extranjerismo"/>
-        </w:rPr>
-        <w:t>Lossless</w:t>
-      </w:r>
-      <w:r>
-        <w:t xml:space="preserve"> </w:t>
-      </w:r>
-      <w:r>
-        <w:rPr>
-          <w:rStyle w:val="Extranjerismo"/>
-        </w:rPr>
-        <w:t>Audio Codec</w:t>
-      </w:r>
-      <w:r>
-        <w:t>. Formato libre y abierto que reduce el tamaño del archivo sin pérdida de calidad. Se considera competencia directa de WAV.</w:t>
-      </w:r>
-    </w:p>
-    <w:p>
-      <w:pPr>
-        <w:pStyle w:val="Prrafodelista"/>
-        <w:numPr>
-          <w:ilvl w:val="0"/>
-          <w:numId w:val="54"/>
-        </w:numPr>
-        <w:ind w:left="993"/>
-      </w:pPr>
-      <w:r>
-        <w:rPr>
-          <w:b/>
-          <w:bCs/>
-        </w:rPr>
-        <w:t>ALAC</w:t>
-      </w:r>
-      <w:r>
-        <w:t xml:space="preserve">. </w:t>
-      </w:r>
-      <w:r>
-        <w:rPr>
-          <w:rStyle w:val="Extranjerismo"/>
-        </w:rPr>
-        <w:t>Apple</w:t>
-      </w:r>
-      <w:r>
-        <w:t xml:space="preserve"> </w:t>
-      </w:r>
-      <w:r>
-        <w:rPr>
-          <w:rStyle w:val="Extranjerismo"/>
-        </w:rPr>
-        <w:t>Lossless</w:t>
-      </w:r>
-      <w:r>
-        <w:t xml:space="preserve"> </w:t>
-      </w:r>
-      <w:r>
-        <w:rPr>
-          <w:rStyle w:val="Extranjerismo"/>
-        </w:rPr>
-        <w:t>Audio Codec</w:t>
-      </w:r>
-      <w:r>
-        <w:t xml:space="preserve">. Alternativa de </w:t>
-      </w:r>
-      <w:r>
-        <w:rPr>
-          <w:rStyle w:val="Extranjerismo"/>
-        </w:rPr>
-        <w:t>Apple</w:t>
-      </w:r>
-      <w:r>
-        <w:t xml:space="preserve"> al formato FLAC. Utilizado en transmisiones de </w:t>
-      </w:r>
-      <w:r>
-        <w:rPr>
-          <w:rStyle w:val="Extranjerismo"/>
-        </w:rPr>
-        <w:t>Apple</w:t>
-      </w:r>
-      <w:r>
-        <w:t xml:space="preserve"> </w:t>
-      </w:r>
-      <w:r>
-        <w:rPr>
-          <w:rStyle w:val="Extranjerismo"/>
-        </w:rPr>
-        <w:t>Music</w:t>
-      </w:r>
-      <w:r>
-        <w:t>.</w:t>
-      </w:r>
-    </w:p>
-    <w:p>
-      <w:r>
-        <w:t>En conclusión, la selección del formato de audio depende del contexto de uso, el medio de distribución y el equilibrio requerido entre calidad sonora y tamaño del archivo. Los formatos con pérdida permiten mayor compresión y menor peso, mientras que los formatos sin pérdida priorizan fidelidad de sonido a costa de mayor capacidad de almacenamiento.</w:t>
-      </w:r>
-    </w:p>
-    <w:p>
-      <w:pPr>
-        <w:pStyle w:val="Ttulo3"/>
-      </w:pPr>
-      <w:r>
-        <w:lastRenderedPageBreak/>
-        <w:t xml:space="preserve">Programas para edición de audio </w:t>
-      </w:r>
-      <w:r>
-        <w:rPr>
-          <w:rStyle w:val="Extranjerismo"/>
-        </w:rPr>
-        <w:t>offline</w:t>
-      </w:r>
-    </w:p>
-    <w:p>
-      <w:r>
-        <w:t xml:space="preserve">La edición de audio </w:t>
-      </w:r>
-      <w:r>
-        <w:rPr>
-          <w:rStyle w:val="Extranjerismo"/>
-        </w:rPr>
-        <w:t>offline</w:t>
-      </w:r>
-      <w:r>
-        <w:t xml:space="preserve"> se realiza mediante programas instalados directamente en el computador o dispositivo, lo que permite trabajar sin conexión a internet y acceder a funciones avanzadas de grabación, mezcla y exportación de archivos sonoros. A continuación, se presentan algunos de los programas más utilizados, organizados según su compatibilidad con sistemas operativos.</w:t>
-      </w:r>
-    </w:p>
-    <w:p>
-      <w:pPr>
-        <w:pStyle w:val="Ttulo4"/>
-      </w:pPr>
-      <w:r>
-        <w:t xml:space="preserve">Programas para </w:t>
-      </w:r>
-      <w:r>
-        <w:rPr>
-          <w:rStyle w:val="Extranjerismo"/>
-        </w:rPr>
-        <w:t>Windows</w:t>
-      </w:r>
-    </w:p>
-    <w:p>
-      <w:r>
-        <w:t xml:space="preserve">En esta categoría se agrupan aplicaciones diseñadas específicamente para el sistema operativo </w:t>
-      </w:r>
-      <w:r>
-        <w:rPr>
-          <w:rStyle w:val="Extranjerismo"/>
-        </w:rPr>
-        <w:t>Windows</w:t>
-      </w:r>
-      <w:r>
-        <w:t>, con funciones que van desde tareas básicas hasta procesos avanzados de edición.</w:t>
       </w:r>
     </w:p>
     <w:p>
@@ -4194,28 +3986,34 @@
       </w:pPr>
       <w:r>
         <w:rPr>
-          <w:rStyle w:val="Extranjerismo"/>
-          <w:b/>
-          <w:bCs/>
-        </w:rPr>
-        <w:t>Audacity</w:t>
-      </w:r>
-      <w:r>
-        <w:rPr>
-          <w:rStyle w:val="Extranjerismo"/>
-          <w:b/>
-          <w:bCs/>
-        </w:rPr>
+          <w:b/>
+          <w:bCs/>
+        </w:rPr>
+        <w:t>OGG.</w:t>
+      </w:r>
+      <w:r>
+        <w:t xml:space="preserve"> </w:t>
+      </w:r>
+      <w:r>
+        <w:t xml:space="preserve">Archivo comprimido adecuado para transmisión por redes inalámbricas. Puede contener audio y video. No es compatible con dispositivos </w:t>
+      </w:r>
+      <w:r>
+        <w:rPr>
+          <w:rStyle w:val="Extranjerismo"/>
+        </w:rPr>
+        <w:t>Apple</w:t>
+      </w:r>
+      <w:r>
+        <w:t xml:space="preserve"> o sistema </w:t>
+      </w:r>
+      <w:r>
+        <w:rPr>
+          <w:rStyle w:val="Extranjerismo"/>
+        </w:rPr>
+        <w:t>iOS</w:t>
+      </w:r>
+      <w:r>
         <w:t>.</w:t>
-      </w:r>
-      <w:r>
-        <w:rPr>
-          <w:rStyle w:val="Extranjerismo"/>
-        </w:rPr>
-        <w:t xml:space="preserve"> </w:t>
-      </w:r>
-      <w:r>
-        <w:t>Programa gratuito y de código abierto que permite grabar y editar sonido. Es ampliamente utilizado en entornos educativos y profesionales.</w:t>
       </w:r>
     </w:p>
     <w:p>
@@ -4229,46 +4027,40 @@
       </w:pPr>
       <w:r>
         <w:rPr>
-          <w:rStyle w:val="Extranjerismo"/>
-          <w:b/>
-          <w:bCs/>
-        </w:rPr>
-        <w:t>Power</w:t>
-      </w:r>
-      <w:r>
-        <w:rPr>
-          <w:b/>
-          <w:bCs/>
-        </w:rPr>
+          <w:b/>
+          <w:bCs/>
+        </w:rPr>
+        <w:t>FLAC</w:t>
+      </w:r>
+      <w:r>
+        <w:t xml:space="preserve">. </w:t>
+      </w:r>
+      <w:r>
+        <w:rPr>
+          <w:rStyle w:val="Extranjerismo"/>
+        </w:rPr>
+        <w:t>Free</w:t>
+      </w:r>
+      <w:r>
         <w:t xml:space="preserve"> </w:t>
       </w:r>
       <w:r>
         <w:rPr>
           <w:rStyle w:val="Extranjerismo"/>
-          <w:b/>
-          <w:bCs/>
-        </w:rPr>
-        <w:t>Sound</w:t>
-      </w:r>
-      <w:r>
-        <w:rPr>
-          <w:b/>
-          <w:bCs/>
-        </w:rPr>
-        <w:t xml:space="preserve"> Editor</w:t>
-      </w:r>
-      <w:r>
-        <w:rPr>
-          <w:b/>
-          <w:bCs/>
-        </w:rPr>
-        <w:t>.</w:t>
+        </w:rPr>
+        <w:t>Lossless</w:t>
       </w:r>
       <w:r>
         <w:t xml:space="preserve"> </w:t>
       </w:r>
       <w:r>
-        <w:t>Permite realizar tareas avanzadas de edición, grabación y mezcla de archivos de audio.</w:t>
+        <w:rPr>
+          <w:rStyle w:val="Extranjerismo"/>
+        </w:rPr>
+        <w:t>Audio Codec</w:t>
+      </w:r>
+      <w:r>
+        <w:t>. Formato libre y abierto que reduce el tamaño del archivo sin pérdida de calidad. Se considera competencia directa de WAV.</w:t>
       </w:r>
     </w:p>
     <w:p>
@@ -4285,20 +4077,126 @@
           <w:b/>
           <w:bCs/>
         </w:rPr>
-        <w:t>mp3DirectCut</w:t>
-      </w:r>
-      <w:r>
-        <w:rPr>
-          <w:b/>
-          <w:bCs/>
-        </w:rPr>
+        <w:t>ALAC</w:t>
+      </w:r>
+      <w:r>
+        <w:t xml:space="preserve">. </w:t>
+      </w:r>
+      <w:r>
+        <w:rPr>
+          <w:rStyle w:val="Extranjerismo"/>
+        </w:rPr>
+        <w:t>Apple</w:t>
+      </w:r>
+      <w:r>
+        <w:t xml:space="preserve"> </w:t>
+      </w:r>
+      <w:r>
+        <w:rPr>
+          <w:rStyle w:val="Extranjerismo"/>
+        </w:rPr>
+        <w:t>Lossless</w:t>
+      </w:r>
+      <w:r>
+        <w:t xml:space="preserve"> </w:t>
+      </w:r>
+      <w:r>
+        <w:rPr>
+          <w:rStyle w:val="Extranjerismo"/>
+        </w:rPr>
+        <w:t>Audio Codec</w:t>
+      </w:r>
+      <w:r>
+        <w:t xml:space="preserve">. Alternativa de </w:t>
+      </w:r>
+      <w:r>
+        <w:rPr>
+          <w:rStyle w:val="Extranjerismo"/>
+        </w:rPr>
+        <w:t>Apple</w:t>
+      </w:r>
+      <w:r>
+        <w:t xml:space="preserve"> al formato FLAC. Utilizado en transmisiones de </w:t>
+      </w:r>
+      <w:r>
+        <w:rPr>
+          <w:rStyle w:val="Extranjerismo"/>
+        </w:rPr>
+        <w:t>Apple</w:t>
+      </w:r>
+      <w:r>
+        <w:t xml:space="preserve"> </w:t>
+      </w:r>
+      <w:r>
+        <w:rPr>
+          <w:rStyle w:val="Extranjerismo"/>
+        </w:rPr>
+        <w:t>Music</w:t>
+      </w:r>
+      <w:r>
         <w:t>.</w:t>
       </w:r>
-      <w:r>
-        <w:t xml:space="preserve"> </w:t>
-      </w:r>
-      <w:r>
-        <w:t>Facilita la edición rápida de archivos MP3 sin necesidad de descomprimirlos previamente.</w:t>
+    </w:p>
+    <w:p>
+      <w:r>
+        <w:t>En conclusión, la selección del formato de audio depende del contexto de uso, el medio de distribución y el equilibrio requerido entre calidad sonora y tamaño del archivo. Los formatos con pérdida permiten mayor compresión y menor peso, mientras que los formatos sin pérdida priorizan fidelidad de sonido a costa de mayor capacidad de almacenamiento.</w:t>
+      </w:r>
+    </w:p>
+    <w:p>
+      <w:pPr>
+        <w:pStyle w:val="Ttulo3"/>
+      </w:pPr>
+      <w:r>
+        <w:lastRenderedPageBreak/>
+        <w:t xml:space="preserve">Programas para edición de audio </w:t>
+      </w:r>
+      <w:r>
+        <w:rPr>
+          <w:rStyle w:val="Extranjerismo"/>
+        </w:rPr>
+        <w:t>offline</w:t>
+      </w:r>
+    </w:p>
+    <w:p>
+      <w:r>
+        <w:t xml:space="preserve">La edición de audio </w:t>
+      </w:r>
+      <w:r>
+        <w:rPr>
+          <w:rStyle w:val="Extranjerismo"/>
+        </w:rPr>
+        <w:t>offline</w:t>
+      </w:r>
+      <w:r>
+        <w:t xml:space="preserve"> se realiza mediante programas instalados directamente en el computador o dispositivo, lo que permite trabajar sin conexión a internet y acceder a funciones avanzadas de grabación, mezcla y exportación de archivos sonoros. A continuación, se presentan algunos de los programas más utilizados, organizados según su compatibilidad con sistemas operativos.</w:t>
+      </w:r>
+    </w:p>
+    <w:p>
+      <w:pPr>
+        <w:pStyle w:val="Ttulo4"/>
+      </w:pPr>
+      <w:r>
+        <w:t xml:space="preserve">Programas para </w:t>
+      </w:r>
+      <w:r>
+        <w:rPr>
+          <w:rStyle w:val="Extranjerismo"/>
+        </w:rPr>
+        <w:t>Windows</w:t>
+      </w:r>
+    </w:p>
+    <w:p>
+      <w:r>
+        <w:t xml:space="preserve">En esta categoría se agrupan aplicaciones diseñadas específicamente para el sistema operativo </w:t>
+      </w:r>
+      <w:r>
+        <w:rPr>
+          <w:rStyle w:val="Extranjerismo"/>
+        </w:rPr>
+        <w:t>Windows</w:t>
+      </w:r>
+      <w:r>
+        <w:t>, con funciones que van desde tareas básicas hasta procesos avanzados de edición.</w:t>
       </w:r>
     </w:p>
     <w:p>
@@ -4306,7 +4204,7 @@
         <w:pStyle w:val="Prrafodelista"/>
         <w:numPr>
           <w:ilvl w:val="0"/>
-          <w:numId w:val="36"/>
+          <w:numId w:val="18"/>
         </w:numPr>
         <w:ind w:left="993"/>
       </w:pPr>
@@ -4316,22 +4214,7 @@
           <w:b/>
           <w:bCs/>
         </w:rPr>
-        <w:t>Music</w:t>
-      </w:r>
-      <w:r>
-        <w:rPr>
-          <w:b/>
-          <w:bCs/>
-        </w:rPr>
-        <w:t xml:space="preserve"> Editor </w:t>
-      </w:r>
-      <w:r>
-        <w:rPr>
-          <w:rStyle w:val="Extranjerismo"/>
-          <w:b/>
-          <w:bCs/>
-        </w:rPr>
-        <w:t>Free</w:t>
+        <w:t>Audacity</w:t>
       </w:r>
       <w:r>
         <w:rPr>
@@ -4348,13 +4231,7 @@
         <w:t xml:space="preserve"> </w:t>
       </w:r>
       <w:r>
-        <w:rPr>
-          <w:rStyle w:val="Extranjerismo"/>
-        </w:rPr>
-        <w:t>Software</w:t>
-      </w:r>
-      <w:r>
-        <w:t xml:space="preserve"> para grabar y editar música. Permite cortar, copiar, pegar y aplicar efectos a pistas de audio.</w:t>
+        <w:t>Programa gratuito y de código abierto que permite grabar y editar sonido. Es ampliamente utilizado en entornos educativos y profesionales.</w:t>
       </w:r>
     </w:p>
     <w:p>
@@ -4362,19 +4239,40 @@
         <w:pStyle w:val="Prrafodelista"/>
         <w:numPr>
           <w:ilvl w:val="0"/>
-          <w:numId w:val="36"/>
+          <w:numId w:val="18"/>
         </w:numPr>
         <w:ind w:left="993"/>
       </w:pPr>
-      <w:proofErr w:type="spellStart"/>
-      <w:r>
-        <w:rPr>
-          <w:b/>
-          <w:bCs/>
-        </w:rPr>
-        <w:t>Wavosaur</w:t>
-      </w:r>
-      <w:proofErr w:type="spellEnd"/>
+      <w:r>
+        <w:rPr>
+          <w:rStyle w:val="Extranjerismo"/>
+          <w:b/>
+          <w:bCs/>
+        </w:rPr>
+        <w:t>Power</w:t>
+      </w:r>
+      <w:r>
+        <w:rPr>
+          <w:b/>
+          <w:bCs/>
+        </w:rPr>
+        <w:t xml:space="preserve"> </w:t>
+      </w:r>
+      <w:r>
+        <w:rPr>
+          <w:rStyle w:val="Extranjerismo"/>
+          <w:b/>
+          <w:bCs/>
+        </w:rPr>
+        <w:t>Sound</w:t>
+      </w:r>
+      <w:r>
+        <w:rPr>
+          <w:b/>
+          <w:bCs/>
+        </w:rPr>
+        <w:t xml:space="preserve"> Editor</w:t>
+      </w:r>
       <w:r>
         <w:rPr>
           <w:b/>
@@ -4386,16 +4284,7 @@
         <w:t xml:space="preserve"> </w:t>
       </w:r>
       <w:r>
-        <w:t xml:space="preserve">Compatible con </w:t>
-      </w:r>
-      <w:r>
-        <w:rPr>
-          <w:rStyle w:val="Extranjerismo"/>
-        </w:rPr>
-        <w:t>Windows</w:t>
-      </w:r>
-      <w:r>
-        <w:t xml:space="preserve"> 98, XP y Vista. Permite grabar y editar archivos WAV o MP3, con funciones básicas de edición.</w:t>
+        <w:t>Permite realizar tareas avanzadas de edición, grabación y mezcla de archivos de audio.</w:t>
       </w:r>
     </w:p>
     <w:p>
@@ -4403,19 +4292,17 @@
         <w:pStyle w:val="Prrafodelista"/>
         <w:numPr>
           <w:ilvl w:val="0"/>
-          <w:numId w:val="36"/>
+          <w:numId w:val="18"/>
         </w:numPr>
         <w:ind w:left="993"/>
       </w:pPr>
-      <w:proofErr w:type="spellStart"/>
-      <w:r>
-        <w:rPr>
-          <w:b/>
-          <w:bCs/>
-        </w:rPr>
-        <w:t>Expstudio</w:t>
-      </w:r>
-      <w:proofErr w:type="spellEnd"/>
+      <w:r>
+        <w:rPr>
+          <w:b/>
+          <w:bCs/>
+        </w:rPr>
+        <w:t>mp3DirectCut</w:t>
+      </w:r>
       <w:r>
         <w:rPr>
           <w:b/>
@@ -4427,7 +4314,7 @@
         <w:t xml:space="preserve"> </w:t>
       </w:r>
       <w:r>
-        <w:t>Ofrece múltiples funciones de edición. La versión gratuita solo permite guardar archivos finales en formato WAV o MP2.</w:t>
+        <w:t>Facilita la edición rápida de archivos MP3 sin necesidad de descomprimirlos previamente.</w:t>
       </w:r>
     </w:p>
     <w:p>
@@ -4435,67 +4322,55 @@
         <w:pStyle w:val="Prrafodelista"/>
         <w:numPr>
           <w:ilvl w:val="0"/>
-          <w:numId w:val="36"/>
+          <w:numId w:val="18"/>
         </w:numPr>
         <w:ind w:left="993"/>
       </w:pPr>
       <w:r>
         <w:rPr>
-          <w:b/>
-          <w:bCs/>
-        </w:rPr>
-        <w:t>DJ Audio Editor</w:t>
-      </w:r>
-      <w:r>
-        <w:rPr>
-          <w:b/>
-          <w:bCs/>
-        </w:rPr>
-        <w:t xml:space="preserve">. </w:t>
-      </w:r>
-      <w:r>
-        <w:t>Limita la imagen a un máximo de 256 colores (M., 2014).</w:t>
-      </w:r>
-    </w:p>
-    <w:p>
-      <w:pPr>
-        <w:pStyle w:val="Ttulo4"/>
-      </w:pPr>
-      <w:r>
-        <w:lastRenderedPageBreak/>
-        <w:t xml:space="preserve">Programas para </w:t>
-      </w:r>
-      <w:r>
-        <w:rPr>
-          <w:rStyle w:val="Extranjerismo"/>
-        </w:rPr>
-        <w:t>Windows</w:t>
-      </w:r>
-      <w:r>
-        <w:t xml:space="preserve"> y </w:t>
-      </w:r>
-      <w:r>
-        <w:rPr>
-          <w:rStyle w:val="Extranjerismo"/>
-        </w:rPr>
-        <w:t>Mac</w:t>
-      </w:r>
-      <w:r>
-        <w:t xml:space="preserve"> OS X</w:t>
-      </w:r>
-    </w:p>
-    <w:p>
-      <w:r>
-        <w:t xml:space="preserve">Estos programas amplían su compatibilidad a sistemas operativos de </w:t>
-      </w:r>
-      <w:r>
-        <w:rPr>
-          <w:rStyle w:val="Extranjerismo"/>
-        </w:rPr>
-        <w:t>Apple</w:t>
-      </w:r>
-      <w:r>
-        <w:t>, lo que facilita el trabajo en entornos multiplataforma.</w:t>
+          <w:rStyle w:val="Extranjerismo"/>
+          <w:b/>
+          <w:bCs/>
+        </w:rPr>
+        <w:t>Music</w:t>
+      </w:r>
+      <w:r>
+        <w:rPr>
+          <w:b/>
+          <w:bCs/>
+        </w:rPr>
+        <w:t xml:space="preserve"> Editor </w:t>
+      </w:r>
+      <w:r>
+        <w:rPr>
+          <w:rStyle w:val="Extranjerismo"/>
+          <w:b/>
+          <w:bCs/>
+        </w:rPr>
+        <w:t>Free</w:t>
+      </w:r>
+      <w:r>
+        <w:rPr>
+          <w:rStyle w:val="Extranjerismo"/>
+          <w:b/>
+          <w:bCs/>
+        </w:rPr>
+        <w:t>.</w:t>
+      </w:r>
+      <w:r>
+        <w:rPr>
+          <w:rStyle w:val="Extranjerismo"/>
+        </w:rPr>
+        <w:t xml:space="preserve"> </w:t>
+      </w:r>
+      <w:r>
+        <w:rPr>
+          <w:rStyle w:val="Extranjerismo"/>
+        </w:rPr>
+        <w:t>Software</w:t>
+      </w:r>
+      <w:r>
+        <w:t xml:space="preserve"> para grabar y editar música. Permite cortar, copiar, pegar y aplicar efectos a pistas de audio.</w:t>
       </w:r>
     </w:p>
     <w:p>
@@ -4503,7 +4378,7 @@
         <w:pStyle w:val="Prrafodelista"/>
         <w:numPr>
           <w:ilvl w:val="0"/>
-          <w:numId w:val="37"/>
+          <w:numId w:val="18"/>
         </w:numPr>
         <w:ind w:left="993"/>
       </w:pPr>
@@ -4513,7 +4388,7 @@
           <w:b/>
           <w:bCs/>
         </w:rPr>
-        <w:t>WavePad</w:t>
+        <w:t>Wavosaur</w:t>
       </w:r>
       <w:proofErr w:type="spellEnd"/>
       <w:r>
@@ -4527,7 +4402,16 @@
         <w:t xml:space="preserve"> </w:t>
       </w:r>
       <w:r>
-        <w:t>Permite grabar y editar música, voz y otros archivos de audio. Incluye funciones básicas de edición. Disponible también para dispositivos móviles.</w:t>
+        <w:t xml:space="preserve">Compatible con </w:t>
+      </w:r>
+      <w:r>
+        <w:rPr>
+          <w:rStyle w:val="Extranjerismo"/>
+        </w:rPr>
+        <w:t>Windows</w:t>
+      </w:r>
+      <w:r>
+        <w:t xml:space="preserve"> 98, XP y Vista. Permite grabar y editar archivos WAV o MP3, con funciones básicas de edición.</w:t>
       </w:r>
     </w:p>
     <w:p>
@@ -4535,64 +4419,31 @@
         <w:pStyle w:val="Prrafodelista"/>
         <w:numPr>
           <w:ilvl w:val="0"/>
-          <w:numId w:val="37"/>
+          <w:numId w:val="18"/>
         </w:numPr>
         <w:ind w:left="993"/>
       </w:pPr>
-      <w:r>
-        <w:rPr>
-          <w:rStyle w:val="Extranjerismo"/>
-          <w:b/>
-          <w:bCs/>
-        </w:rPr>
-        <w:t>Let</w:t>
-      </w:r>
-      <w:r>
-        <w:rPr>
-          <w:b/>
-          <w:bCs/>
-        </w:rPr>
-        <w:t xml:space="preserve">'s </w:t>
-      </w:r>
-      <w:r>
-        <w:rPr>
-          <w:rStyle w:val="Extranjerismo"/>
-          <w:b/>
-          <w:bCs/>
-        </w:rPr>
-        <w:t>Make</w:t>
-      </w:r>
-      <w:r>
-        <w:rPr>
-          <w:b/>
-          <w:bCs/>
-        </w:rPr>
+      <w:proofErr w:type="spellStart"/>
+      <w:r>
+        <w:rPr>
+          <w:b/>
+          <w:bCs/>
+        </w:rPr>
+        <w:t>Expstudio</w:t>
+      </w:r>
+      <w:proofErr w:type="spellEnd"/>
+      <w:r>
+        <w:rPr>
+          <w:b/>
+          <w:bCs/>
+        </w:rPr>
+        <w:t>.</w:t>
+      </w:r>
+      <w:r>
         <w:t xml:space="preserve"> </w:t>
       </w:r>
       <w:r>
-        <w:rPr>
-          <w:rStyle w:val="Extranjerismo"/>
-          <w:b/>
-          <w:bCs/>
-        </w:rPr>
-        <w:t>Music</w:t>
-      </w:r>
-      <w:r>
-        <w:rPr>
-          <w:rStyle w:val="Extranjerismo"/>
-          <w:b/>
-          <w:bCs/>
-        </w:rPr>
-        <w:t>.</w:t>
-      </w:r>
-      <w:r>
-        <w:rPr>
-          <w:rStyle w:val="Extranjerismo"/>
-        </w:rPr>
-        <w:t xml:space="preserve"> </w:t>
-      </w:r>
-      <w:r>
-        <w:t>Orientado a la producción musical. Permite crear melodías, sintetizar y mezclar sonidos, y organizar composiciones.</w:t>
+        <w:t>Ofrece múltiples funciones de edición. La versión gratuita solo permite guardar archivos finales en formato WAV o MP2.</w:t>
       </w:r>
     </w:p>
     <w:p>
@@ -4600,37 +4451,67 @@
         <w:pStyle w:val="Prrafodelista"/>
         <w:numPr>
           <w:ilvl w:val="0"/>
-          <w:numId w:val="37"/>
+          <w:numId w:val="18"/>
         </w:numPr>
         <w:ind w:left="993"/>
       </w:pPr>
-      <w:proofErr w:type="spellStart"/>
-      <w:r>
-        <w:rPr>
-          <w:b/>
-          <w:bCs/>
-        </w:rPr>
-        <w:t>WaveSurfer</w:t>
-      </w:r>
-      <w:proofErr w:type="spellEnd"/>
-      <w:r>
-        <w:rPr>
-          <w:b/>
-          <w:bCs/>
-        </w:rPr>
-        <w:t>.</w:t>
-      </w:r>
-      <w:r>
-        <w:t xml:space="preserve"> </w:t>
-      </w:r>
-      <w:r>
-        <w:rPr>
-          <w:rStyle w:val="Extranjerismo"/>
-        </w:rPr>
-        <w:t>Software</w:t>
-      </w:r>
-      <w:r>
-        <w:t xml:space="preserve"> de código abierto diseñado tanto para usuarios avanzados como principiantes.</w:t>
+      <w:r>
+        <w:rPr>
+          <w:b/>
+          <w:bCs/>
+        </w:rPr>
+        <w:t>DJ Audio Editor</w:t>
+      </w:r>
+      <w:r>
+        <w:rPr>
+          <w:b/>
+          <w:bCs/>
+        </w:rPr>
+        <w:t xml:space="preserve">. </w:t>
+      </w:r>
+      <w:r>
+        <w:t>Limita la imagen a un máximo de 256 colores (M., 2014).</w:t>
+      </w:r>
+    </w:p>
+    <w:p>
+      <w:pPr>
+        <w:pStyle w:val="Ttulo4"/>
+      </w:pPr>
+      <w:r>
+        <w:lastRenderedPageBreak/>
+        <w:t xml:space="preserve">Programas para </w:t>
+      </w:r>
+      <w:r>
+        <w:rPr>
+          <w:rStyle w:val="Extranjerismo"/>
+        </w:rPr>
+        <w:t>Windows</w:t>
+      </w:r>
+      <w:r>
+        <w:t xml:space="preserve"> y </w:t>
+      </w:r>
+      <w:r>
+        <w:rPr>
+          <w:rStyle w:val="Extranjerismo"/>
+        </w:rPr>
+        <w:t>Mac</w:t>
+      </w:r>
+      <w:r>
+        <w:t xml:space="preserve"> OS X</w:t>
+      </w:r>
+    </w:p>
+    <w:p>
+      <w:r>
+        <w:t xml:space="preserve">Estos programas amplían su compatibilidad a sistemas operativos de </w:t>
+      </w:r>
+      <w:r>
+        <w:rPr>
+          <w:rStyle w:val="Extranjerismo"/>
+        </w:rPr>
+        <w:t>Apple</w:t>
+      </w:r>
+      <w:r>
+        <w:t>, lo que facilita el trabajo en entornos multiplataforma.</w:t>
       </w:r>
     </w:p>
     <w:p>
@@ -4638,7 +4519,142 @@
         <w:pStyle w:val="Prrafodelista"/>
         <w:numPr>
           <w:ilvl w:val="0"/>
-          <w:numId w:val="37"/>
+          <w:numId w:val="19"/>
+        </w:numPr>
+        <w:ind w:left="993"/>
+      </w:pPr>
+      <w:proofErr w:type="spellStart"/>
+      <w:r>
+        <w:rPr>
+          <w:b/>
+          <w:bCs/>
+        </w:rPr>
+        <w:t>WavePad</w:t>
+      </w:r>
+      <w:proofErr w:type="spellEnd"/>
+      <w:r>
+        <w:rPr>
+          <w:b/>
+          <w:bCs/>
+        </w:rPr>
+        <w:t>.</w:t>
+      </w:r>
+      <w:r>
+        <w:t xml:space="preserve"> </w:t>
+      </w:r>
+      <w:r>
+        <w:t>Permite grabar y editar música, voz y otros archivos de audio. Incluye funciones básicas de edición. Disponible también para dispositivos móviles.</w:t>
+      </w:r>
+    </w:p>
+    <w:p>
+      <w:pPr>
+        <w:pStyle w:val="Prrafodelista"/>
+        <w:numPr>
+          <w:ilvl w:val="0"/>
+          <w:numId w:val="19"/>
+        </w:numPr>
+        <w:ind w:left="993"/>
+      </w:pPr>
+      <w:r>
+        <w:rPr>
+          <w:rStyle w:val="Extranjerismo"/>
+          <w:b/>
+          <w:bCs/>
+        </w:rPr>
+        <w:t>Let</w:t>
+      </w:r>
+      <w:r>
+        <w:rPr>
+          <w:b/>
+          <w:bCs/>
+        </w:rPr>
+        <w:t xml:space="preserve">'s </w:t>
+      </w:r>
+      <w:r>
+        <w:rPr>
+          <w:rStyle w:val="Extranjerismo"/>
+          <w:b/>
+          <w:bCs/>
+        </w:rPr>
+        <w:t>Make</w:t>
+      </w:r>
+      <w:r>
+        <w:rPr>
+          <w:b/>
+          <w:bCs/>
+        </w:rPr>
+        <w:t xml:space="preserve"> </w:t>
+      </w:r>
+      <w:r>
+        <w:rPr>
+          <w:rStyle w:val="Extranjerismo"/>
+          <w:b/>
+          <w:bCs/>
+        </w:rPr>
+        <w:t>Music</w:t>
+      </w:r>
+      <w:r>
+        <w:rPr>
+          <w:rStyle w:val="Extranjerismo"/>
+          <w:b/>
+          <w:bCs/>
+        </w:rPr>
+        <w:t>.</w:t>
+      </w:r>
+      <w:r>
+        <w:rPr>
+          <w:rStyle w:val="Extranjerismo"/>
+        </w:rPr>
+        <w:t xml:space="preserve"> </w:t>
+      </w:r>
+      <w:r>
+        <w:t>Orientado a la producción musical. Permite crear melodías, sintetizar y mezclar sonidos, y organizar composiciones.</w:t>
+      </w:r>
+    </w:p>
+    <w:p>
+      <w:pPr>
+        <w:pStyle w:val="Prrafodelista"/>
+        <w:numPr>
+          <w:ilvl w:val="0"/>
+          <w:numId w:val="19"/>
+        </w:numPr>
+        <w:ind w:left="993"/>
+      </w:pPr>
+      <w:proofErr w:type="spellStart"/>
+      <w:r>
+        <w:rPr>
+          <w:b/>
+          <w:bCs/>
+        </w:rPr>
+        <w:t>WaveSurfer</w:t>
+      </w:r>
+      <w:proofErr w:type="spellEnd"/>
+      <w:r>
+        <w:rPr>
+          <w:b/>
+          <w:bCs/>
+        </w:rPr>
+        <w:t>.</w:t>
+      </w:r>
+      <w:r>
+        <w:t xml:space="preserve"> </w:t>
+      </w:r>
+      <w:r>
+        <w:rPr>
+          <w:rStyle w:val="Extranjerismo"/>
+        </w:rPr>
+        <w:t>Software</w:t>
+      </w:r>
+      <w:r>
+        <w:t xml:space="preserve"> de código abierto diseñado tanto para usuarios avanzados como principiantes.</w:t>
+      </w:r>
+    </w:p>
+    <w:p>
+      <w:pPr>
+        <w:pStyle w:val="Prrafodelista"/>
+        <w:numPr>
+          <w:ilvl w:val="0"/>
+          <w:numId w:val="19"/>
         </w:numPr>
         <w:ind w:left="993"/>
       </w:pPr>
@@ -5005,7 +5021,7 @@
         <w:pStyle w:val="Prrafodelista"/>
         <w:numPr>
           <w:ilvl w:val="0"/>
-          <w:numId w:val="38"/>
+          <w:numId w:val="20"/>
         </w:numPr>
         <w:ind w:left="993"/>
       </w:pPr>
@@ -5035,7 +5051,7 @@
         <w:pStyle w:val="Prrafodelista"/>
         <w:numPr>
           <w:ilvl w:val="0"/>
-          <w:numId w:val="38"/>
+          <w:numId w:val="20"/>
         </w:numPr>
         <w:ind w:left="993"/>
       </w:pPr>
@@ -5065,7 +5081,7 @@
         <w:pStyle w:val="Prrafodelista"/>
         <w:numPr>
           <w:ilvl w:val="0"/>
-          <w:numId w:val="38"/>
+          <w:numId w:val="20"/>
         </w:numPr>
         <w:ind w:left="993"/>
       </w:pPr>
@@ -5095,7 +5111,7 @@
         <w:pStyle w:val="Prrafodelista"/>
         <w:numPr>
           <w:ilvl w:val="0"/>
-          <w:numId w:val="38"/>
+          <w:numId w:val="20"/>
         </w:numPr>
         <w:ind w:left="993"/>
       </w:pPr>
@@ -5139,7 +5155,7 @@
         <w:pStyle w:val="Prrafodelista"/>
         <w:numPr>
           <w:ilvl w:val="0"/>
-          <w:numId w:val="39"/>
+          <w:numId w:val="21"/>
         </w:numPr>
         <w:ind w:left="993"/>
       </w:pPr>
@@ -5170,7 +5186,7 @@
         <w:pStyle w:val="Prrafodelista"/>
         <w:numPr>
           <w:ilvl w:val="0"/>
-          <w:numId w:val="39"/>
+          <w:numId w:val="21"/>
         </w:numPr>
         <w:ind w:left="993"/>
       </w:pPr>
@@ -5200,7 +5216,7 @@
         <w:pStyle w:val="Prrafodelista"/>
         <w:numPr>
           <w:ilvl w:val="0"/>
-          <w:numId w:val="39"/>
+          <w:numId w:val="21"/>
         </w:numPr>
         <w:ind w:left="993"/>
       </w:pPr>
@@ -5245,7 +5261,7 @@
         <w:pStyle w:val="Prrafodelista"/>
         <w:numPr>
           <w:ilvl w:val="0"/>
-          <w:numId w:val="40"/>
+          <w:numId w:val="22"/>
         </w:numPr>
         <w:ind w:left="993"/>
       </w:pPr>
@@ -5276,7 +5292,7 @@
         <w:pStyle w:val="Prrafodelista"/>
         <w:numPr>
           <w:ilvl w:val="0"/>
-          <w:numId w:val="40"/>
+          <w:numId w:val="22"/>
         </w:numPr>
         <w:ind w:left="993"/>
       </w:pPr>
@@ -5306,7 +5322,7 @@
         <w:pStyle w:val="Prrafodelista"/>
         <w:numPr>
           <w:ilvl w:val="0"/>
-          <w:numId w:val="40"/>
+          <w:numId w:val="22"/>
         </w:numPr>
         <w:ind w:left="993"/>
       </w:pPr>
@@ -5338,7 +5354,7 @@
         <w:pStyle w:val="Prrafodelista"/>
         <w:numPr>
           <w:ilvl w:val="0"/>
-          <w:numId w:val="40"/>
+          <w:numId w:val="22"/>
         </w:numPr>
         <w:ind w:left="993"/>
       </w:pPr>
@@ -5361,7 +5377,7 @@
         <w:pStyle w:val="Prrafodelista"/>
         <w:numPr>
           <w:ilvl w:val="0"/>
-          <w:numId w:val="40"/>
+          <w:numId w:val="22"/>
         </w:numPr>
         <w:ind w:left="993"/>
       </w:pPr>
@@ -5384,7 +5400,7 @@
         <w:pStyle w:val="Prrafodelista"/>
         <w:numPr>
           <w:ilvl w:val="0"/>
-          <w:numId w:val="40"/>
+          <w:numId w:val="22"/>
         </w:numPr>
         <w:ind w:left="993"/>
       </w:pPr>
@@ -5407,7 +5423,7 @@
         <w:pStyle w:val="Prrafodelista"/>
         <w:numPr>
           <w:ilvl w:val="0"/>
-          <w:numId w:val="40"/>
+          <w:numId w:val="22"/>
         </w:numPr>
         <w:ind w:left="993"/>
       </w:pPr>
@@ -5484,7 +5500,7 @@
         <w:pStyle w:val="Prrafodelista"/>
         <w:numPr>
           <w:ilvl w:val="0"/>
-          <w:numId w:val="41"/>
+          <w:numId w:val="23"/>
         </w:numPr>
         <w:ind w:left="993"/>
       </w:pPr>
@@ -5511,7 +5527,7 @@
         <w:pStyle w:val="Prrafodelista"/>
         <w:numPr>
           <w:ilvl w:val="0"/>
-          <w:numId w:val="41"/>
+          <w:numId w:val="23"/>
         </w:numPr>
         <w:ind w:left="993"/>
       </w:pPr>
@@ -6256,7 +6272,7 @@
         <w:pStyle w:val="Prrafodelista"/>
         <w:numPr>
           <w:ilvl w:val="0"/>
-          <w:numId w:val="42"/>
+          <w:numId w:val="24"/>
         </w:numPr>
         <w:ind w:left="993"/>
       </w:pPr>
@@ -6297,7 +6313,7 @@
         <w:pStyle w:val="Prrafodelista"/>
         <w:numPr>
           <w:ilvl w:val="0"/>
-          <w:numId w:val="42"/>
+          <w:numId w:val="24"/>
         </w:numPr>
         <w:ind w:left="993"/>
       </w:pPr>
@@ -6336,7 +6352,7 @@
         <w:pStyle w:val="Prrafodelista"/>
         <w:numPr>
           <w:ilvl w:val="0"/>
-          <w:numId w:val="42"/>
+          <w:numId w:val="24"/>
         </w:numPr>
         <w:ind w:left="993"/>
       </w:pPr>
@@ -6359,7 +6375,7 @@
         <w:pStyle w:val="Prrafodelista"/>
         <w:numPr>
           <w:ilvl w:val="0"/>
-          <w:numId w:val="42"/>
+          <w:numId w:val="24"/>
         </w:numPr>
         <w:ind w:left="993"/>
       </w:pPr>
@@ -6389,7 +6405,7 @@
         <w:pStyle w:val="Prrafodelista"/>
         <w:numPr>
           <w:ilvl w:val="0"/>
-          <w:numId w:val="42"/>
+          <w:numId w:val="24"/>
         </w:numPr>
         <w:ind w:left="993"/>
       </w:pPr>
@@ -6448,7 +6464,7 @@
         <w:pStyle w:val="Prrafodelista"/>
         <w:numPr>
           <w:ilvl w:val="0"/>
-          <w:numId w:val="42"/>
+          <w:numId w:val="24"/>
         </w:numPr>
         <w:ind w:left="993"/>
       </w:pPr>
@@ -6504,7 +6520,7 @@
         <w:pStyle w:val="Prrafodelista"/>
         <w:numPr>
           <w:ilvl w:val="0"/>
-          <w:numId w:val="43"/>
+          <w:numId w:val="25"/>
         </w:numPr>
         <w:ind w:left="993"/>
       </w:pPr>
@@ -6534,7 +6550,7 @@
         <w:pStyle w:val="Prrafodelista"/>
         <w:numPr>
           <w:ilvl w:val="0"/>
-          <w:numId w:val="43"/>
+          <w:numId w:val="25"/>
         </w:numPr>
         <w:ind w:left="993"/>
       </w:pPr>
@@ -6564,7 +6580,7 @@
         <w:pStyle w:val="Prrafodelista"/>
         <w:numPr>
           <w:ilvl w:val="0"/>
-          <w:numId w:val="43"/>
+          <w:numId w:val="25"/>
         </w:numPr>
         <w:ind w:left="993"/>
       </w:pPr>
@@ -6587,7 +6603,7 @@
         <w:pStyle w:val="Prrafodelista"/>
         <w:numPr>
           <w:ilvl w:val="0"/>
-          <w:numId w:val="43"/>
+          <w:numId w:val="25"/>
         </w:numPr>
         <w:ind w:left="993"/>
       </w:pPr>
@@ -6617,7 +6633,7 @@
         <w:pStyle w:val="Prrafodelista"/>
         <w:numPr>
           <w:ilvl w:val="0"/>
-          <w:numId w:val="43"/>
+          <w:numId w:val="25"/>
         </w:numPr>
         <w:ind w:left="993"/>
       </w:pPr>
@@ -6646,7 +6662,7 @@
         <w:pStyle w:val="Prrafodelista"/>
         <w:numPr>
           <w:ilvl w:val="0"/>
-          <w:numId w:val="43"/>
+          <w:numId w:val="25"/>
         </w:numPr>
         <w:ind w:left="993"/>
       </w:pPr>
@@ -6669,7 +6685,7 @@
         <w:pStyle w:val="Prrafodelista"/>
         <w:numPr>
           <w:ilvl w:val="0"/>
-          <w:numId w:val="43"/>
+          <w:numId w:val="25"/>
         </w:numPr>
         <w:ind w:left="993"/>
       </w:pPr>
@@ -6863,7 +6879,7 @@
         <w:pStyle w:val="Prrafodelista"/>
         <w:numPr>
           <w:ilvl w:val="0"/>
-          <w:numId w:val="44"/>
+          <w:numId w:val="26"/>
         </w:numPr>
         <w:ind w:left="993"/>
       </w:pPr>
@@ -6893,7 +6909,7 @@
         <w:pStyle w:val="Prrafodelista"/>
         <w:numPr>
           <w:ilvl w:val="0"/>
-          <w:numId w:val="44"/>
+          <w:numId w:val="26"/>
         </w:numPr>
         <w:ind w:left="993"/>
       </w:pPr>
@@ -6916,7 +6932,7 @@
         <w:pStyle w:val="Prrafodelista"/>
         <w:numPr>
           <w:ilvl w:val="0"/>
-          <w:numId w:val="44"/>
+          <w:numId w:val="26"/>
         </w:numPr>
         <w:ind w:left="993"/>
       </w:pPr>
@@ -6939,7 +6955,7 @@
         <w:pStyle w:val="Prrafodelista"/>
         <w:numPr>
           <w:ilvl w:val="0"/>
-          <w:numId w:val="44"/>
+          <w:numId w:val="26"/>
         </w:numPr>
         <w:ind w:left="993"/>
       </w:pPr>
@@ -7224,7 +7240,7 @@
         <w:pStyle w:val="Prrafodelista"/>
         <w:numPr>
           <w:ilvl w:val="0"/>
-          <w:numId w:val="45"/>
+          <w:numId w:val="27"/>
         </w:numPr>
         <w:ind w:left="993"/>
       </w:pPr>
@@ -7256,7 +7272,7 @@
         <w:pStyle w:val="Prrafodelista"/>
         <w:numPr>
           <w:ilvl w:val="0"/>
-          <w:numId w:val="45"/>
+          <w:numId w:val="27"/>
         </w:numPr>
         <w:ind w:left="993"/>
       </w:pPr>
@@ -7286,7 +7302,7 @@
         <w:pStyle w:val="Prrafodelista"/>
         <w:numPr>
           <w:ilvl w:val="0"/>
-          <w:numId w:val="45"/>
+          <w:numId w:val="27"/>
         </w:numPr>
         <w:ind w:left="993"/>
       </w:pPr>
@@ -7327,7 +7343,7 @@
         <w:pStyle w:val="Prrafodelista"/>
         <w:numPr>
           <w:ilvl w:val="0"/>
-          <w:numId w:val="45"/>
+          <w:numId w:val="27"/>
         </w:numPr>
         <w:ind w:left="993"/>
       </w:pPr>
@@ -7359,7 +7375,7 @@
         <w:pStyle w:val="Prrafodelista"/>
         <w:numPr>
           <w:ilvl w:val="0"/>
-          <w:numId w:val="45"/>
+          <w:numId w:val="27"/>
         </w:numPr>
         <w:ind w:left="993"/>
       </w:pPr>
@@ -7391,7 +7407,7 @@
         <w:pStyle w:val="Prrafodelista"/>
         <w:numPr>
           <w:ilvl w:val="0"/>
-          <w:numId w:val="45"/>
+          <w:numId w:val="27"/>
         </w:numPr>
         <w:ind w:left="993"/>
       </w:pPr>
@@ -7441,7 +7457,7 @@
         <w:pStyle w:val="Prrafodelista"/>
         <w:numPr>
           <w:ilvl w:val="0"/>
-          <w:numId w:val="46"/>
+          <w:numId w:val="28"/>
         </w:numPr>
         <w:ind w:left="993"/>
       </w:pPr>
@@ -7465,7 +7481,7 @@
         <w:pStyle w:val="Prrafodelista"/>
         <w:numPr>
           <w:ilvl w:val="0"/>
-          <w:numId w:val="46"/>
+          <w:numId w:val="28"/>
         </w:numPr>
         <w:ind w:left="993"/>
       </w:pPr>
@@ -7500,7 +7516,7 @@
         <w:pStyle w:val="Prrafodelista"/>
         <w:numPr>
           <w:ilvl w:val="0"/>
-          <w:numId w:val="46"/>
+          <w:numId w:val="28"/>
         </w:numPr>
         <w:ind w:left="993"/>
       </w:pPr>
@@ -7784,7 +7800,7 @@
         <w:pStyle w:val="Prrafodelista"/>
         <w:numPr>
           <w:ilvl w:val="0"/>
-          <w:numId w:val="47"/>
+          <w:numId w:val="29"/>
         </w:numPr>
         <w:ind w:left="993"/>
       </w:pPr>
@@ -7807,7 +7823,7 @@
         <w:pStyle w:val="Prrafodelista"/>
         <w:numPr>
           <w:ilvl w:val="0"/>
-          <w:numId w:val="47"/>
+          <w:numId w:val="29"/>
         </w:numPr>
         <w:ind w:left="993"/>
       </w:pPr>
@@ -7837,7 +7853,7 @@
         <w:pStyle w:val="Prrafodelista"/>
         <w:numPr>
           <w:ilvl w:val="0"/>
-          <w:numId w:val="47"/>
+          <w:numId w:val="29"/>
         </w:numPr>
         <w:ind w:left="993"/>
       </w:pPr>
@@ -7871,7 +7887,7 @@
         <w:pStyle w:val="Prrafodelista"/>
         <w:numPr>
           <w:ilvl w:val="0"/>
-          <w:numId w:val="47"/>
+          <w:numId w:val="29"/>
         </w:numPr>
         <w:ind w:left="993"/>
       </w:pPr>
@@ -7907,7 +7923,7 @@
         <w:pStyle w:val="Prrafodelista"/>
         <w:numPr>
           <w:ilvl w:val="0"/>
-          <w:numId w:val="47"/>
+          <w:numId w:val="29"/>
         </w:numPr>
         <w:ind w:left="993"/>
       </w:pPr>
@@ -8077,7 +8093,7 @@
         <w:pStyle w:val="Prrafodelista"/>
         <w:numPr>
           <w:ilvl w:val="0"/>
-          <w:numId w:val="48"/>
+          <w:numId w:val="30"/>
         </w:numPr>
         <w:ind w:left="993"/>
       </w:pPr>
@@ -8100,7 +8116,7 @@
         <w:pStyle w:val="Prrafodelista"/>
         <w:numPr>
           <w:ilvl w:val="0"/>
-          <w:numId w:val="48"/>
+          <w:numId w:val="30"/>
         </w:numPr>
         <w:ind w:left="993"/>
       </w:pPr>
@@ -8123,7 +8139,7 @@
         <w:pStyle w:val="Prrafodelista"/>
         <w:numPr>
           <w:ilvl w:val="0"/>
-          <w:numId w:val="48"/>
+          <w:numId w:val="30"/>
         </w:numPr>
         <w:ind w:left="993"/>
       </w:pPr>
@@ -8153,7 +8169,7 @@
         <w:pStyle w:val="Prrafodelista"/>
         <w:numPr>
           <w:ilvl w:val="0"/>
-          <w:numId w:val="48"/>
+          <w:numId w:val="30"/>
         </w:numPr>
         <w:ind w:left="993"/>
       </w:pPr>
@@ -8180,7 +8196,7 @@
         <w:pStyle w:val="Prrafodelista"/>
         <w:numPr>
           <w:ilvl w:val="0"/>
-          <w:numId w:val="48"/>
+          <w:numId w:val="30"/>
         </w:numPr>
         <w:ind w:left="993"/>
       </w:pPr>
@@ -8199,6 +8215,14 @@
       </w:r>
     </w:p>
     <w:p>
+      <w:pPr>
+        <w:pStyle w:val="Ttulo3"/>
+      </w:pPr>
+      <w:r>
+        <w:t>CSS</w:t>
+      </w:r>
+    </w:p>
+    <w:p>
       <w:r>
         <w:t xml:space="preserve">CSS corresponde a </w:t>
       </w:r>
@@ -8248,6 +8272,7 @@
         <w:ind w:left="1134"/>
       </w:pPr>
       <w:r>
+        <w:lastRenderedPageBreak/>
         <w:t>Audio.</w:t>
       </w:r>
     </w:p>
@@ -8266,7 +8291,6 @@
         <w:ind w:left="1134"/>
       </w:pPr>
       <w:r>
-        <w:lastRenderedPageBreak/>
         <w:t>Gráficos SVG.</w:t>
       </w:r>
     </w:p>
@@ -8323,6 +8347,7 @@
         <w:pStyle w:val="Ttulo3"/>
       </w:pPr>
       <w:r>
+        <w:lastRenderedPageBreak/>
         <w:t>Construcción de URL amigables para SEO</w:t>
       </w:r>
     </w:p>
@@ -8333,7 +8358,6 @@
     </w:p>
     <w:p>
       <w:r>
-        <w:lastRenderedPageBreak/>
         <w:t>Las URL amigables para SEO (</w:t>
       </w:r>
       <w:r>
@@ -8378,7 +8402,7 @@
         <w:pStyle w:val="Prrafodelista"/>
         <w:numPr>
           <w:ilvl w:val="0"/>
-          <w:numId w:val="49"/>
+          <w:numId w:val="31"/>
         </w:numPr>
         <w:ind w:left="993"/>
       </w:pPr>
@@ -8408,7 +8432,7 @@
         <w:pStyle w:val="Prrafodelista"/>
         <w:numPr>
           <w:ilvl w:val="0"/>
-          <w:numId w:val="49"/>
+          <w:numId w:val="31"/>
         </w:numPr>
         <w:ind w:left="993"/>
       </w:pPr>
@@ -8438,7 +8462,7 @@
         <w:pStyle w:val="Prrafodelista"/>
         <w:numPr>
           <w:ilvl w:val="0"/>
-          <w:numId w:val="49"/>
+          <w:numId w:val="31"/>
         </w:numPr>
         <w:ind w:left="993"/>
       </w:pPr>
@@ -8480,7 +8504,7 @@
         <w:pStyle w:val="Prrafodelista"/>
         <w:numPr>
           <w:ilvl w:val="0"/>
-          <w:numId w:val="50"/>
+          <w:numId w:val="32"/>
         </w:numPr>
         <w:ind w:left="993"/>
       </w:pPr>
@@ -8503,7 +8527,7 @@
         <w:pStyle w:val="Prrafodelista"/>
         <w:numPr>
           <w:ilvl w:val="0"/>
-          <w:numId w:val="50"/>
+          <w:numId w:val="32"/>
         </w:numPr>
         <w:ind w:left="993"/>
       </w:pPr>
@@ -8532,6 +8556,7 @@
     </w:p>
     <w:p>
       <w:r>
+        <w:lastRenderedPageBreak/>
         <w:t>Una estructura bien conectada optimiza la experiencia del usuario y facilita el trabajo de indexación de los motores de búsqueda. Por ello, la usabilidad y la estructura técnica se encuentran estrechamente relacionadas dentro del diseño web.</w:t>
       </w:r>
     </w:p>
@@ -8545,11 +8570,7 @@
     </w:p>
     <w:p>
       <w:r>
-        <w:t xml:space="preserve">El desarrollo tecnológico ha ampliado de manera significativa los conceptos, herramientas y medios asociados a internet. Inicialmente, los sitios web eran accesibles </w:t>
-      </w:r>
-      <w:r>
-        <w:lastRenderedPageBreak/>
-        <w:t xml:space="preserve">únicamente desde computadores de escritorio; posteriormente surgieron los computadores portátiles y, finalmente, los dispositivos móviles como </w:t>
+        <w:t xml:space="preserve">El desarrollo tecnológico ha ampliado de manera significativa los conceptos, herramientas y medios asociados a internet. Inicialmente, los sitios web eran accesibles únicamente desde computadores de escritorio; posteriormente surgieron los computadores portátiles y, finalmente, los dispositivos móviles como </w:t>
       </w:r>
       <w:r>
         <w:rPr>
@@ -8612,7 +8633,7 @@
         <w:pStyle w:val="Prrafodelista"/>
         <w:numPr>
           <w:ilvl w:val="0"/>
-          <w:numId w:val="51"/>
+          <w:numId w:val="33"/>
         </w:numPr>
       </w:pPr>
       <w:r>
@@ -8633,7 +8654,7 @@
         <w:pStyle w:val="Prrafodelista"/>
         <w:numPr>
           <w:ilvl w:val="0"/>
-          <w:numId w:val="51"/>
+          <w:numId w:val="33"/>
         </w:numPr>
       </w:pPr>
       <w:r>
@@ -8645,7 +8666,7 @@
         <w:pStyle w:val="Prrafodelista"/>
         <w:numPr>
           <w:ilvl w:val="0"/>
-          <w:numId w:val="51"/>
+          <w:numId w:val="33"/>
         </w:numPr>
       </w:pPr>
       <w:r>
@@ -8666,6 +8687,7 @@
         <w:pStyle w:val="Ttulo3"/>
       </w:pPr>
       <w:r>
+        <w:lastRenderedPageBreak/>
         <w:t xml:space="preserve">La web </w:t>
       </w:r>
       <w:r>
@@ -8741,7 +8763,6 @@
     </w:p>
     <w:p>
       <w:r>
-        <w:lastRenderedPageBreak/>
         <w:t>La expansión del uso de teléfonos inteligentes transformó la manera en que los usuarios acceden a internet. Actualmente, la conexión a la red se produce en cualquier momento y lugar, lo que amplía el alcance potencial de los sitios web optimizados para móviles. Según Shum (2021), “En la actualidad el 70 % del tráfico de internet proviene de teléfonos móviles”.</w:t>
       </w:r>
     </w:p>
@@ -8778,7 +8799,7 @@
         <w:pStyle w:val="Prrafodelista"/>
         <w:numPr>
           <w:ilvl w:val="0"/>
-          <w:numId w:val="52"/>
+          <w:numId w:val="34"/>
         </w:numPr>
         <w:ind w:left="993"/>
       </w:pPr>
@@ -8801,7 +8822,7 @@
         <w:pStyle w:val="Prrafodelista"/>
         <w:numPr>
           <w:ilvl w:val="0"/>
-          <w:numId w:val="52"/>
+          <w:numId w:val="34"/>
         </w:numPr>
         <w:ind w:left="993"/>
       </w:pPr>
@@ -8824,7 +8845,7 @@
         <w:pStyle w:val="Prrafodelista"/>
         <w:numPr>
           <w:ilvl w:val="0"/>
-          <w:numId w:val="52"/>
+          <w:numId w:val="34"/>
         </w:numPr>
         <w:ind w:left="993"/>
       </w:pPr>
@@ -8853,7 +8874,7 @@
         <w:pStyle w:val="Prrafodelista"/>
         <w:numPr>
           <w:ilvl w:val="0"/>
-          <w:numId w:val="52"/>
+          <w:numId w:val="34"/>
         </w:numPr>
         <w:ind w:left="993"/>
       </w:pPr>
@@ -8862,6 +8883,7 @@
           <w:b/>
           <w:bCs/>
         </w:rPr>
+        <w:lastRenderedPageBreak/>
         <w:t>Mayor alcance de audiencia</w:t>
       </w:r>
       <w:r>
@@ -10702,7 +10724,7 @@
 </file>
 
 <file path=word/endnotes.xml><?xml version="1.0" encoding="utf-8"?>
-<w:endnotes xmlns:wpc="http://schemas.microsoft.com/office/word/2010/wordprocessingCanvas" xmlns:cx="http://schemas.microsoft.com/office/drawing/2014/chartex" xmlns:cx1="http://schemas.microsoft.com/office/drawing/2015/9/8/chartex" xmlns:cx2="http://schemas.microsoft.com/office/drawing/2015/10/21/chartex" xmlns:cx3="http://schemas.microsoft.com/office/drawing/2016/5/9/chartex" xmlns:cx4="http://schemas.microsoft.com/office/drawing/2016/5/10/chartex" xmlns:cx5="http://schemas.microsoft.com/office/drawing/2016/5/11/chartex" xmlns:cx6="http://schemas.microsoft.com/office/drawing/2016/5/12/chartex" xmlns:cx7="http://schemas.microsoft.com/office/drawing/2016/5/13/chartex" xmlns:cx8="http://schemas.microsoft.com/office/drawing/2016/5/14/chartex" xmlns:mc="http://schemas.openxmlformats.org/markup-compatibility/2006" xmlns:aink="http://schemas.microsoft.com/office/drawing/2016/ink" xmlns:am3d="http://schemas.microsoft.com/office/drawing/2017/model3d" xmlns:o="urn:schemas-microsoft-com:office:office" xmlns:oel="http://schemas.microsoft.com/office/2019/extlst" xmlns:r="http://schemas.openxmlformats.org/officeDocument/2006/relationships" xmlns:m="http://schemas.openxmlformats.org/officeDocument/2006/math" xmlns:v="urn:schemas-microsoft-com:vml" xmlns:wp14="http://schemas.microsoft.com/office/word/2010/wordprocessingDrawing" xmlns:wp="http://schemas.openxmlformats.org/drawingml/2006/wordprocessingDrawing" xmlns:w10="urn:schemas-microsoft-com:office:word" xmlns:w="http://schemas.openxmlformats.org/wordprocessingml/2006/main" xmlns:w14="http://schemas.microsoft.com/office/word/2010/wordml" xmlns:w15="http://schemas.microsoft.com/office/word/2012/wordml" xmlns:w16cex="http://schemas.microsoft.com/office/word/2018/wordml/cex" xmlns:w16cid="http://schemas.microsoft.com/office/word/2016/wordml/cid" xmlns:w16="http://schemas.microsoft.com/office/word/2018/wordml" xmlns:w16du="http://schemas.microsoft.com/office/word/2023/wordml/word16du" xmlns:w16sdtdh="http://schemas.microsoft.com/office/word/2020/wordml/sdtdatahash" xmlns:w16sdtfl="http://schemas.microsoft.com/office/word/2024/wordml/sdtformatlock" xmlns:w16se="http://schemas.microsoft.com/office/word/2015/wordml/symex" xmlns:wpg="http://schemas.microsoft.com/office/word/2010/wordprocessingGroup" xmlns:wpi="http://schemas.microsoft.com/office/word/2010/wordprocessingInk" xmlns:wne="http://schemas.microsoft.com/office/word/2006/wordml" xmlns:wps="http://schemas.microsoft.com/office/word/2010/wordprocessingShape" mc:Ignorable="w14 w15 w16se w16cid w16 w16cex w16sdtdh w16sdtfl w16du wp14">
+<w:endnotes xmlns:wpc="http://schemas.microsoft.com/office/word/2010/wordprocessingCanvas" xmlns:cx="http://schemas.microsoft.com/office/drawing/2014/chartex" xmlns:cx1="http://schemas.microsoft.com/office/drawing/2015/9/8/chartex" xmlns:cx2="http://schemas.microsoft.com/office/drawing/2015/10/21/chartex" xmlns:cx3="http://schemas.microsoft.com/office/drawing/2016/5/9/chartex" xmlns:cx4="http://schemas.microsoft.com/office/drawing/2016/5/10/chartex" xmlns:cx5="http://schemas.microsoft.com/office/drawing/2016/5/11/chartex" xmlns:cx6="http://schemas.microsoft.com/office/drawing/2016/5/12/chartex" xmlns:cx7="http://schemas.microsoft.com/office/drawing/2016/5/13/chartex" xmlns:cx8="http://schemas.microsoft.com/office/drawing/2016/5/14/chartex" xmlns:mc="http://schemas.openxmlformats.org/markup-compatibility/2006" xmlns:aink="http://schemas.microsoft.com/office/drawing/2016/ink" xmlns:am3d="http://schemas.microsoft.com/office/drawing/2017/model3d" xmlns:o="urn:schemas-microsoft-com:office:office" xmlns:r="http://schemas.openxmlformats.org/officeDocument/2006/relationships" xmlns:m="http://schemas.openxmlformats.org/officeDocument/2006/math" xmlns:v="urn:schemas-microsoft-com:vml" xmlns:wp14="http://schemas.microsoft.com/office/word/2010/wordprocessingDrawing" xmlns:wp="http://schemas.openxmlformats.org/drawingml/2006/wordprocessingDrawing" xmlns:w10="urn:schemas-microsoft-com:office:word" xmlns:w="http://schemas.openxmlformats.org/wordprocessingml/2006/main" xmlns:w14="http://schemas.microsoft.com/office/word/2010/wordml" xmlns:w15="http://schemas.microsoft.com/office/word/2012/wordml" xmlns:w16cex="http://schemas.microsoft.com/office/word/2018/wordml/cex" xmlns:w16cid="http://schemas.microsoft.com/office/word/2016/wordml/cid" xmlns:w16="http://schemas.microsoft.com/office/word/2018/wordml" xmlns:w16sdtdh="http://schemas.microsoft.com/office/word/2020/wordml/sdtdatahash" xmlns:w16se="http://schemas.microsoft.com/office/word/2015/wordml/symex" xmlns:wpg="http://schemas.microsoft.com/office/word/2010/wordprocessingGroup" xmlns:wpi="http://schemas.microsoft.com/office/word/2010/wordprocessingInk" xmlns:wne="http://schemas.microsoft.com/office/word/2006/wordml" xmlns:wps="http://schemas.microsoft.com/office/word/2010/wordprocessingShape" mc:Ignorable="w14 w15 w16se w16cid w16 w16cex w16sdtdh wp14">
   <w:endnote w:type="separator" w:id="-1">
     <w:p>
       <w:pPr>
@@ -10727,7 +10749,7 @@
 </file>
 
 <file path=word/footer1.xml><?xml version="1.0" encoding="utf-8"?>
-<w:ftr xmlns:wpc="http://schemas.microsoft.com/office/word/2010/wordprocessingCanvas" xmlns:cx="http://schemas.microsoft.com/office/drawing/2014/chartex" xmlns:cx1="http://schemas.microsoft.com/office/drawing/2015/9/8/chartex" xmlns:cx2="http://schemas.microsoft.com/office/drawing/2015/10/21/chartex" xmlns:cx3="http://schemas.microsoft.com/office/drawing/2016/5/9/chartex" xmlns:cx4="http://schemas.microsoft.com/office/drawing/2016/5/10/chartex" xmlns:cx5="http://schemas.microsoft.com/office/drawing/2016/5/11/chartex" xmlns:cx6="http://schemas.microsoft.com/office/drawing/2016/5/12/chartex" xmlns:cx7="http://schemas.microsoft.com/office/drawing/2016/5/13/chartex" xmlns:cx8="http://schemas.microsoft.com/office/drawing/2016/5/14/chartex" xmlns:mc="http://schemas.openxmlformats.org/markup-compatibility/2006" xmlns:aink="http://schemas.microsoft.com/office/drawing/2016/ink" xmlns:am3d="http://schemas.microsoft.com/office/drawing/2017/model3d" xmlns:o="urn:schemas-microsoft-com:office:office" xmlns:oel="http://schemas.microsoft.com/office/2019/extlst" xmlns:r="http://schemas.openxmlformats.org/officeDocument/2006/relationships" xmlns:m="http://schemas.openxmlformats.org/officeDocument/2006/math" xmlns:v="urn:schemas-microsoft-com:vml" xmlns:wp14="http://schemas.microsoft.com/office/word/2010/wordprocessingDrawing" xmlns:wp="http://schemas.openxmlformats.org/drawingml/2006/wordprocessingDrawing" xmlns:w10="urn:schemas-microsoft-com:office:word" xmlns:w="http://schemas.openxmlformats.org/wordprocessingml/2006/main" xmlns:w14="http://schemas.microsoft.com/office/word/2010/wordml" xmlns:w15="http://schemas.microsoft.com/office/word/2012/wordml" xmlns:w16cex="http://schemas.microsoft.com/office/word/2018/wordml/cex" xmlns:w16cid="http://schemas.microsoft.com/office/word/2016/wordml/cid" xmlns:w16="http://schemas.microsoft.com/office/word/2018/wordml" xmlns:w16du="http://schemas.microsoft.com/office/word/2023/wordml/word16du" xmlns:w16sdtdh="http://schemas.microsoft.com/office/word/2020/wordml/sdtdatahash" xmlns:w16sdtfl="http://schemas.microsoft.com/office/word/2024/wordml/sdtformatlock" xmlns:w16se="http://schemas.microsoft.com/office/word/2015/wordml/symex" xmlns:wpg="http://schemas.microsoft.com/office/word/2010/wordprocessingGroup" xmlns:wpi="http://schemas.microsoft.com/office/word/2010/wordprocessingInk" xmlns:wne="http://schemas.microsoft.com/office/word/2006/wordml" xmlns:wps="http://schemas.microsoft.com/office/word/2010/wordprocessingShape" mc:Ignorable="w14 w15 w16se w16cid w16 w16cex w16sdtdh w16sdtfl w16du wp14">
+<w:ftr xmlns:wpc="http://schemas.microsoft.com/office/word/2010/wordprocessingCanvas" xmlns:cx="http://schemas.microsoft.com/office/drawing/2014/chartex" xmlns:cx1="http://schemas.microsoft.com/office/drawing/2015/9/8/chartex" xmlns:cx2="http://schemas.microsoft.com/office/drawing/2015/10/21/chartex" xmlns:cx3="http://schemas.microsoft.com/office/drawing/2016/5/9/chartex" xmlns:cx4="http://schemas.microsoft.com/office/drawing/2016/5/10/chartex" xmlns:cx5="http://schemas.microsoft.com/office/drawing/2016/5/11/chartex" xmlns:cx6="http://schemas.microsoft.com/office/drawing/2016/5/12/chartex" xmlns:cx7="http://schemas.microsoft.com/office/drawing/2016/5/13/chartex" xmlns:cx8="http://schemas.microsoft.com/office/drawing/2016/5/14/chartex" xmlns:mc="http://schemas.openxmlformats.org/markup-compatibility/2006" xmlns:aink="http://schemas.microsoft.com/office/drawing/2016/ink" xmlns:am3d="http://schemas.microsoft.com/office/drawing/2017/model3d" xmlns:o="urn:schemas-microsoft-com:office:office" xmlns:r="http://schemas.openxmlformats.org/officeDocument/2006/relationships" xmlns:m="http://schemas.openxmlformats.org/officeDocument/2006/math" xmlns:v="urn:schemas-microsoft-com:vml" xmlns:wp14="http://schemas.microsoft.com/office/word/2010/wordprocessingDrawing" xmlns:wp="http://schemas.openxmlformats.org/drawingml/2006/wordprocessingDrawing" xmlns:w10="urn:schemas-microsoft-com:office:word" xmlns:w="http://schemas.openxmlformats.org/wordprocessingml/2006/main" xmlns:w14="http://schemas.microsoft.com/office/word/2010/wordml" xmlns:w15="http://schemas.microsoft.com/office/word/2012/wordml" xmlns:w16cex="http://schemas.microsoft.com/office/word/2018/wordml/cex" xmlns:w16cid="http://schemas.microsoft.com/office/word/2016/wordml/cid" xmlns:w16="http://schemas.microsoft.com/office/word/2018/wordml" xmlns:w16sdtdh="http://schemas.microsoft.com/office/word/2020/wordml/sdtdatahash" xmlns:w16se="http://schemas.microsoft.com/office/word/2015/wordml/symex" xmlns:wpg="http://schemas.microsoft.com/office/word/2010/wordprocessingGroup" xmlns:wpi="http://schemas.microsoft.com/office/word/2010/wordprocessingInk" xmlns:wne="http://schemas.microsoft.com/office/word/2006/wordml" xmlns:wps="http://schemas.microsoft.com/office/word/2010/wordprocessingShape" mc:Ignorable="w14 w15 w16se w16cid w16 w16cex w16sdtdh wp14">
   <w:sdt>
     <w:sdtPr>
       <w:id w:val="-1465197936"/>
@@ -10736,6 +10758,7 @@
         <w:docPartUnique/>
       </w:docPartObj>
     </w:sdtPr>
+    <w:sdtEndPr/>
     <w:sdtContent>
       <w:p>
         <w:pPr>
@@ -10772,7 +10795,7 @@
 </file>
 
 <file path=word/footnotes.xml><?xml version="1.0" encoding="utf-8"?>
-<w:footnotes xmlns:wpc="http://schemas.microsoft.com/office/word/2010/wordprocessingCanvas" xmlns:cx="http://schemas.microsoft.com/office/drawing/2014/chartex" xmlns:cx1="http://schemas.microsoft.com/office/drawing/2015/9/8/chartex" xmlns:cx2="http://schemas.microsoft.com/office/drawing/2015/10/21/chartex" xmlns:cx3="http://schemas.microsoft.com/office/drawing/2016/5/9/chartex" xmlns:cx4="http://schemas.microsoft.com/office/drawing/2016/5/10/chartex" xmlns:cx5="http://schemas.microsoft.com/office/drawing/2016/5/11/chartex" xmlns:cx6="http://schemas.microsoft.com/office/drawing/2016/5/12/chartex" xmlns:cx7="http://schemas.microsoft.com/office/drawing/2016/5/13/chartex" xmlns:cx8="http://schemas.microsoft.com/office/drawing/2016/5/14/chartex" xmlns:mc="http://schemas.openxmlformats.org/markup-compatibility/2006" xmlns:aink="http://schemas.microsoft.com/office/drawing/2016/ink" xmlns:am3d="http://schemas.microsoft.com/office/drawing/2017/model3d" xmlns:o="urn:schemas-microsoft-com:office:office" xmlns:oel="http://schemas.microsoft.com/office/2019/extlst" xmlns:r="http://schemas.openxmlformats.org/officeDocument/2006/relationships" xmlns:m="http://schemas.openxmlformats.org/officeDocument/2006/math" xmlns:v="urn:schemas-microsoft-com:vml" xmlns:wp14="http://schemas.microsoft.com/office/word/2010/wordprocessingDrawing" xmlns:wp="http://schemas.openxmlformats.org/drawingml/2006/wordprocessingDrawing" xmlns:w10="urn:schemas-microsoft-com:office:word" xmlns:w="http://schemas.openxmlformats.org/wordprocessingml/2006/main" xmlns:w14="http://schemas.microsoft.com/office/word/2010/wordml" xmlns:w15="http://schemas.microsoft.com/office/word/2012/wordml" xmlns:w16cex="http://schemas.microsoft.com/office/word/2018/wordml/cex" xmlns:w16cid="http://schemas.microsoft.com/office/word/2016/wordml/cid" xmlns:w16="http://schemas.microsoft.com/office/word/2018/wordml" xmlns:w16du="http://schemas.microsoft.com/office/word/2023/wordml/word16du" xmlns:w16sdtdh="http://schemas.microsoft.com/office/word/2020/wordml/sdtdatahash" xmlns:w16sdtfl="http://schemas.microsoft.com/office/word/2024/wordml/sdtformatlock" xmlns:w16se="http://schemas.microsoft.com/office/word/2015/wordml/symex" xmlns:wpg="http://schemas.microsoft.com/office/word/2010/wordprocessingGroup" xmlns:wpi="http://schemas.microsoft.com/office/word/2010/wordprocessingInk" xmlns:wne="http://schemas.microsoft.com/office/word/2006/wordml" xmlns:wps="http://schemas.microsoft.com/office/word/2010/wordprocessingShape" mc:Ignorable="w14 w15 w16se w16cid w16 w16cex w16sdtdh w16sdtfl w16du wp14">
+<w:footnotes xmlns:wpc="http://schemas.microsoft.com/office/word/2010/wordprocessingCanvas" xmlns:cx="http://schemas.microsoft.com/office/drawing/2014/chartex" xmlns:cx1="http://schemas.microsoft.com/office/drawing/2015/9/8/chartex" xmlns:cx2="http://schemas.microsoft.com/office/drawing/2015/10/21/chartex" xmlns:cx3="http://schemas.microsoft.com/office/drawing/2016/5/9/chartex" xmlns:cx4="http://schemas.microsoft.com/office/drawing/2016/5/10/chartex" xmlns:cx5="http://schemas.microsoft.com/office/drawing/2016/5/11/chartex" xmlns:cx6="http://schemas.microsoft.com/office/drawing/2016/5/12/chartex" xmlns:cx7="http://schemas.microsoft.com/office/drawing/2016/5/13/chartex" xmlns:cx8="http://schemas.microsoft.com/office/drawing/2016/5/14/chartex" xmlns:mc="http://schemas.openxmlformats.org/markup-compatibility/2006" xmlns:aink="http://schemas.microsoft.com/office/drawing/2016/ink" xmlns:am3d="http://schemas.microsoft.com/office/drawing/2017/model3d" xmlns:o="urn:schemas-microsoft-com:office:office" xmlns:r="http://schemas.openxmlformats.org/officeDocument/2006/relationships" xmlns:m="http://schemas.openxmlformats.org/officeDocument/2006/math" xmlns:v="urn:schemas-microsoft-com:vml" xmlns:wp14="http://schemas.microsoft.com/office/word/2010/wordprocessingDrawing" xmlns:wp="http://schemas.openxmlformats.org/drawingml/2006/wordprocessingDrawing" xmlns:w10="urn:schemas-microsoft-com:office:word" xmlns:w="http://schemas.openxmlformats.org/wordprocessingml/2006/main" xmlns:w14="http://schemas.microsoft.com/office/word/2010/wordml" xmlns:w15="http://schemas.microsoft.com/office/word/2012/wordml" xmlns:w16cex="http://schemas.microsoft.com/office/word/2018/wordml/cex" xmlns:w16cid="http://schemas.microsoft.com/office/word/2016/wordml/cid" xmlns:w16="http://schemas.microsoft.com/office/word/2018/wordml" xmlns:w16sdtdh="http://schemas.microsoft.com/office/word/2020/wordml/sdtdatahash" xmlns:w16se="http://schemas.microsoft.com/office/word/2015/wordml/symex" xmlns:wpg="http://schemas.microsoft.com/office/word/2010/wordprocessingGroup" xmlns:wpi="http://schemas.microsoft.com/office/word/2010/wordprocessingInk" xmlns:wne="http://schemas.microsoft.com/office/word/2006/wordml" xmlns:wps="http://schemas.microsoft.com/office/word/2010/wordprocessingShape" mc:Ignorable="w14 w15 w16se w16cid w16 w16cex w16sdtdh wp14">
   <w:footnote w:type="separator" w:id="-1">
     <w:p>
       <w:pPr>
@@ -10797,7 +10820,7 @@
 </file>
 
 <file path=word/header1.xml><?xml version="1.0" encoding="utf-8"?>
-<w:hdr xmlns:wpc="http://schemas.microsoft.com/office/word/2010/wordprocessingCanvas" xmlns:cx="http://schemas.microsoft.com/office/drawing/2014/chartex" xmlns:cx1="http://schemas.microsoft.com/office/drawing/2015/9/8/chartex" xmlns:cx2="http://schemas.microsoft.com/office/drawing/2015/10/21/chartex" xmlns:cx3="http://schemas.microsoft.com/office/drawing/2016/5/9/chartex" xmlns:cx4="http://schemas.microsoft.com/office/drawing/2016/5/10/chartex" xmlns:cx5="http://schemas.microsoft.com/office/drawing/2016/5/11/chartex" xmlns:cx6="http://schemas.microsoft.com/office/drawing/2016/5/12/chartex" xmlns:cx7="http://schemas.microsoft.com/office/drawing/2016/5/13/chartex" xmlns:cx8="http://schemas.microsoft.com/office/drawing/2016/5/14/chartex" xmlns:mc="http://schemas.openxmlformats.org/markup-compatibility/2006" xmlns:aink="http://schemas.microsoft.com/office/drawing/2016/ink" xmlns:am3d="http://schemas.microsoft.com/office/drawing/2017/model3d" xmlns:o="urn:schemas-microsoft-com:office:office" xmlns:oel="http://schemas.microsoft.com/office/2019/extlst" xmlns:r="http://schemas.openxmlformats.org/officeDocument/2006/relationships" xmlns:m="http://schemas.openxmlformats.org/officeDocument/2006/math" xmlns:v="urn:schemas-microsoft-com:vml" xmlns:wp14="http://schemas.microsoft.com/office/word/2010/wordprocessingDrawing" xmlns:wp="http://schemas.openxmlformats.org/drawingml/2006/wordprocessingDrawing" xmlns:w10="urn:schemas-microsoft-com:office:word" xmlns:w="http://schemas.openxmlformats.org/wordprocessingml/2006/main" xmlns:w14="http://schemas.microsoft.com/office/word/2010/wordml" xmlns:w15="http://schemas.microsoft.com/office/word/2012/wordml" xmlns:w16cex="http://schemas.microsoft.com/office/word/2018/wordml/cex" xmlns:w16cid="http://schemas.microsoft.com/office/word/2016/wordml/cid" xmlns:w16="http://schemas.microsoft.com/office/word/2018/wordml" xmlns:w16du="http://schemas.microsoft.com/office/word/2023/wordml/word16du" xmlns:w16sdtdh="http://schemas.microsoft.com/office/word/2020/wordml/sdtdatahash" xmlns:w16sdtfl="http://schemas.microsoft.com/office/word/2024/wordml/sdtformatlock" xmlns:w16se="http://schemas.microsoft.com/office/word/2015/wordml/symex" xmlns:wpg="http://schemas.microsoft.com/office/word/2010/wordprocessingGroup" xmlns:wpi="http://schemas.microsoft.com/office/word/2010/wordprocessingInk" xmlns:wne="http://schemas.microsoft.com/office/word/2006/wordml" xmlns:wps="http://schemas.microsoft.com/office/word/2010/wordprocessingShape" mc:Ignorable="w14 w15 w16se w16cid w16 w16cex w16sdtdh w16sdtfl w16du wp14">
+<w:hdr xmlns:wpc="http://schemas.microsoft.com/office/word/2010/wordprocessingCanvas" xmlns:cx="http://schemas.microsoft.com/office/drawing/2014/chartex" xmlns:cx1="http://schemas.microsoft.com/office/drawing/2015/9/8/chartex" xmlns:cx2="http://schemas.microsoft.com/office/drawing/2015/10/21/chartex" xmlns:cx3="http://schemas.microsoft.com/office/drawing/2016/5/9/chartex" xmlns:cx4="http://schemas.microsoft.com/office/drawing/2016/5/10/chartex" xmlns:cx5="http://schemas.microsoft.com/office/drawing/2016/5/11/chartex" xmlns:cx6="http://schemas.microsoft.com/office/drawing/2016/5/12/chartex" xmlns:cx7="http://schemas.microsoft.com/office/drawing/2016/5/13/chartex" xmlns:cx8="http://schemas.microsoft.com/office/drawing/2016/5/14/chartex" xmlns:mc="http://schemas.openxmlformats.org/markup-compatibility/2006" xmlns:aink="http://schemas.microsoft.com/office/drawing/2016/ink" xmlns:am3d="http://schemas.microsoft.com/office/drawing/2017/model3d" xmlns:o="urn:schemas-microsoft-com:office:office" xmlns:r="http://schemas.openxmlformats.org/officeDocument/2006/relationships" xmlns:m="http://schemas.openxmlformats.org/officeDocument/2006/math" xmlns:v="urn:schemas-microsoft-com:vml" xmlns:wp14="http://schemas.microsoft.com/office/word/2010/wordprocessingDrawing" xmlns:wp="http://schemas.openxmlformats.org/drawingml/2006/wordprocessingDrawing" xmlns:w10="urn:schemas-microsoft-com:office:word" xmlns:w="http://schemas.openxmlformats.org/wordprocessingml/2006/main" xmlns:w14="http://schemas.microsoft.com/office/word/2010/wordml" xmlns:w15="http://schemas.microsoft.com/office/word/2012/wordml" xmlns:w16cex="http://schemas.microsoft.com/office/word/2018/wordml/cex" xmlns:w16cid="http://schemas.microsoft.com/office/word/2016/wordml/cid" xmlns:w16="http://schemas.microsoft.com/office/word/2018/wordml" xmlns:w16sdtdh="http://schemas.microsoft.com/office/word/2020/wordml/sdtdatahash" xmlns:w16se="http://schemas.microsoft.com/office/word/2015/wordml/symex" xmlns:wpg="http://schemas.microsoft.com/office/word/2010/wordprocessingGroup" xmlns:wpi="http://schemas.microsoft.com/office/word/2010/wordprocessingInk" xmlns:wne="http://schemas.microsoft.com/office/word/2006/wordml" xmlns:wps="http://schemas.microsoft.com/office/word/2010/wordprocessingShape" mc:Ignorable="w14 w15 w16se w16cid w16 w16cex w16sdtdh wp14">
   <w:p>
     <w:pPr>
       <w:pStyle w:val="Encabezado"/>
@@ -10883,7 +10906,7 @@
 </file>
 
 <file path=word/numbering.xml><?xml version="1.0" encoding="utf-8"?>
-<w:numbering xmlns:wpc="http://schemas.microsoft.com/office/word/2010/wordprocessingCanvas" xmlns:cx="http://schemas.microsoft.com/office/drawing/2014/chartex" xmlns:cx1="http://schemas.microsoft.com/office/drawing/2015/9/8/chartex" xmlns:cx2="http://schemas.microsoft.com/office/drawing/2015/10/21/chartex" xmlns:cx3="http://schemas.microsoft.com/office/drawing/2016/5/9/chartex" xmlns:cx4="http://schemas.microsoft.com/office/drawing/2016/5/10/chartex" xmlns:cx5="http://schemas.microsoft.com/office/drawing/2016/5/11/chartex" xmlns:cx6="http://schemas.microsoft.com/office/drawing/2016/5/12/chartex" xmlns:cx7="http://schemas.microsoft.com/office/drawing/2016/5/13/chartex" xmlns:cx8="http://schemas.microsoft.com/office/drawing/2016/5/14/chartex" xmlns:mc="http://schemas.openxmlformats.org/markup-compatibility/2006" xmlns:aink="http://schemas.microsoft.com/office/drawing/2016/ink" xmlns:am3d="http://schemas.microsoft.com/office/drawing/2017/model3d" xmlns:o="urn:schemas-microsoft-com:office:office" xmlns:oel="http://schemas.microsoft.com/office/2019/extlst" xmlns:r="http://schemas.openxmlformats.org/officeDocument/2006/relationships" xmlns:m="http://schemas.openxmlformats.org/officeDocument/2006/math" xmlns:v="urn:schemas-microsoft-com:vml" xmlns:wp14="http://schemas.microsoft.com/office/word/2010/wordprocessingDrawing" xmlns:wp="http://schemas.openxmlformats.org/drawingml/2006/wordprocessingDrawing" xmlns:w10="urn:schemas-microsoft-com:office:word" xmlns:w="http://schemas.openxmlformats.org/wordprocessingml/2006/main" xmlns:w14="http://schemas.microsoft.com/office/word/2010/wordml" xmlns:w15="http://schemas.microsoft.com/office/word/2012/wordml" xmlns:w16cex="http://schemas.microsoft.com/office/word/2018/wordml/cex" xmlns:w16cid="http://schemas.microsoft.com/office/word/2016/wordml/cid" xmlns:w16="http://schemas.microsoft.com/office/word/2018/wordml" xmlns:w16du="http://schemas.microsoft.com/office/word/2023/wordml/word16du" xmlns:w16sdtdh="http://schemas.microsoft.com/office/word/2020/wordml/sdtdatahash" xmlns:w16sdtfl="http://schemas.microsoft.com/office/word/2024/wordml/sdtformatlock" xmlns:w16se="http://schemas.microsoft.com/office/word/2015/wordml/symex" xmlns:wpg="http://schemas.microsoft.com/office/word/2010/wordprocessingGroup" xmlns:wpi="http://schemas.microsoft.com/office/word/2010/wordprocessingInk" xmlns:wne="http://schemas.microsoft.com/office/word/2006/wordml" xmlns:wps="http://schemas.microsoft.com/office/word/2010/wordprocessingShape" mc:Ignorable="w14 w15 w16se w16cid w16 w16cex w16sdtdh w16sdtfl w16du wp14">
+<w:numbering xmlns:wpc="http://schemas.microsoft.com/office/word/2010/wordprocessingCanvas" xmlns:cx="http://schemas.microsoft.com/office/drawing/2014/chartex" xmlns:cx1="http://schemas.microsoft.com/office/drawing/2015/9/8/chartex" xmlns:cx2="http://schemas.microsoft.com/office/drawing/2015/10/21/chartex" xmlns:cx3="http://schemas.microsoft.com/office/drawing/2016/5/9/chartex" xmlns:cx4="http://schemas.microsoft.com/office/drawing/2016/5/10/chartex" xmlns:cx5="http://schemas.microsoft.com/office/drawing/2016/5/11/chartex" xmlns:cx6="http://schemas.microsoft.com/office/drawing/2016/5/12/chartex" xmlns:cx7="http://schemas.microsoft.com/office/drawing/2016/5/13/chartex" xmlns:cx8="http://schemas.microsoft.com/office/drawing/2016/5/14/chartex" xmlns:mc="http://schemas.openxmlformats.org/markup-compatibility/2006" xmlns:aink="http://schemas.microsoft.com/office/drawing/2016/ink" xmlns:am3d="http://schemas.microsoft.com/office/drawing/2017/model3d" xmlns:o="urn:schemas-microsoft-com:office:office" xmlns:r="http://schemas.openxmlformats.org/officeDocument/2006/relationships" xmlns:m="http://schemas.openxmlformats.org/officeDocument/2006/math" xmlns:v="urn:schemas-microsoft-com:vml" xmlns:wp14="http://schemas.microsoft.com/office/word/2010/wordprocessingDrawing" xmlns:wp="http://schemas.openxmlformats.org/drawingml/2006/wordprocessingDrawing" xmlns:w10="urn:schemas-microsoft-com:office:word" xmlns:w="http://schemas.openxmlformats.org/wordprocessingml/2006/main" xmlns:w14="http://schemas.microsoft.com/office/word/2010/wordml" xmlns:w15="http://schemas.microsoft.com/office/word/2012/wordml" xmlns:w16cex="http://schemas.microsoft.com/office/word/2018/wordml/cex" xmlns:w16cid="http://schemas.microsoft.com/office/word/2016/wordml/cid" xmlns:w16="http://schemas.microsoft.com/office/word/2018/wordml" xmlns:w16sdtdh="http://schemas.microsoft.com/office/word/2020/wordml/sdtdatahash" xmlns:w16se="http://schemas.microsoft.com/office/word/2015/wordml/symex" xmlns:wpg="http://schemas.microsoft.com/office/word/2010/wordprocessingGroup" xmlns:wpi="http://schemas.microsoft.com/office/word/2010/wordprocessingInk" xmlns:wne="http://schemas.microsoft.com/office/word/2006/wordml" xmlns:wps="http://schemas.microsoft.com/office/word/2010/wordprocessingShape" mc:Ignorable="w14 w15 w16se w16cid w16 w16cex w16sdtdh wp14">
   <w:abstractNum w:abstractNumId="0" w15:restartNumberingAfterBreak="0">
     <w:nsid w:val="FFFFFF89"/>
     <w:multiLevelType w:val="singleLevel"/>
@@ -11019,345 +11042,6 @@
     </w:lvl>
   </w:abstractNum>
   <w:abstractNum w:abstractNumId="2" w15:restartNumberingAfterBreak="0">
-    <w:nsid w:val="06896833"/>
-    <w:multiLevelType w:val="hybridMultilevel"/>
-    <w:tmpl w:val="93DABB98"/>
-    <w:lvl w:ilvl="0" w:tplc="0C0A0001">
-      <w:start w:val="1"/>
-      <w:numFmt w:val="bullet"/>
-      <w:lvlText w:val=""/>
-      <w:lvlJc w:val="left"/>
-      <w:pPr>
-        <w:ind w:left="1713" w:hanging="360"/>
-      </w:pPr>
-      <w:rPr>
-        <w:rFonts w:ascii="Symbol" w:hAnsi="Symbol" w:hint="default"/>
-      </w:rPr>
-    </w:lvl>
-    <w:lvl w:ilvl="1" w:tplc="FFFFFFFF" w:tentative="1">
-      <w:start w:val="1"/>
-      <w:numFmt w:val="bullet"/>
-      <w:lvlText w:val="o"/>
-      <w:lvlJc w:val="left"/>
-      <w:pPr>
-        <w:ind w:left="2433" w:hanging="360"/>
-      </w:pPr>
-      <w:rPr>
-        <w:rFonts w:ascii="Courier New" w:hAnsi="Courier New" w:cs="Courier New" w:hint="default"/>
-      </w:rPr>
-    </w:lvl>
-    <w:lvl w:ilvl="2" w:tplc="FFFFFFFF" w:tentative="1">
-      <w:start w:val="1"/>
-      <w:numFmt w:val="bullet"/>
-      <w:lvlText w:val=""/>
-      <w:lvlJc w:val="left"/>
-      <w:pPr>
-        <w:ind w:left="3153" w:hanging="360"/>
-      </w:pPr>
-      <w:rPr>
-        <w:rFonts w:ascii="Wingdings" w:hAnsi="Wingdings" w:hint="default"/>
-      </w:rPr>
-    </w:lvl>
-    <w:lvl w:ilvl="3" w:tplc="FFFFFFFF" w:tentative="1">
-      <w:start w:val="1"/>
-      <w:numFmt w:val="bullet"/>
-      <w:lvlText w:val=""/>
-      <w:lvlJc w:val="left"/>
-      <w:pPr>
-        <w:ind w:left="3873" w:hanging="360"/>
-      </w:pPr>
-      <w:rPr>
-        <w:rFonts w:ascii="Symbol" w:hAnsi="Symbol" w:hint="default"/>
-      </w:rPr>
-    </w:lvl>
-    <w:lvl w:ilvl="4" w:tplc="FFFFFFFF" w:tentative="1">
-      <w:start w:val="1"/>
-      <w:numFmt w:val="bullet"/>
-      <w:lvlText w:val="o"/>
-      <w:lvlJc w:val="left"/>
-      <w:pPr>
-        <w:ind w:left="4593" w:hanging="360"/>
-      </w:pPr>
-      <w:rPr>
-        <w:rFonts w:ascii="Courier New" w:hAnsi="Courier New" w:cs="Courier New" w:hint="default"/>
-      </w:rPr>
-    </w:lvl>
-    <w:lvl w:ilvl="5" w:tplc="FFFFFFFF" w:tentative="1">
-      <w:start w:val="1"/>
-      <w:numFmt w:val="bullet"/>
-      <w:lvlText w:val=""/>
-      <w:lvlJc w:val="left"/>
-      <w:pPr>
-        <w:ind w:left="5313" w:hanging="360"/>
-      </w:pPr>
-      <w:rPr>
-        <w:rFonts w:ascii="Wingdings" w:hAnsi="Wingdings" w:hint="default"/>
-      </w:rPr>
-    </w:lvl>
-    <w:lvl w:ilvl="6" w:tplc="FFFFFFFF" w:tentative="1">
-      <w:start w:val="1"/>
-      <w:numFmt w:val="bullet"/>
-      <w:lvlText w:val=""/>
-      <w:lvlJc w:val="left"/>
-      <w:pPr>
-        <w:ind w:left="6033" w:hanging="360"/>
-      </w:pPr>
-      <w:rPr>
-        <w:rFonts w:ascii="Symbol" w:hAnsi="Symbol" w:hint="default"/>
-      </w:rPr>
-    </w:lvl>
-    <w:lvl w:ilvl="7" w:tplc="FFFFFFFF" w:tentative="1">
-      <w:start w:val="1"/>
-      <w:numFmt w:val="bullet"/>
-      <w:lvlText w:val="o"/>
-      <w:lvlJc w:val="left"/>
-      <w:pPr>
-        <w:ind w:left="6753" w:hanging="360"/>
-      </w:pPr>
-      <w:rPr>
-        <w:rFonts w:ascii="Courier New" w:hAnsi="Courier New" w:cs="Courier New" w:hint="default"/>
-      </w:rPr>
-    </w:lvl>
-    <w:lvl w:ilvl="8" w:tplc="FFFFFFFF" w:tentative="1">
-      <w:start w:val="1"/>
-      <w:numFmt w:val="bullet"/>
-      <w:lvlText w:val=""/>
-      <w:lvlJc w:val="left"/>
-      <w:pPr>
-        <w:ind w:left="7473" w:hanging="360"/>
-      </w:pPr>
-      <w:rPr>
-        <w:rFonts w:ascii="Wingdings" w:hAnsi="Wingdings" w:hint="default"/>
-      </w:rPr>
-    </w:lvl>
-  </w:abstractNum>
-  <w:abstractNum w:abstractNumId="3" w15:restartNumberingAfterBreak="0">
-    <w:nsid w:val="0B1566A4"/>
-    <w:multiLevelType w:val="hybridMultilevel"/>
-    <w:tmpl w:val="D73A5C0E"/>
-    <w:lvl w:ilvl="0" w:tplc="0C0A0001">
-      <w:start w:val="1"/>
-      <w:numFmt w:val="bullet"/>
-      <w:lvlText w:val=""/>
-      <w:lvlJc w:val="left"/>
-      <w:pPr>
-        <w:ind w:left="1429" w:hanging="360"/>
-      </w:pPr>
-      <w:rPr>
-        <w:rFonts w:ascii="Symbol" w:hAnsi="Symbol" w:hint="default"/>
-      </w:rPr>
-    </w:lvl>
-    <w:lvl w:ilvl="1" w:tplc="0C0A0003" w:tentative="1">
-      <w:start w:val="1"/>
-      <w:numFmt w:val="bullet"/>
-      <w:lvlText w:val="o"/>
-      <w:lvlJc w:val="left"/>
-      <w:pPr>
-        <w:ind w:left="2149" w:hanging="360"/>
-      </w:pPr>
-      <w:rPr>
-        <w:rFonts w:ascii="Courier New" w:hAnsi="Courier New" w:cs="Courier New" w:hint="default"/>
-      </w:rPr>
-    </w:lvl>
-    <w:lvl w:ilvl="2" w:tplc="0C0A0005" w:tentative="1">
-      <w:start w:val="1"/>
-      <w:numFmt w:val="bullet"/>
-      <w:lvlText w:val=""/>
-      <w:lvlJc w:val="left"/>
-      <w:pPr>
-        <w:ind w:left="2869" w:hanging="360"/>
-      </w:pPr>
-      <w:rPr>
-        <w:rFonts w:ascii="Wingdings" w:hAnsi="Wingdings" w:hint="default"/>
-      </w:rPr>
-    </w:lvl>
-    <w:lvl w:ilvl="3" w:tplc="0C0A0001" w:tentative="1">
-      <w:start w:val="1"/>
-      <w:numFmt w:val="bullet"/>
-      <w:lvlText w:val=""/>
-      <w:lvlJc w:val="left"/>
-      <w:pPr>
-        <w:ind w:left="3589" w:hanging="360"/>
-      </w:pPr>
-      <w:rPr>
-        <w:rFonts w:ascii="Symbol" w:hAnsi="Symbol" w:hint="default"/>
-      </w:rPr>
-    </w:lvl>
-    <w:lvl w:ilvl="4" w:tplc="0C0A0003" w:tentative="1">
-      <w:start w:val="1"/>
-      <w:numFmt w:val="bullet"/>
-      <w:lvlText w:val="o"/>
-      <w:lvlJc w:val="left"/>
-      <w:pPr>
-        <w:ind w:left="4309" w:hanging="360"/>
-      </w:pPr>
-      <w:rPr>
-        <w:rFonts w:ascii="Courier New" w:hAnsi="Courier New" w:cs="Courier New" w:hint="default"/>
-      </w:rPr>
-    </w:lvl>
-    <w:lvl w:ilvl="5" w:tplc="0C0A0005" w:tentative="1">
-      <w:start w:val="1"/>
-      <w:numFmt w:val="bullet"/>
-      <w:lvlText w:val=""/>
-      <w:lvlJc w:val="left"/>
-      <w:pPr>
-        <w:ind w:left="5029" w:hanging="360"/>
-      </w:pPr>
-      <w:rPr>
-        <w:rFonts w:ascii="Wingdings" w:hAnsi="Wingdings" w:hint="default"/>
-      </w:rPr>
-    </w:lvl>
-    <w:lvl w:ilvl="6" w:tplc="0C0A0001" w:tentative="1">
-      <w:start w:val="1"/>
-      <w:numFmt w:val="bullet"/>
-      <w:lvlText w:val=""/>
-      <w:lvlJc w:val="left"/>
-      <w:pPr>
-        <w:ind w:left="5749" w:hanging="360"/>
-      </w:pPr>
-      <w:rPr>
-        <w:rFonts w:ascii="Symbol" w:hAnsi="Symbol" w:hint="default"/>
-      </w:rPr>
-    </w:lvl>
-    <w:lvl w:ilvl="7" w:tplc="0C0A0003" w:tentative="1">
-      <w:start w:val="1"/>
-      <w:numFmt w:val="bullet"/>
-      <w:lvlText w:val="o"/>
-      <w:lvlJc w:val="left"/>
-      <w:pPr>
-        <w:ind w:left="6469" w:hanging="360"/>
-      </w:pPr>
-      <w:rPr>
-        <w:rFonts w:ascii="Courier New" w:hAnsi="Courier New" w:cs="Courier New" w:hint="default"/>
-      </w:rPr>
-    </w:lvl>
-    <w:lvl w:ilvl="8" w:tplc="0C0A0005" w:tentative="1">
-      <w:start w:val="1"/>
-      <w:numFmt w:val="bullet"/>
-      <w:lvlText w:val=""/>
-      <w:lvlJc w:val="left"/>
-      <w:pPr>
-        <w:ind w:left="7189" w:hanging="360"/>
-      </w:pPr>
-      <w:rPr>
-        <w:rFonts w:ascii="Wingdings" w:hAnsi="Wingdings" w:hint="default"/>
-      </w:rPr>
-    </w:lvl>
-  </w:abstractNum>
-  <w:abstractNum w:abstractNumId="4" w15:restartNumberingAfterBreak="0">
-    <w:nsid w:val="0D9D0305"/>
-    <w:multiLevelType w:val="hybridMultilevel"/>
-    <w:tmpl w:val="17DCB64A"/>
-    <w:lvl w:ilvl="0" w:tplc="0C0A0001">
-      <w:start w:val="1"/>
-      <w:numFmt w:val="bullet"/>
-      <w:lvlText w:val=""/>
-      <w:lvlJc w:val="left"/>
-      <w:pPr>
-        <w:ind w:left="1429" w:hanging="360"/>
-      </w:pPr>
-      <w:rPr>
-        <w:rFonts w:ascii="Symbol" w:hAnsi="Symbol" w:hint="default"/>
-      </w:rPr>
-    </w:lvl>
-    <w:lvl w:ilvl="1" w:tplc="0C0A0003" w:tentative="1">
-      <w:start w:val="1"/>
-      <w:numFmt w:val="bullet"/>
-      <w:lvlText w:val="o"/>
-      <w:lvlJc w:val="left"/>
-      <w:pPr>
-        <w:ind w:left="2149" w:hanging="360"/>
-      </w:pPr>
-      <w:rPr>
-        <w:rFonts w:ascii="Courier New" w:hAnsi="Courier New" w:cs="Courier New" w:hint="default"/>
-      </w:rPr>
-    </w:lvl>
-    <w:lvl w:ilvl="2" w:tplc="0C0A0005" w:tentative="1">
-      <w:start w:val="1"/>
-      <w:numFmt w:val="bullet"/>
-      <w:lvlText w:val=""/>
-      <w:lvlJc w:val="left"/>
-      <w:pPr>
-        <w:ind w:left="2869" w:hanging="360"/>
-      </w:pPr>
-      <w:rPr>
-        <w:rFonts w:ascii="Wingdings" w:hAnsi="Wingdings" w:hint="default"/>
-      </w:rPr>
-    </w:lvl>
-    <w:lvl w:ilvl="3" w:tplc="0C0A0001" w:tentative="1">
-      <w:start w:val="1"/>
-      <w:numFmt w:val="bullet"/>
-      <w:lvlText w:val=""/>
-      <w:lvlJc w:val="left"/>
-      <w:pPr>
-        <w:ind w:left="3589" w:hanging="360"/>
-      </w:pPr>
-      <w:rPr>
-        <w:rFonts w:ascii="Symbol" w:hAnsi="Symbol" w:hint="default"/>
-      </w:rPr>
-    </w:lvl>
-    <w:lvl w:ilvl="4" w:tplc="0C0A0003" w:tentative="1">
-      <w:start w:val="1"/>
-      <w:numFmt w:val="bullet"/>
-      <w:lvlText w:val="o"/>
-      <w:lvlJc w:val="left"/>
-      <w:pPr>
-        <w:ind w:left="4309" w:hanging="360"/>
-      </w:pPr>
-      <w:rPr>
-        <w:rFonts w:ascii="Courier New" w:hAnsi="Courier New" w:cs="Courier New" w:hint="default"/>
-      </w:rPr>
-    </w:lvl>
-    <w:lvl w:ilvl="5" w:tplc="0C0A0005" w:tentative="1">
-      <w:start w:val="1"/>
-      <w:numFmt w:val="bullet"/>
-      <w:lvlText w:val=""/>
-      <w:lvlJc w:val="left"/>
-      <w:pPr>
-        <w:ind w:left="5029" w:hanging="360"/>
-      </w:pPr>
-      <w:rPr>
-        <w:rFonts w:ascii="Wingdings" w:hAnsi="Wingdings" w:hint="default"/>
-      </w:rPr>
-    </w:lvl>
-    <w:lvl w:ilvl="6" w:tplc="0C0A0001" w:tentative="1">
-      <w:start w:val="1"/>
-      <w:numFmt w:val="bullet"/>
-      <w:lvlText w:val=""/>
-      <w:lvlJc w:val="left"/>
-      <w:pPr>
-        <w:ind w:left="5749" w:hanging="360"/>
-      </w:pPr>
-      <w:rPr>
-        <w:rFonts w:ascii="Symbol" w:hAnsi="Symbol" w:hint="default"/>
-      </w:rPr>
-    </w:lvl>
-    <w:lvl w:ilvl="7" w:tplc="0C0A0003" w:tentative="1">
-      <w:start w:val="1"/>
-      <w:numFmt w:val="bullet"/>
-      <w:lvlText w:val="o"/>
-      <w:lvlJc w:val="left"/>
-      <w:pPr>
-        <w:ind w:left="6469" w:hanging="360"/>
-      </w:pPr>
-      <w:rPr>
-        <w:rFonts w:ascii="Courier New" w:hAnsi="Courier New" w:cs="Courier New" w:hint="default"/>
-      </w:rPr>
-    </w:lvl>
-    <w:lvl w:ilvl="8" w:tplc="0C0A0005" w:tentative="1">
-      <w:start w:val="1"/>
-      <w:numFmt w:val="bullet"/>
-      <w:lvlText w:val=""/>
-      <w:lvlJc w:val="left"/>
-      <w:pPr>
-        <w:ind w:left="7189" w:hanging="360"/>
-      </w:pPr>
-      <w:rPr>
-        <w:rFonts w:ascii="Wingdings" w:hAnsi="Wingdings" w:hint="default"/>
-      </w:rPr>
-    </w:lvl>
-  </w:abstractNum>
-  <w:abstractNum w:abstractNumId="5" w15:restartNumberingAfterBreak="0">
     <w:nsid w:val="0E2964FD"/>
     <w:multiLevelType w:val="hybridMultilevel"/>
     <w:tmpl w:val="0CE2AA66"/>
@@ -11470,7 +11154,7 @@
       </w:rPr>
     </w:lvl>
   </w:abstractNum>
-  <w:abstractNum w:abstractNumId="6" w15:restartNumberingAfterBreak="0">
+  <w:abstractNum w:abstractNumId="3" w15:restartNumberingAfterBreak="0">
     <w:nsid w:val="129A5D8B"/>
     <w:multiLevelType w:val="hybridMultilevel"/>
     <w:tmpl w:val="E870B4F0"/>
@@ -11583,120 +11267,7 @@
       </w:rPr>
     </w:lvl>
   </w:abstractNum>
-  <w:abstractNum w:abstractNumId="7" w15:restartNumberingAfterBreak="0">
-    <w:nsid w:val="14F0786A"/>
-    <w:multiLevelType w:val="hybridMultilevel"/>
-    <w:tmpl w:val="DECA6468"/>
-    <w:lvl w:ilvl="0" w:tplc="0C0A0003">
-      <w:start w:val="1"/>
-      <w:numFmt w:val="bullet"/>
-      <w:lvlText w:val="o"/>
-      <w:lvlJc w:val="left"/>
-      <w:pPr>
-        <w:ind w:left="1713" w:hanging="360"/>
-      </w:pPr>
-      <w:rPr>
-        <w:rFonts w:ascii="Courier New" w:hAnsi="Courier New" w:cs="Courier New" w:hint="default"/>
-      </w:rPr>
-    </w:lvl>
-    <w:lvl w:ilvl="1" w:tplc="0C0A0003" w:tentative="1">
-      <w:start w:val="1"/>
-      <w:numFmt w:val="bullet"/>
-      <w:lvlText w:val="o"/>
-      <w:lvlJc w:val="left"/>
-      <w:pPr>
-        <w:ind w:left="2433" w:hanging="360"/>
-      </w:pPr>
-      <w:rPr>
-        <w:rFonts w:ascii="Courier New" w:hAnsi="Courier New" w:cs="Courier New" w:hint="default"/>
-      </w:rPr>
-    </w:lvl>
-    <w:lvl w:ilvl="2" w:tplc="0C0A0005" w:tentative="1">
-      <w:start w:val="1"/>
-      <w:numFmt w:val="bullet"/>
-      <w:lvlText w:val=""/>
-      <w:lvlJc w:val="left"/>
-      <w:pPr>
-        <w:ind w:left="3153" w:hanging="360"/>
-      </w:pPr>
-      <w:rPr>
-        <w:rFonts w:ascii="Wingdings" w:hAnsi="Wingdings" w:hint="default"/>
-      </w:rPr>
-    </w:lvl>
-    <w:lvl w:ilvl="3" w:tplc="0C0A0001" w:tentative="1">
-      <w:start w:val="1"/>
-      <w:numFmt w:val="bullet"/>
-      <w:lvlText w:val=""/>
-      <w:lvlJc w:val="left"/>
-      <w:pPr>
-        <w:ind w:left="3873" w:hanging="360"/>
-      </w:pPr>
-      <w:rPr>
-        <w:rFonts w:ascii="Symbol" w:hAnsi="Symbol" w:hint="default"/>
-      </w:rPr>
-    </w:lvl>
-    <w:lvl w:ilvl="4" w:tplc="0C0A0003" w:tentative="1">
-      <w:start w:val="1"/>
-      <w:numFmt w:val="bullet"/>
-      <w:lvlText w:val="o"/>
-      <w:lvlJc w:val="left"/>
-      <w:pPr>
-        <w:ind w:left="4593" w:hanging="360"/>
-      </w:pPr>
-      <w:rPr>
-        <w:rFonts w:ascii="Courier New" w:hAnsi="Courier New" w:cs="Courier New" w:hint="default"/>
-      </w:rPr>
-    </w:lvl>
-    <w:lvl w:ilvl="5" w:tplc="0C0A0005" w:tentative="1">
-      <w:start w:val="1"/>
-      <w:numFmt w:val="bullet"/>
-      <w:lvlText w:val=""/>
-      <w:lvlJc w:val="left"/>
-      <w:pPr>
-        <w:ind w:left="5313" w:hanging="360"/>
-      </w:pPr>
-      <w:rPr>
-        <w:rFonts w:ascii="Wingdings" w:hAnsi="Wingdings" w:hint="default"/>
-      </w:rPr>
-    </w:lvl>
-    <w:lvl w:ilvl="6" w:tplc="0C0A0001" w:tentative="1">
-      <w:start w:val="1"/>
-      <w:numFmt w:val="bullet"/>
-      <w:lvlText w:val=""/>
-      <w:lvlJc w:val="left"/>
-      <w:pPr>
-        <w:ind w:left="6033" w:hanging="360"/>
-      </w:pPr>
-      <w:rPr>
-        <w:rFonts w:ascii="Symbol" w:hAnsi="Symbol" w:hint="default"/>
-      </w:rPr>
-    </w:lvl>
-    <w:lvl w:ilvl="7" w:tplc="0C0A0003" w:tentative="1">
-      <w:start w:val="1"/>
-      <w:numFmt w:val="bullet"/>
-      <w:lvlText w:val="o"/>
-      <w:lvlJc w:val="left"/>
-      <w:pPr>
-        <w:ind w:left="6753" w:hanging="360"/>
-      </w:pPr>
-      <w:rPr>
-        <w:rFonts w:ascii="Courier New" w:hAnsi="Courier New" w:cs="Courier New" w:hint="default"/>
-      </w:rPr>
-    </w:lvl>
-    <w:lvl w:ilvl="8" w:tplc="0C0A0005" w:tentative="1">
-      <w:start w:val="1"/>
-      <w:numFmt w:val="bullet"/>
-      <w:lvlText w:val=""/>
-      <w:lvlJc w:val="left"/>
-      <w:pPr>
-        <w:ind w:left="7473" w:hanging="360"/>
-      </w:pPr>
-      <w:rPr>
-        <w:rFonts w:ascii="Wingdings" w:hAnsi="Wingdings" w:hint="default"/>
-      </w:rPr>
-    </w:lvl>
-  </w:abstractNum>
-  <w:abstractNum w:abstractNumId="8" w15:restartNumberingAfterBreak="0">
+  <w:abstractNum w:abstractNumId="4" w15:restartNumberingAfterBreak="0">
     <w:nsid w:val="17862627"/>
     <w:multiLevelType w:val="hybridMultilevel"/>
     <w:tmpl w:val="D682F462"/>
@@ -11809,7 +11380,7 @@
       </w:rPr>
     </w:lvl>
   </w:abstractNum>
-  <w:abstractNum w:abstractNumId="9" w15:restartNumberingAfterBreak="0">
+  <w:abstractNum w:abstractNumId="5" w15:restartNumberingAfterBreak="0">
     <w:nsid w:val="18F11E70"/>
     <w:multiLevelType w:val="hybridMultilevel"/>
     <w:tmpl w:val="A8F0AC44"/>
@@ -11922,233 +11493,7 @@
       </w:rPr>
     </w:lvl>
   </w:abstractNum>
-  <w:abstractNum w:abstractNumId="10" w15:restartNumberingAfterBreak="0">
-    <w:nsid w:val="1F40090F"/>
-    <w:multiLevelType w:val="hybridMultilevel"/>
-    <w:tmpl w:val="6D70D016"/>
-    <w:lvl w:ilvl="0" w:tplc="0C0A0001">
-      <w:start w:val="1"/>
-      <w:numFmt w:val="bullet"/>
-      <w:lvlText w:val=""/>
-      <w:lvlJc w:val="left"/>
-      <w:pPr>
-        <w:ind w:left="1429" w:hanging="360"/>
-      </w:pPr>
-      <w:rPr>
-        <w:rFonts w:ascii="Symbol" w:hAnsi="Symbol" w:hint="default"/>
-      </w:rPr>
-    </w:lvl>
-    <w:lvl w:ilvl="1" w:tplc="0C0A0003" w:tentative="1">
-      <w:start w:val="1"/>
-      <w:numFmt w:val="bullet"/>
-      <w:lvlText w:val="o"/>
-      <w:lvlJc w:val="left"/>
-      <w:pPr>
-        <w:ind w:left="2149" w:hanging="360"/>
-      </w:pPr>
-      <w:rPr>
-        <w:rFonts w:ascii="Courier New" w:hAnsi="Courier New" w:cs="Courier New" w:hint="default"/>
-      </w:rPr>
-    </w:lvl>
-    <w:lvl w:ilvl="2" w:tplc="0C0A0005" w:tentative="1">
-      <w:start w:val="1"/>
-      <w:numFmt w:val="bullet"/>
-      <w:lvlText w:val=""/>
-      <w:lvlJc w:val="left"/>
-      <w:pPr>
-        <w:ind w:left="2869" w:hanging="360"/>
-      </w:pPr>
-      <w:rPr>
-        <w:rFonts w:ascii="Wingdings" w:hAnsi="Wingdings" w:hint="default"/>
-      </w:rPr>
-    </w:lvl>
-    <w:lvl w:ilvl="3" w:tplc="0C0A0001" w:tentative="1">
-      <w:start w:val="1"/>
-      <w:numFmt w:val="bullet"/>
-      <w:lvlText w:val=""/>
-      <w:lvlJc w:val="left"/>
-      <w:pPr>
-        <w:ind w:left="3589" w:hanging="360"/>
-      </w:pPr>
-      <w:rPr>
-        <w:rFonts w:ascii="Symbol" w:hAnsi="Symbol" w:hint="default"/>
-      </w:rPr>
-    </w:lvl>
-    <w:lvl w:ilvl="4" w:tplc="0C0A0003" w:tentative="1">
-      <w:start w:val="1"/>
-      <w:numFmt w:val="bullet"/>
-      <w:lvlText w:val="o"/>
-      <w:lvlJc w:val="left"/>
-      <w:pPr>
-        <w:ind w:left="4309" w:hanging="360"/>
-      </w:pPr>
-      <w:rPr>
-        <w:rFonts w:ascii="Courier New" w:hAnsi="Courier New" w:cs="Courier New" w:hint="default"/>
-      </w:rPr>
-    </w:lvl>
-    <w:lvl w:ilvl="5" w:tplc="0C0A0005" w:tentative="1">
-      <w:start w:val="1"/>
-      <w:numFmt w:val="bullet"/>
-      <w:lvlText w:val=""/>
-      <w:lvlJc w:val="left"/>
-      <w:pPr>
-        <w:ind w:left="5029" w:hanging="360"/>
-      </w:pPr>
-      <w:rPr>
-        <w:rFonts w:ascii="Wingdings" w:hAnsi="Wingdings" w:hint="default"/>
-      </w:rPr>
-    </w:lvl>
-    <w:lvl w:ilvl="6" w:tplc="0C0A0001" w:tentative="1">
-      <w:start w:val="1"/>
-      <w:numFmt w:val="bullet"/>
-      <w:lvlText w:val=""/>
-      <w:lvlJc w:val="left"/>
-      <w:pPr>
-        <w:ind w:left="5749" w:hanging="360"/>
-      </w:pPr>
-      <w:rPr>
-        <w:rFonts w:ascii="Symbol" w:hAnsi="Symbol" w:hint="default"/>
-      </w:rPr>
-    </w:lvl>
-    <w:lvl w:ilvl="7" w:tplc="0C0A0003" w:tentative="1">
-      <w:start w:val="1"/>
-      <w:numFmt w:val="bullet"/>
-      <w:lvlText w:val="o"/>
-      <w:lvlJc w:val="left"/>
-      <w:pPr>
-        <w:ind w:left="6469" w:hanging="360"/>
-      </w:pPr>
-      <w:rPr>
-        <w:rFonts w:ascii="Courier New" w:hAnsi="Courier New" w:cs="Courier New" w:hint="default"/>
-      </w:rPr>
-    </w:lvl>
-    <w:lvl w:ilvl="8" w:tplc="0C0A0005" w:tentative="1">
-      <w:start w:val="1"/>
-      <w:numFmt w:val="bullet"/>
-      <w:lvlText w:val=""/>
-      <w:lvlJc w:val="left"/>
-      <w:pPr>
-        <w:ind w:left="7189" w:hanging="360"/>
-      </w:pPr>
-      <w:rPr>
-        <w:rFonts w:ascii="Wingdings" w:hAnsi="Wingdings" w:hint="default"/>
-      </w:rPr>
-    </w:lvl>
-  </w:abstractNum>
-  <w:abstractNum w:abstractNumId="11" w15:restartNumberingAfterBreak="0">
-    <w:nsid w:val="203F4C7A"/>
-    <w:multiLevelType w:val="hybridMultilevel"/>
-    <w:tmpl w:val="FDCAD340"/>
-    <w:lvl w:ilvl="0" w:tplc="0C0A0001">
-      <w:start w:val="1"/>
-      <w:numFmt w:val="bullet"/>
-      <w:lvlText w:val=""/>
-      <w:lvlJc w:val="left"/>
-      <w:pPr>
-        <w:ind w:left="1713" w:hanging="360"/>
-      </w:pPr>
-      <w:rPr>
-        <w:rFonts w:ascii="Symbol" w:hAnsi="Symbol" w:hint="default"/>
-      </w:rPr>
-    </w:lvl>
-    <w:lvl w:ilvl="1" w:tplc="FFFFFFFF" w:tentative="1">
-      <w:start w:val="1"/>
-      <w:numFmt w:val="bullet"/>
-      <w:lvlText w:val="o"/>
-      <w:lvlJc w:val="left"/>
-      <w:pPr>
-        <w:ind w:left="2433" w:hanging="360"/>
-      </w:pPr>
-      <w:rPr>
-        <w:rFonts w:ascii="Courier New" w:hAnsi="Courier New" w:cs="Courier New" w:hint="default"/>
-      </w:rPr>
-    </w:lvl>
-    <w:lvl w:ilvl="2" w:tplc="FFFFFFFF" w:tentative="1">
-      <w:start w:val="1"/>
-      <w:numFmt w:val="bullet"/>
-      <w:lvlText w:val=""/>
-      <w:lvlJc w:val="left"/>
-      <w:pPr>
-        <w:ind w:left="3153" w:hanging="360"/>
-      </w:pPr>
-      <w:rPr>
-        <w:rFonts w:ascii="Wingdings" w:hAnsi="Wingdings" w:hint="default"/>
-      </w:rPr>
-    </w:lvl>
-    <w:lvl w:ilvl="3" w:tplc="FFFFFFFF" w:tentative="1">
-      <w:start w:val="1"/>
-      <w:numFmt w:val="bullet"/>
-      <w:lvlText w:val=""/>
-      <w:lvlJc w:val="left"/>
-      <w:pPr>
-        <w:ind w:left="3873" w:hanging="360"/>
-      </w:pPr>
-      <w:rPr>
-        <w:rFonts w:ascii="Symbol" w:hAnsi="Symbol" w:hint="default"/>
-      </w:rPr>
-    </w:lvl>
-    <w:lvl w:ilvl="4" w:tplc="FFFFFFFF" w:tentative="1">
-      <w:start w:val="1"/>
-      <w:numFmt w:val="bullet"/>
-      <w:lvlText w:val="o"/>
-      <w:lvlJc w:val="left"/>
-      <w:pPr>
-        <w:ind w:left="4593" w:hanging="360"/>
-      </w:pPr>
-      <w:rPr>
-        <w:rFonts w:ascii="Courier New" w:hAnsi="Courier New" w:cs="Courier New" w:hint="default"/>
-      </w:rPr>
-    </w:lvl>
-    <w:lvl w:ilvl="5" w:tplc="FFFFFFFF" w:tentative="1">
-      <w:start w:val="1"/>
-      <w:numFmt w:val="bullet"/>
-      <w:lvlText w:val=""/>
-      <w:lvlJc w:val="left"/>
-      <w:pPr>
-        <w:ind w:left="5313" w:hanging="360"/>
-      </w:pPr>
-      <w:rPr>
-        <w:rFonts w:ascii="Wingdings" w:hAnsi="Wingdings" w:hint="default"/>
-      </w:rPr>
-    </w:lvl>
-    <w:lvl w:ilvl="6" w:tplc="FFFFFFFF" w:tentative="1">
-      <w:start w:val="1"/>
-      <w:numFmt w:val="bullet"/>
-      <w:lvlText w:val=""/>
-      <w:lvlJc w:val="left"/>
-      <w:pPr>
-        <w:ind w:left="6033" w:hanging="360"/>
-      </w:pPr>
-      <w:rPr>
-        <w:rFonts w:ascii="Symbol" w:hAnsi="Symbol" w:hint="default"/>
-      </w:rPr>
-    </w:lvl>
-    <w:lvl w:ilvl="7" w:tplc="FFFFFFFF" w:tentative="1">
-      <w:start w:val="1"/>
-      <w:numFmt w:val="bullet"/>
-      <w:lvlText w:val="o"/>
-      <w:lvlJc w:val="left"/>
-      <w:pPr>
-        <w:ind w:left="6753" w:hanging="360"/>
-      </w:pPr>
-      <w:rPr>
-        <w:rFonts w:ascii="Courier New" w:hAnsi="Courier New" w:cs="Courier New" w:hint="default"/>
-      </w:rPr>
-    </w:lvl>
-    <w:lvl w:ilvl="8" w:tplc="FFFFFFFF" w:tentative="1">
-      <w:start w:val="1"/>
-      <w:numFmt w:val="bullet"/>
-      <w:lvlText w:val=""/>
-      <w:lvlJc w:val="left"/>
-      <w:pPr>
-        <w:ind w:left="7473" w:hanging="360"/>
-      </w:pPr>
-      <w:rPr>
-        <w:rFonts w:ascii="Wingdings" w:hAnsi="Wingdings" w:hint="default"/>
-      </w:rPr>
-    </w:lvl>
-  </w:abstractNum>
-  <w:abstractNum w:abstractNumId="12" w15:restartNumberingAfterBreak="0">
+  <w:abstractNum w:abstractNumId="6" w15:restartNumberingAfterBreak="0">
     <w:nsid w:val="217E253C"/>
     <w:multiLevelType w:val="hybridMultilevel"/>
     <w:tmpl w:val="5CFCCD74"/>
@@ -12261,120 +11606,7 @@
       </w:rPr>
     </w:lvl>
   </w:abstractNum>
-  <w:abstractNum w:abstractNumId="13" w15:restartNumberingAfterBreak="0">
-    <w:nsid w:val="264A0D39"/>
-    <w:multiLevelType w:val="hybridMultilevel"/>
-    <w:tmpl w:val="DBCE14BC"/>
-    <w:lvl w:ilvl="0" w:tplc="0C0A0001">
-      <w:start w:val="1"/>
-      <w:numFmt w:val="bullet"/>
-      <w:lvlText w:val=""/>
-      <w:lvlJc w:val="left"/>
-      <w:pPr>
-        <w:ind w:left="1429" w:hanging="360"/>
-      </w:pPr>
-      <w:rPr>
-        <w:rFonts w:ascii="Symbol" w:hAnsi="Symbol" w:hint="default"/>
-      </w:rPr>
-    </w:lvl>
-    <w:lvl w:ilvl="1" w:tplc="0C0A0003" w:tentative="1">
-      <w:start w:val="1"/>
-      <w:numFmt w:val="bullet"/>
-      <w:lvlText w:val="o"/>
-      <w:lvlJc w:val="left"/>
-      <w:pPr>
-        <w:ind w:left="2149" w:hanging="360"/>
-      </w:pPr>
-      <w:rPr>
-        <w:rFonts w:ascii="Courier New" w:hAnsi="Courier New" w:cs="Courier New" w:hint="default"/>
-      </w:rPr>
-    </w:lvl>
-    <w:lvl w:ilvl="2" w:tplc="0C0A0005" w:tentative="1">
-      <w:start w:val="1"/>
-      <w:numFmt w:val="bullet"/>
-      <w:lvlText w:val=""/>
-      <w:lvlJc w:val="left"/>
-      <w:pPr>
-        <w:ind w:left="2869" w:hanging="360"/>
-      </w:pPr>
-      <w:rPr>
-        <w:rFonts w:ascii="Wingdings" w:hAnsi="Wingdings" w:hint="default"/>
-      </w:rPr>
-    </w:lvl>
-    <w:lvl w:ilvl="3" w:tplc="0C0A0001" w:tentative="1">
-      <w:start w:val="1"/>
-      <w:numFmt w:val="bullet"/>
-      <w:lvlText w:val=""/>
-      <w:lvlJc w:val="left"/>
-      <w:pPr>
-        <w:ind w:left="3589" w:hanging="360"/>
-      </w:pPr>
-      <w:rPr>
-        <w:rFonts w:ascii="Symbol" w:hAnsi="Symbol" w:hint="default"/>
-      </w:rPr>
-    </w:lvl>
-    <w:lvl w:ilvl="4" w:tplc="0C0A0003" w:tentative="1">
-      <w:start w:val="1"/>
-      <w:numFmt w:val="bullet"/>
-      <w:lvlText w:val="o"/>
-      <w:lvlJc w:val="left"/>
-      <w:pPr>
-        <w:ind w:left="4309" w:hanging="360"/>
-      </w:pPr>
-      <w:rPr>
-        <w:rFonts w:ascii="Courier New" w:hAnsi="Courier New" w:cs="Courier New" w:hint="default"/>
-      </w:rPr>
-    </w:lvl>
-    <w:lvl w:ilvl="5" w:tplc="0C0A0005" w:tentative="1">
-      <w:start w:val="1"/>
-      <w:numFmt w:val="bullet"/>
-      <w:lvlText w:val=""/>
-      <w:lvlJc w:val="left"/>
-      <w:pPr>
-        <w:ind w:left="5029" w:hanging="360"/>
-      </w:pPr>
-      <w:rPr>
-        <w:rFonts w:ascii="Wingdings" w:hAnsi="Wingdings" w:hint="default"/>
-      </w:rPr>
-    </w:lvl>
-    <w:lvl w:ilvl="6" w:tplc="0C0A0001" w:tentative="1">
-      <w:start w:val="1"/>
-      <w:numFmt w:val="bullet"/>
-      <w:lvlText w:val=""/>
-      <w:lvlJc w:val="left"/>
-      <w:pPr>
-        <w:ind w:left="5749" w:hanging="360"/>
-      </w:pPr>
-      <w:rPr>
-        <w:rFonts w:ascii="Symbol" w:hAnsi="Symbol" w:hint="default"/>
-      </w:rPr>
-    </w:lvl>
-    <w:lvl w:ilvl="7" w:tplc="0C0A0003" w:tentative="1">
-      <w:start w:val="1"/>
-      <w:numFmt w:val="bullet"/>
-      <w:lvlText w:val="o"/>
-      <w:lvlJc w:val="left"/>
-      <w:pPr>
-        <w:ind w:left="6469" w:hanging="360"/>
-      </w:pPr>
-      <w:rPr>
-        <w:rFonts w:ascii="Courier New" w:hAnsi="Courier New" w:cs="Courier New" w:hint="default"/>
-      </w:rPr>
-    </w:lvl>
-    <w:lvl w:ilvl="8" w:tplc="0C0A0005" w:tentative="1">
-      <w:start w:val="1"/>
-      <w:numFmt w:val="bullet"/>
-      <w:lvlText w:val=""/>
-      <w:lvlJc w:val="left"/>
-      <w:pPr>
-        <w:ind w:left="7189" w:hanging="360"/>
-      </w:pPr>
-      <w:rPr>
-        <w:rFonts w:ascii="Wingdings" w:hAnsi="Wingdings" w:hint="default"/>
-      </w:rPr>
-    </w:lvl>
-  </w:abstractNum>
-  <w:abstractNum w:abstractNumId="14" w15:restartNumberingAfterBreak="0">
+  <w:abstractNum w:abstractNumId="7" w15:restartNumberingAfterBreak="0">
     <w:nsid w:val="27412B07"/>
     <w:multiLevelType w:val="hybridMultilevel"/>
     <w:tmpl w:val="9FDADF5E"/>
@@ -12465,120 +11697,7 @@
       </w:pPr>
     </w:lvl>
   </w:abstractNum>
-  <w:abstractNum w:abstractNumId="15" w15:restartNumberingAfterBreak="0">
-    <w:nsid w:val="27AE7AE0"/>
-    <w:multiLevelType w:val="hybridMultilevel"/>
-    <w:tmpl w:val="7C30D7EC"/>
-    <w:lvl w:ilvl="0" w:tplc="0C0A0001">
-      <w:start w:val="1"/>
-      <w:numFmt w:val="bullet"/>
-      <w:lvlText w:val=""/>
-      <w:lvlJc w:val="left"/>
-      <w:pPr>
-        <w:ind w:left="1429" w:hanging="360"/>
-      </w:pPr>
-      <w:rPr>
-        <w:rFonts w:ascii="Symbol" w:hAnsi="Symbol" w:hint="default"/>
-      </w:rPr>
-    </w:lvl>
-    <w:lvl w:ilvl="1" w:tplc="0C0A0003" w:tentative="1">
-      <w:start w:val="1"/>
-      <w:numFmt w:val="bullet"/>
-      <w:lvlText w:val="o"/>
-      <w:lvlJc w:val="left"/>
-      <w:pPr>
-        <w:ind w:left="2149" w:hanging="360"/>
-      </w:pPr>
-      <w:rPr>
-        <w:rFonts w:ascii="Courier New" w:hAnsi="Courier New" w:cs="Courier New" w:hint="default"/>
-      </w:rPr>
-    </w:lvl>
-    <w:lvl w:ilvl="2" w:tplc="0C0A0005" w:tentative="1">
-      <w:start w:val="1"/>
-      <w:numFmt w:val="bullet"/>
-      <w:lvlText w:val=""/>
-      <w:lvlJc w:val="left"/>
-      <w:pPr>
-        <w:ind w:left="2869" w:hanging="360"/>
-      </w:pPr>
-      <w:rPr>
-        <w:rFonts w:ascii="Wingdings" w:hAnsi="Wingdings" w:hint="default"/>
-      </w:rPr>
-    </w:lvl>
-    <w:lvl w:ilvl="3" w:tplc="0C0A0001" w:tentative="1">
-      <w:start w:val="1"/>
-      <w:numFmt w:val="bullet"/>
-      <w:lvlText w:val=""/>
-      <w:lvlJc w:val="left"/>
-      <w:pPr>
-        <w:ind w:left="3589" w:hanging="360"/>
-      </w:pPr>
-      <w:rPr>
-        <w:rFonts w:ascii="Symbol" w:hAnsi="Symbol" w:hint="default"/>
-      </w:rPr>
-    </w:lvl>
-    <w:lvl w:ilvl="4" w:tplc="0C0A0003" w:tentative="1">
-      <w:start w:val="1"/>
-      <w:numFmt w:val="bullet"/>
-      <w:lvlText w:val="o"/>
-      <w:lvlJc w:val="left"/>
-      <w:pPr>
-        <w:ind w:left="4309" w:hanging="360"/>
-      </w:pPr>
-      <w:rPr>
-        <w:rFonts w:ascii="Courier New" w:hAnsi="Courier New" w:cs="Courier New" w:hint="default"/>
-      </w:rPr>
-    </w:lvl>
-    <w:lvl w:ilvl="5" w:tplc="0C0A0005" w:tentative="1">
-      <w:start w:val="1"/>
-      <w:numFmt w:val="bullet"/>
-      <w:lvlText w:val=""/>
-      <w:lvlJc w:val="left"/>
-      <w:pPr>
-        <w:ind w:left="5029" w:hanging="360"/>
-      </w:pPr>
-      <w:rPr>
-        <w:rFonts w:ascii="Wingdings" w:hAnsi="Wingdings" w:hint="default"/>
-      </w:rPr>
-    </w:lvl>
-    <w:lvl w:ilvl="6" w:tplc="0C0A0001" w:tentative="1">
-      <w:start w:val="1"/>
-      <w:numFmt w:val="bullet"/>
-      <w:lvlText w:val=""/>
-      <w:lvlJc w:val="left"/>
-      <w:pPr>
-        <w:ind w:left="5749" w:hanging="360"/>
-      </w:pPr>
-      <w:rPr>
-        <w:rFonts w:ascii="Symbol" w:hAnsi="Symbol" w:hint="default"/>
-      </w:rPr>
-    </w:lvl>
-    <w:lvl w:ilvl="7" w:tplc="0C0A0003" w:tentative="1">
-      <w:start w:val="1"/>
-      <w:numFmt w:val="bullet"/>
-      <w:lvlText w:val="o"/>
-      <w:lvlJc w:val="left"/>
-      <w:pPr>
-        <w:ind w:left="6469" w:hanging="360"/>
-      </w:pPr>
-      <w:rPr>
-        <w:rFonts w:ascii="Courier New" w:hAnsi="Courier New" w:cs="Courier New" w:hint="default"/>
-      </w:rPr>
-    </w:lvl>
-    <w:lvl w:ilvl="8" w:tplc="0C0A0005" w:tentative="1">
-      <w:start w:val="1"/>
-      <w:numFmt w:val="bullet"/>
-      <w:lvlText w:val=""/>
-      <w:lvlJc w:val="left"/>
-      <w:pPr>
-        <w:ind w:left="7189" w:hanging="360"/>
-      </w:pPr>
-      <w:rPr>
-        <w:rFonts w:ascii="Wingdings" w:hAnsi="Wingdings" w:hint="default"/>
-      </w:rPr>
-    </w:lvl>
-  </w:abstractNum>
-  <w:abstractNum w:abstractNumId="16" w15:restartNumberingAfterBreak="0">
+  <w:abstractNum w:abstractNumId="8" w15:restartNumberingAfterBreak="0">
     <w:nsid w:val="27D312A8"/>
     <w:multiLevelType w:val="hybridMultilevel"/>
     <w:tmpl w:val="D77EAD8E"/>
@@ -12691,120 +11810,7 @@
       </w:rPr>
     </w:lvl>
   </w:abstractNum>
-  <w:abstractNum w:abstractNumId="17" w15:restartNumberingAfterBreak="0">
-    <w:nsid w:val="2BAF0ADF"/>
-    <w:multiLevelType w:val="hybridMultilevel"/>
-    <w:tmpl w:val="A0DA3CA6"/>
-    <w:lvl w:ilvl="0" w:tplc="0C0A0001">
-      <w:start w:val="1"/>
-      <w:numFmt w:val="bullet"/>
-      <w:lvlText w:val=""/>
-      <w:lvlJc w:val="left"/>
-      <w:pPr>
-        <w:ind w:left="1429" w:hanging="360"/>
-      </w:pPr>
-      <w:rPr>
-        <w:rFonts w:ascii="Symbol" w:hAnsi="Symbol" w:hint="default"/>
-      </w:rPr>
-    </w:lvl>
-    <w:lvl w:ilvl="1" w:tplc="0C0A0003" w:tentative="1">
-      <w:start w:val="1"/>
-      <w:numFmt w:val="bullet"/>
-      <w:lvlText w:val="o"/>
-      <w:lvlJc w:val="left"/>
-      <w:pPr>
-        <w:ind w:left="2149" w:hanging="360"/>
-      </w:pPr>
-      <w:rPr>
-        <w:rFonts w:ascii="Courier New" w:hAnsi="Courier New" w:cs="Courier New" w:hint="default"/>
-      </w:rPr>
-    </w:lvl>
-    <w:lvl w:ilvl="2" w:tplc="0C0A0005" w:tentative="1">
-      <w:start w:val="1"/>
-      <w:numFmt w:val="bullet"/>
-      <w:lvlText w:val=""/>
-      <w:lvlJc w:val="left"/>
-      <w:pPr>
-        <w:ind w:left="2869" w:hanging="360"/>
-      </w:pPr>
-      <w:rPr>
-        <w:rFonts w:ascii="Wingdings" w:hAnsi="Wingdings" w:hint="default"/>
-      </w:rPr>
-    </w:lvl>
-    <w:lvl w:ilvl="3" w:tplc="0C0A0001" w:tentative="1">
-      <w:start w:val="1"/>
-      <w:numFmt w:val="bullet"/>
-      <w:lvlText w:val=""/>
-      <w:lvlJc w:val="left"/>
-      <w:pPr>
-        <w:ind w:left="3589" w:hanging="360"/>
-      </w:pPr>
-      <w:rPr>
-        <w:rFonts w:ascii="Symbol" w:hAnsi="Symbol" w:hint="default"/>
-      </w:rPr>
-    </w:lvl>
-    <w:lvl w:ilvl="4" w:tplc="0C0A0003" w:tentative="1">
-      <w:start w:val="1"/>
-      <w:numFmt w:val="bullet"/>
-      <w:lvlText w:val="o"/>
-      <w:lvlJc w:val="left"/>
-      <w:pPr>
-        <w:ind w:left="4309" w:hanging="360"/>
-      </w:pPr>
-      <w:rPr>
-        <w:rFonts w:ascii="Courier New" w:hAnsi="Courier New" w:cs="Courier New" w:hint="default"/>
-      </w:rPr>
-    </w:lvl>
-    <w:lvl w:ilvl="5" w:tplc="0C0A0005" w:tentative="1">
-      <w:start w:val="1"/>
-      <w:numFmt w:val="bullet"/>
-      <w:lvlText w:val=""/>
-      <w:lvlJc w:val="left"/>
-      <w:pPr>
-        <w:ind w:left="5029" w:hanging="360"/>
-      </w:pPr>
-      <w:rPr>
-        <w:rFonts w:ascii="Wingdings" w:hAnsi="Wingdings" w:hint="default"/>
-      </w:rPr>
-    </w:lvl>
-    <w:lvl w:ilvl="6" w:tplc="0C0A0001" w:tentative="1">
-      <w:start w:val="1"/>
-      <w:numFmt w:val="bullet"/>
-      <w:lvlText w:val=""/>
-      <w:lvlJc w:val="left"/>
-      <w:pPr>
-        <w:ind w:left="5749" w:hanging="360"/>
-      </w:pPr>
-      <w:rPr>
-        <w:rFonts w:ascii="Symbol" w:hAnsi="Symbol" w:hint="default"/>
-      </w:rPr>
-    </w:lvl>
-    <w:lvl w:ilvl="7" w:tplc="0C0A0003" w:tentative="1">
-      <w:start w:val="1"/>
-      <w:numFmt w:val="bullet"/>
-      <w:lvlText w:val="o"/>
-      <w:lvlJc w:val="left"/>
-      <w:pPr>
-        <w:ind w:left="6469" w:hanging="360"/>
-      </w:pPr>
-      <w:rPr>
-        <w:rFonts w:ascii="Courier New" w:hAnsi="Courier New" w:cs="Courier New" w:hint="default"/>
-      </w:rPr>
-    </w:lvl>
-    <w:lvl w:ilvl="8" w:tplc="0C0A0005" w:tentative="1">
-      <w:start w:val="1"/>
-      <w:numFmt w:val="bullet"/>
-      <w:lvlText w:val=""/>
-      <w:lvlJc w:val="left"/>
-      <w:pPr>
-        <w:ind w:left="7189" w:hanging="360"/>
-      </w:pPr>
-      <w:rPr>
-        <w:rFonts w:ascii="Wingdings" w:hAnsi="Wingdings" w:hint="default"/>
-      </w:rPr>
-    </w:lvl>
-  </w:abstractNum>
-  <w:abstractNum w:abstractNumId="18" w15:restartNumberingAfterBreak="0">
+  <w:abstractNum w:abstractNumId="9" w15:restartNumberingAfterBreak="0">
     <w:nsid w:val="2C9F7EFF"/>
     <w:multiLevelType w:val="hybridMultilevel"/>
     <w:tmpl w:val="9F88B094"/>
@@ -12917,7 +11923,7 @@
       </w:rPr>
     </w:lvl>
   </w:abstractNum>
-  <w:abstractNum w:abstractNumId="19" w15:restartNumberingAfterBreak="0">
+  <w:abstractNum w:abstractNumId="10" w15:restartNumberingAfterBreak="0">
     <w:nsid w:val="2E285E5A"/>
     <w:multiLevelType w:val="hybridMultilevel"/>
     <w:tmpl w:val="D69C9DA2"/>
@@ -13030,7 +12036,7 @@
       </w:rPr>
     </w:lvl>
   </w:abstractNum>
-  <w:abstractNum w:abstractNumId="20" w15:restartNumberingAfterBreak="0">
+  <w:abstractNum w:abstractNumId="11" w15:restartNumberingAfterBreak="0">
     <w:nsid w:val="2EA07420"/>
     <w:multiLevelType w:val="hybridMultilevel"/>
     <w:tmpl w:val="80F0139A"/>
@@ -13143,7 +12149,7 @@
       </w:rPr>
     </w:lvl>
   </w:abstractNum>
-  <w:abstractNum w:abstractNumId="21" w15:restartNumberingAfterBreak="0">
+  <w:abstractNum w:abstractNumId="12" w15:restartNumberingAfterBreak="0">
     <w:nsid w:val="30211F0C"/>
     <w:multiLevelType w:val="hybridMultilevel"/>
     <w:tmpl w:val="8ECE0EBE"/>
@@ -13256,7 +12262,7 @@
       </w:rPr>
     </w:lvl>
   </w:abstractNum>
-  <w:abstractNum w:abstractNumId="22" w15:restartNumberingAfterBreak="0">
+  <w:abstractNum w:abstractNumId="13" w15:restartNumberingAfterBreak="0">
     <w:nsid w:val="348F7D35"/>
     <w:multiLevelType w:val="hybridMultilevel"/>
     <w:tmpl w:val="7D440BF6"/>
@@ -13369,7 +12375,7 @@
       </w:rPr>
     </w:lvl>
   </w:abstractNum>
-  <w:abstractNum w:abstractNumId="23" w15:restartNumberingAfterBreak="0">
+  <w:abstractNum w:abstractNumId="14" w15:restartNumberingAfterBreak="0">
     <w:nsid w:val="368E176E"/>
     <w:multiLevelType w:val="hybridMultilevel"/>
     <w:tmpl w:val="BDF054FE"/>
@@ -13463,7 +12469,7 @@
       </w:pPr>
     </w:lvl>
   </w:abstractNum>
-  <w:abstractNum w:abstractNumId="24" w15:restartNumberingAfterBreak="0">
+  <w:abstractNum w:abstractNumId="15" w15:restartNumberingAfterBreak="0">
     <w:nsid w:val="37091119"/>
     <w:multiLevelType w:val="hybridMultilevel"/>
     <w:tmpl w:val="21DA20B6"/>
@@ -13576,7 +12582,7 @@
       </w:rPr>
     </w:lvl>
   </w:abstractNum>
-  <w:abstractNum w:abstractNumId="25" w15:restartNumberingAfterBreak="0">
+  <w:abstractNum w:abstractNumId="16" w15:restartNumberingAfterBreak="0">
     <w:nsid w:val="3A29061B"/>
     <w:multiLevelType w:val="hybridMultilevel"/>
     <w:tmpl w:val="BF62BE74"/>
@@ -13689,120 +12695,7 @@
       </w:rPr>
     </w:lvl>
   </w:abstractNum>
-  <w:abstractNum w:abstractNumId="26" w15:restartNumberingAfterBreak="0">
-    <w:nsid w:val="3BE73FF1"/>
-    <w:multiLevelType w:val="hybridMultilevel"/>
-    <w:tmpl w:val="764E251A"/>
-    <w:lvl w:ilvl="0" w:tplc="0C0A0001">
-      <w:start w:val="1"/>
-      <w:numFmt w:val="bullet"/>
-      <w:lvlText w:val=""/>
-      <w:lvlJc w:val="left"/>
-      <w:pPr>
-        <w:ind w:left="1429" w:hanging="360"/>
-      </w:pPr>
-      <w:rPr>
-        <w:rFonts w:ascii="Symbol" w:hAnsi="Symbol" w:hint="default"/>
-      </w:rPr>
-    </w:lvl>
-    <w:lvl w:ilvl="1" w:tplc="0C0A0003" w:tentative="1">
-      <w:start w:val="1"/>
-      <w:numFmt w:val="bullet"/>
-      <w:lvlText w:val="o"/>
-      <w:lvlJc w:val="left"/>
-      <w:pPr>
-        <w:ind w:left="2149" w:hanging="360"/>
-      </w:pPr>
-      <w:rPr>
-        <w:rFonts w:ascii="Courier New" w:hAnsi="Courier New" w:cs="Courier New" w:hint="default"/>
-      </w:rPr>
-    </w:lvl>
-    <w:lvl w:ilvl="2" w:tplc="0C0A0005" w:tentative="1">
-      <w:start w:val="1"/>
-      <w:numFmt w:val="bullet"/>
-      <w:lvlText w:val=""/>
-      <w:lvlJc w:val="left"/>
-      <w:pPr>
-        <w:ind w:left="2869" w:hanging="360"/>
-      </w:pPr>
-      <w:rPr>
-        <w:rFonts w:ascii="Wingdings" w:hAnsi="Wingdings" w:hint="default"/>
-      </w:rPr>
-    </w:lvl>
-    <w:lvl w:ilvl="3" w:tplc="0C0A0001" w:tentative="1">
-      <w:start w:val="1"/>
-      <w:numFmt w:val="bullet"/>
-      <w:lvlText w:val=""/>
-      <w:lvlJc w:val="left"/>
-      <w:pPr>
-        <w:ind w:left="3589" w:hanging="360"/>
-      </w:pPr>
-      <w:rPr>
-        <w:rFonts w:ascii="Symbol" w:hAnsi="Symbol" w:hint="default"/>
-      </w:rPr>
-    </w:lvl>
-    <w:lvl w:ilvl="4" w:tplc="0C0A0003" w:tentative="1">
-      <w:start w:val="1"/>
-      <w:numFmt w:val="bullet"/>
-      <w:lvlText w:val="o"/>
-      <w:lvlJc w:val="left"/>
-      <w:pPr>
-        <w:ind w:left="4309" w:hanging="360"/>
-      </w:pPr>
-      <w:rPr>
-        <w:rFonts w:ascii="Courier New" w:hAnsi="Courier New" w:cs="Courier New" w:hint="default"/>
-      </w:rPr>
-    </w:lvl>
-    <w:lvl w:ilvl="5" w:tplc="0C0A0005" w:tentative="1">
-      <w:start w:val="1"/>
-      <w:numFmt w:val="bullet"/>
-      <w:lvlText w:val=""/>
-      <w:lvlJc w:val="left"/>
-      <w:pPr>
-        <w:ind w:left="5029" w:hanging="360"/>
-      </w:pPr>
-      <w:rPr>
-        <w:rFonts w:ascii="Wingdings" w:hAnsi="Wingdings" w:hint="default"/>
-      </w:rPr>
-    </w:lvl>
-    <w:lvl w:ilvl="6" w:tplc="0C0A0001" w:tentative="1">
-      <w:start w:val="1"/>
-      <w:numFmt w:val="bullet"/>
-      <w:lvlText w:val=""/>
-      <w:lvlJc w:val="left"/>
-      <w:pPr>
-        <w:ind w:left="5749" w:hanging="360"/>
-      </w:pPr>
-      <w:rPr>
-        <w:rFonts w:ascii="Symbol" w:hAnsi="Symbol" w:hint="default"/>
-      </w:rPr>
-    </w:lvl>
-    <w:lvl w:ilvl="7" w:tplc="0C0A0003" w:tentative="1">
-      <w:start w:val="1"/>
-      <w:numFmt w:val="bullet"/>
-      <w:lvlText w:val="o"/>
-      <w:lvlJc w:val="left"/>
-      <w:pPr>
-        <w:ind w:left="6469" w:hanging="360"/>
-      </w:pPr>
-      <w:rPr>
-        <w:rFonts w:ascii="Courier New" w:hAnsi="Courier New" w:cs="Courier New" w:hint="default"/>
-      </w:rPr>
-    </w:lvl>
-    <w:lvl w:ilvl="8" w:tplc="0C0A0005" w:tentative="1">
-      <w:start w:val="1"/>
-      <w:numFmt w:val="bullet"/>
-      <w:lvlText w:val=""/>
-      <w:lvlJc w:val="left"/>
-      <w:pPr>
-        <w:ind w:left="7189" w:hanging="360"/>
-      </w:pPr>
-      <w:rPr>
-        <w:rFonts w:ascii="Wingdings" w:hAnsi="Wingdings" w:hint="default"/>
-      </w:rPr>
-    </w:lvl>
-  </w:abstractNum>
-  <w:abstractNum w:abstractNumId="27" w15:restartNumberingAfterBreak="0">
+  <w:abstractNum w:abstractNumId="17" w15:restartNumberingAfterBreak="0">
     <w:nsid w:val="3C1D6E74"/>
     <w:multiLevelType w:val="hybridMultilevel"/>
     <w:tmpl w:val="50C03A20"/>
@@ -13915,7 +12808,7 @@
       </w:rPr>
     </w:lvl>
   </w:abstractNum>
-  <w:abstractNum w:abstractNumId="28" w15:restartNumberingAfterBreak="0">
+  <w:abstractNum w:abstractNumId="18" w15:restartNumberingAfterBreak="0">
     <w:nsid w:val="3CBB10C7"/>
     <w:multiLevelType w:val="hybridMultilevel"/>
     <w:tmpl w:val="9818392A"/>
@@ -14028,7 +12921,7 @@
       </w:rPr>
     </w:lvl>
   </w:abstractNum>
-  <w:abstractNum w:abstractNumId="29" w15:restartNumberingAfterBreak="0">
+  <w:abstractNum w:abstractNumId="19" w15:restartNumberingAfterBreak="0">
     <w:nsid w:val="3DDF6562"/>
     <w:multiLevelType w:val="multilevel"/>
     <w:tmpl w:val="6C7AF928"/>
@@ -14149,7 +13042,7 @@
       </w:rPr>
     </w:lvl>
   </w:abstractNum>
-  <w:abstractNum w:abstractNumId="30" w15:restartNumberingAfterBreak="0">
+  <w:abstractNum w:abstractNumId="20" w15:restartNumberingAfterBreak="0">
     <w:nsid w:val="3E61540F"/>
     <w:multiLevelType w:val="hybridMultilevel"/>
     <w:tmpl w:val="38AC68C0"/>
@@ -14262,120 +13155,7 @@
       </w:rPr>
     </w:lvl>
   </w:abstractNum>
-  <w:abstractNum w:abstractNumId="31" w15:restartNumberingAfterBreak="0">
-    <w:nsid w:val="40607099"/>
-    <w:multiLevelType w:val="hybridMultilevel"/>
-    <w:tmpl w:val="BBB45DF0"/>
-    <w:lvl w:ilvl="0" w:tplc="0C0A0001">
-      <w:start w:val="1"/>
-      <w:numFmt w:val="bullet"/>
-      <w:lvlText w:val=""/>
-      <w:lvlJc w:val="left"/>
-      <w:pPr>
-        <w:ind w:left="1429" w:hanging="360"/>
-      </w:pPr>
-      <w:rPr>
-        <w:rFonts w:ascii="Symbol" w:hAnsi="Symbol" w:hint="default"/>
-      </w:rPr>
-    </w:lvl>
-    <w:lvl w:ilvl="1" w:tplc="0C0A0003" w:tentative="1">
-      <w:start w:val="1"/>
-      <w:numFmt w:val="bullet"/>
-      <w:lvlText w:val="o"/>
-      <w:lvlJc w:val="left"/>
-      <w:pPr>
-        <w:ind w:left="2149" w:hanging="360"/>
-      </w:pPr>
-      <w:rPr>
-        <w:rFonts w:ascii="Courier New" w:hAnsi="Courier New" w:cs="Courier New" w:hint="default"/>
-      </w:rPr>
-    </w:lvl>
-    <w:lvl w:ilvl="2" w:tplc="0C0A0005" w:tentative="1">
-      <w:start w:val="1"/>
-      <w:numFmt w:val="bullet"/>
-      <w:lvlText w:val=""/>
-      <w:lvlJc w:val="left"/>
-      <w:pPr>
-        <w:ind w:left="2869" w:hanging="360"/>
-      </w:pPr>
-      <w:rPr>
-        <w:rFonts w:ascii="Wingdings" w:hAnsi="Wingdings" w:hint="default"/>
-      </w:rPr>
-    </w:lvl>
-    <w:lvl w:ilvl="3" w:tplc="0C0A0001" w:tentative="1">
-      <w:start w:val="1"/>
-      <w:numFmt w:val="bullet"/>
-      <w:lvlText w:val=""/>
-      <w:lvlJc w:val="left"/>
-      <w:pPr>
-        <w:ind w:left="3589" w:hanging="360"/>
-      </w:pPr>
-      <w:rPr>
-        <w:rFonts w:ascii="Symbol" w:hAnsi="Symbol" w:hint="default"/>
-      </w:rPr>
-    </w:lvl>
-    <w:lvl w:ilvl="4" w:tplc="0C0A0003" w:tentative="1">
-      <w:start w:val="1"/>
-      <w:numFmt w:val="bullet"/>
-      <w:lvlText w:val="o"/>
-      <w:lvlJc w:val="left"/>
-      <w:pPr>
-        <w:ind w:left="4309" w:hanging="360"/>
-      </w:pPr>
-      <w:rPr>
-        <w:rFonts w:ascii="Courier New" w:hAnsi="Courier New" w:cs="Courier New" w:hint="default"/>
-      </w:rPr>
-    </w:lvl>
-    <w:lvl w:ilvl="5" w:tplc="0C0A0005" w:tentative="1">
-      <w:start w:val="1"/>
-      <w:numFmt w:val="bullet"/>
-      <w:lvlText w:val=""/>
-      <w:lvlJc w:val="left"/>
-      <w:pPr>
-        <w:ind w:left="5029" w:hanging="360"/>
-      </w:pPr>
-      <w:rPr>
-        <w:rFonts w:ascii="Wingdings" w:hAnsi="Wingdings" w:hint="default"/>
-      </w:rPr>
-    </w:lvl>
-    <w:lvl w:ilvl="6" w:tplc="0C0A0001" w:tentative="1">
-      <w:start w:val="1"/>
-      <w:numFmt w:val="bullet"/>
-      <w:lvlText w:val=""/>
-      <w:lvlJc w:val="left"/>
-      <w:pPr>
-        <w:ind w:left="5749" w:hanging="360"/>
-      </w:pPr>
-      <w:rPr>
-        <w:rFonts w:ascii="Symbol" w:hAnsi="Symbol" w:hint="default"/>
-      </w:rPr>
-    </w:lvl>
-    <w:lvl w:ilvl="7" w:tplc="0C0A0003" w:tentative="1">
-      <w:start w:val="1"/>
-      <w:numFmt w:val="bullet"/>
-      <w:lvlText w:val="o"/>
-      <w:lvlJc w:val="left"/>
-      <w:pPr>
-        <w:ind w:left="6469" w:hanging="360"/>
-      </w:pPr>
-      <w:rPr>
-        <w:rFonts w:ascii="Courier New" w:hAnsi="Courier New" w:cs="Courier New" w:hint="default"/>
-      </w:rPr>
-    </w:lvl>
-    <w:lvl w:ilvl="8" w:tplc="0C0A0005" w:tentative="1">
-      <w:start w:val="1"/>
-      <w:numFmt w:val="bullet"/>
-      <w:lvlText w:val=""/>
-      <w:lvlJc w:val="left"/>
-      <w:pPr>
-        <w:ind w:left="7189" w:hanging="360"/>
-      </w:pPr>
-      <w:rPr>
-        <w:rFonts w:ascii="Wingdings" w:hAnsi="Wingdings" w:hint="default"/>
-      </w:rPr>
-    </w:lvl>
-  </w:abstractNum>
-  <w:abstractNum w:abstractNumId="32" w15:restartNumberingAfterBreak="0">
+  <w:abstractNum w:abstractNumId="21" w15:restartNumberingAfterBreak="0">
     <w:nsid w:val="41A06208"/>
     <w:multiLevelType w:val="hybridMultilevel"/>
     <w:tmpl w:val="2CB22084"/>
@@ -14488,233 +13268,7 @@
       </w:rPr>
     </w:lvl>
   </w:abstractNum>
-  <w:abstractNum w:abstractNumId="33" w15:restartNumberingAfterBreak="0">
-    <w:nsid w:val="42D4793F"/>
-    <w:multiLevelType w:val="hybridMultilevel"/>
-    <w:tmpl w:val="76867CB8"/>
-    <w:lvl w:ilvl="0" w:tplc="0C0A0001">
-      <w:start w:val="1"/>
-      <w:numFmt w:val="bullet"/>
-      <w:lvlText w:val=""/>
-      <w:lvlJc w:val="left"/>
-      <w:pPr>
-        <w:ind w:left="1429" w:hanging="360"/>
-      </w:pPr>
-      <w:rPr>
-        <w:rFonts w:ascii="Symbol" w:hAnsi="Symbol" w:hint="default"/>
-      </w:rPr>
-    </w:lvl>
-    <w:lvl w:ilvl="1" w:tplc="0C0A0003" w:tentative="1">
-      <w:start w:val="1"/>
-      <w:numFmt w:val="bullet"/>
-      <w:lvlText w:val="o"/>
-      <w:lvlJc w:val="left"/>
-      <w:pPr>
-        <w:ind w:left="2149" w:hanging="360"/>
-      </w:pPr>
-      <w:rPr>
-        <w:rFonts w:ascii="Courier New" w:hAnsi="Courier New" w:cs="Courier New" w:hint="default"/>
-      </w:rPr>
-    </w:lvl>
-    <w:lvl w:ilvl="2" w:tplc="0C0A0005" w:tentative="1">
-      <w:start w:val="1"/>
-      <w:numFmt w:val="bullet"/>
-      <w:lvlText w:val=""/>
-      <w:lvlJc w:val="left"/>
-      <w:pPr>
-        <w:ind w:left="2869" w:hanging="360"/>
-      </w:pPr>
-      <w:rPr>
-        <w:rFonts w:ascii="Wingdings" w:hAnsi="Wingdings" w:hint="default"/>
-      </w:rPr>
-    </w:lvl>
-    <w:lvl w:ilvl="3" w:tplc="0C0A0001" w:tentative="1">
-      <w:start w:val="1"/>
-      <w:numFmt w:val="bullet"/>
-      <w:lvlText w:val=""/>
-      <w:lvlJc w:val="left"/>
-      <w:pPr>
-        <w:ind w:left="3589" w:hanging="360"/>
-      </w:pPr>
-      <w:rPr>
-        <w:rFonts w:ascii="Symbol" w:hAnsi="Symbol" w:hint="default"/>
-      </w:rPr>
-    </w:lvl>
-    <w:lvl w:ilvl="4" w:tplc="0C0A0003" w:tentative="1">
-      <w:start w:val="1"/>
-      <w:numFmt w:val="bullet"/>
-      <w:lvlText w:val="o"/>
-      <w:lvlJc w:val="left"/>
-      <w:pPr>
-        <w:ind w:left="4309" w:hanging="360"/>
-      </w:pPr>
-      <w:rPr>
-        <w:rFonts w:ascii="Courier New" w:hAnsi="Courier New" w:cs="Courier New" w:hint="default"/>
-      </w:rPr>
-    </w:lvl>
-    <w:lvl w:ilvl="5" w:tplc="0C0A0005" w:tentative="1">
-      <w:start w:val="1"/>
-      <w:numFmt w:val="bullet"/>
-      <w:lvlText w:val=""/>
-      <w:lvlJc w:val="left"/>
-      <w:pPr>
-        <w:ind w:left="5029" w:hanging="360"/>
-      </w:pPr>
-      <w:rPr>
-        <w:rFonts w:ascii="Wingdings" w:hAnsi="Wingdings" w:hint="default"/>
-      </w:rPr>
-    </w:lvl>
-    <w:lvl w:ilvl="6" w:tplc="0C0A0001" w:tentative="1">
-      <w:start w:val="1"/>
-      <w:numFmt w:val="bullet"/>
-      <w:lvlText w:val=""/>
-      <w:lvlJc w:val="left"/>
-      <w:pPr>
-        <w:ind w:left="5749" w:hanging="360"/>
-      </w:pPr>
-      <w:rPr>
-        <w:rFonts w:ascii="Symbol" w:hAnsi="Symbol" w:hint="default"/>
-      </w:rPr>
-    </w:lvl>
-    <w:lvl w:ilvl="7" w:tplc="0C0A0003" w:tentative="1">
-      <w:start w:val="1"/>
-      <w:numFmt w:val="bullet"/>
-      <w:lvlText w:val="o"/>
-      <w:lvlJc w:val="left"/>
-      <w:pPr>
-        <w:ind w:left="6469" w:hanging="360"/>
-      </w:pPr>
-      <w:rPr>
-        <w:rFonts w:ascii="Courier New" w:hAnsi="Courier New" w:cs="Courier New" w:hint="default"/>
-      </w:rPr>
-    </w:lvl>
-    <w:lvl w:ilvl="8" w:tplc="0C0A0005" w:tentative="1">
-      <w:start w:val="1"/>
-      <w:numFmt w:val="bullet"/>
-      <w:lvlText w:val=""/>
-      <w:lvlJc w:val="left"/>
-      <w:pPr>
-        <w:ind w:left="7189" w:hanging="360"/>
-      </w:pPr>
-      <w:rPr>
-        <w:rFonts w:ascii="Wingdings" w:hAnsi="Wingdings" w:hint="default"/>
-      </w:rPr>
-    </w:lvl>
-  </w:abstractNum>
-  <w:abstractNum w:abstractNumId="34" w15:restartNumberingAfterBreak="0">
-    <w:nsid w:val="43CD5A89"/>
-    <w:multiLevelType w:val="hybridMultilevel"/>
-    <w:tmpl w:val="2AEE44C8"/>
-    <w:lvl w:ilvl="0" w:tplc="0C0A0001">
-      <w:start w:val="1"/>
-      <w:numFmt w:val="bullet"/>
-      <w:lvlText w:val=""/>
-      <w:lvlJc w:val="left"/>
-      <w:pPr>
-        <w:ind w:left="1713" w:hanging="360"/>
-      </w:pPr>
-      <w:rPr>
-        <w:rFonts w:ascii="Symbol" w:hAnsi="Symbol" w:hint="default"/>
-      </w:rPr>
-    </w:lvl>
-    <w:lvl w:ilvl="1" w:tplc="FFFFFFFF" w:tentative="1">
-      <w:start w:val="1"/>
-      <w:numFmt w:val="bullet"/>
-      <w:lvlText w:val="o"/>
-      <w:lvlJc w:val="left"/>
-      <w:pPr>
-        <w:ind w:left="2433" w:hanging="360"/>
-      </w:pPr>
-      <w:rPr>
-        <w:rFonts w:ascii="Courier New" w:hAnsi="Courier New" w:cs="Courier New" w:hint="default"/>
-      </w:rPr>
-    </w:lvl>
-    <w:lvl w:ilvl="2" w:tplc="FFFFFFFF" w:tentative="1">
-      <w:start w:val="1"/>
-      <w:numFmt w:val="bullet"/>
-      <w:lvlText w:val=""/>
-      <w:lvlJc w:val="left"/>
-      <w:pPr>
-        <w:ind w:left="3153" w:hanging="360"/>
-      </w:pPr>
-      <w:rPr>
-        <w:rFonts w:ascii="Wingdings" w:hAnsi="Wingdings" w:hint="default"/>
-      </w:rPr>
-    </w:lvl>
-    <w:lvl w:ilvl="3" w:tplc="FFFFFFFF" w:tentative="1">
-      <w:start w:val="1"/>
-      <w:numFmt w:val="bullet"/>
-      <w:lvlText w:val=""/>
-      <w:lvlJc w:val="left"/>
-      <w:pPr>
-        <w:ind w:left="3873" w:hanging="360"/>
-      </w:pPr>
-      <w:rPr>
-        <w:rFonts w:ascii="Symbol" w:hAnsi="Symbol" w:hint="default"/>
-      </w:rPr>
-    </w:lvl>
-    <w:lvl w:ilvl="4" w:tplc="FFFFFFFF" w:tentative="1">
-      <w:start w:val="1"/>
-      <w:numFmt w:val="bullet"/>
-      <w:lvlText w:val="o"/>
-      <w:lvlJc w:val="left"/>
-      <w:pPr>
-        <w:ind w:left="4593" w:hanging="360"/>
-      </w:pPr>
-      <w:rPr>
-        <w:rFonts w:ascii="Courier New" w:hAnsi="Courier New" w:cs="Courier New" w:hint="default"/>
-      </w:rPr>
-    </w:lvl>
-    <w:lvl w:ilvl="5" w:tplc="FFFFFFFF" w:tentative="1">
-      <w:start w:val="1"/>
-      <w:numFmt w:val="bullet"/>
-      <w:lvlText w:val=""/>
-      <w:lvlJc w:val="left"/>
-      <w:pPr>
-        <w:ind w:left="5313" w:hanging="360"/>
-      </w:pPr>
-      <w:rPr>
-        <w:rFonts w:ascii="Wingdings" w:hAnsi="Wingdings" w:hint="default"/>
-      </w:rPr>
-    </w:lvl>
-    <w:lvl w:ilvl="6" w:tplc="FFFFFFFF" w:tentative="1">
-      <w:start w:val="1"/>
-      <w:numFmt w:val="bullet"/>
-      <w:lvlText w:val=""/>
-      <w:lvlJc w:val="left"/>
-      <w:pPr>
-        <w:ind w:left="6033" w:hanging="360"/>
-      </w:pPr>
-      <w:rPr>
-        <w:rFonts w:ascii="Symbol" w:hAnsi="Symbol" w:hint="default"/>
-      </w:rPr>
-    </w:lvl>
-    <w:lvl w:ilvl="7" w:tplc="FFFFFFFF" w:tentative="1">
-      <w:start w:val="1"/>
-      <w:numFmt w:val="bullet"/>
-      <w:lvlText w:val="o"/>
-      <w:lvlJc w:val="left"/>
-      <w:pPr>
-        <w:ind w:left="6753" w:hanging="360"/>
-      </w:pPr>
-      <w:rPr>
-        <w:rFonts w:ascii="Courier New" w:hAnsi="Courier New" w:cs="Courier New" w:hint="default"/>
-      </w:rPr>
-    </w:lvl>
-    <w:lvl w:ilvl="8" w:tplc="FFFFFFFF" w:tentative="1">
-      <w:start w:val="1"/>
-      <w:numFmt w:val="bullet"/>
-      <w:lvlText w:val=""/>
-      <w:lvlJc w:val="left"/>
-      <w:pPr>
-        <w:ind w:left="7473" w:hanging="360"/>
-      </w:pPr>
-      <w:rPr>
-        <w:rFonts w:ascii="Wingdings" w:hAnsi="Wingdings" w:hint="default"/>
-      </w:rPr>
-    </w:lvl>
-  </w:abstractNum>
-  <w:abstractNum w:abstractNumId="35" w15:restartNumberingAfterBreak="0">
+  <w:abstractNum w:abstractNumId="22" w15:restartNumberingAfterBreak="0">
     <w:nsid w:val="44B925B7"/>
     <w:multiLevelType w:val="hybridMultilevel"/>
     <w:tmpl w:val="2B08212E"/>
@@ -14827,7 +13381,7 @@
       </w:rPr>
     </w:lvl>
   </w:abstractNum>
-  <w:abstractNum w:abstractNumId="36" w15:restartNumberingAfterBreak="0">
+  <w:abstractNum w:abstractNumId="23" w15:restartNumberingAfterBreak="0">
     <w:nsid w:val="45256D2D"/>
     <w:multiLevelType w:val="hybridMultilevel"/>
     <w:tmpl w:val="4254EF48"/>
@@ -14940,7 +13494,7 @@
       </w:rPr>
     </w:lvl>
   </w:abstractNum>
-  <w:abstractNum w:abstractNumId="37" w15:restartNumberingAfterBreak="0">
+  <w:abstractNum w:abstractNumId="24" w15:restartNumberingAfterBreak="0">
     <w:nsid w:val="4A473C71"/>
     <w:multiLevelType w:val="hybridMultilevel"/>
     <w:tmpl w:val="E95E740C"/>
@@ -15053,120 +13607,7 @@
       </w:rPr>
     </w:lvl>
   </w:abstractNum>
-  <w:abstractNum w:abstractNumId="38" w15:restartNumberingAfterBreak="0">
-    <w:nsid w:val="4D4C287F"/>
-    <w:multiLevelType w:val="hybridMultilevel"/>
-    <w:tmpl w:val="79ECBC36"/>
-    <w:lvl w:ilvl="0" w:tplc="0C0A0001">
-      <w:start w:val="1"/>
-      <w:numFmt w:val="bullet"/>
-      <w:lvlText w:val=""/>
-      <w:lvlJc w:val="left"/>
-      <w:pPr>
-        <w:ind w:left="1429" w:hanging="360"/>
-      </w:pPr>
-      <w:rPr>
-        <w:rFonts w:ascii="Symbol" w:hAnsi="Symbol" w:hint="default"/>
-      </w:rPr>
-    </w:lvl>
-    <w:lvl w:ilvl="1" w:tplc="0C0A0003" w:tentative="1">
-      <w:start w:val="1"/>
-      <w:numFmt w:val="bullet"/>
-      <w:lvlText w:val="o"/>
-      <w:lvlJc w:val="left"/>
-      <w:pPr>
-        <w:ind w:left="2149" w:hanging="360"/>
-      </w:pPr>
-      <w:rPr>
-        <w:rFonts w:ascii="Courier New" w:hAnsi="Courier New" w:cs="Courier New" w:hint="default"/>
-      </w:rPr>
-    </w:lvl>
-    <w:lvl w:ilvl="2" w:tplc="0C0A0005" w:tentative="1">
-      <w:start w:val="1"/>
-      <w:numFmt w:val="bullet"/>
-      <w:lvlText w:val=""/>
-      <w:lvlJc w:val="left"/>
-      <w:pPr>
-        <w:ind w:left="2869" w:hanging="360"/>
-      </w:pPr>
-      <w:rPr>
-        <w:rFonts w:ascii="Wingdings" w:hAnsi="Wingdings" w:hint="default"/>
-      </w:rPr>
-    </w:lvl>
-    <w:lvl w:ilvl="3" w:tplc="0C0A0001" w:tentative="1">
-      <w:start w:val="1"/>
-      <w:numFmt w:val="bullet"/>
-      <w:lvlText w:val=""/>
-      <w:lvlJc w:val="left"/>
-      <w:pPr>
-        <w:ind w:left="3589" w:hanging="360"/>
-      </w:pPr>
-      <w:rPr>
-        <w:rFonts w:ascii="Symbol" w:hAnsi="Symbol" w:hint="default"/>
-      </w:rPr>
-    </w:lvl>
-    <w:lvl w:ilvl="4" w:tplc="0C0A0003" w:tentative="1">
-      <w:start w:val="1"/>
-      <w:numFmt w:val="bullet"/>
-      <w:lvlText w:val="o"/>
-      <w:lvlJc w:val="left"/>
-      <w:pPr>
-        <w:ind w:left="4309" w:hanging="360"/>
-      </w:pPr>
-      <w:rPr>
-        <w:rFonts w:ascii="Courier New" w:hAnsi="Courier New" w:cs="Courier New" w:hint="default"/>
-      </w:rPr>
-    </w:lvl>
-    <w:lvl w:ilvl="5" w:tplc="0C0A0005" w:tentative="1">
-      <w:start w:val="1"/>
-      <w:numFmt w:val="bullet"/>
-      <w:lvlText w:val=""/>
-      <w:lvlJc w:val="left"/>
-      <w:pPr>
-        <w:ind w:left="5029" w:hanging="360"/>
-      </w:pPr>
-      <w:rPr>
-        <w:rFonts w:ascii="Wingdings" w:hAnsi="Wingdings" w:hint="default"/>
-      </w:rPr>
-    </w:lvl>
-    <w:lvl w:ilvl="6" w:tplc="0C0A0001" w:tentative="1">
-      <w:start w:val="1"/>
-      <w:numFmt w:val="bullet"/>
-      <w:lvlText w:val=""/>
-      <w:lvlJc w:val="left"/>
-      <w:pPr>
-        <w:ind w:left="5749" w:hanging="360"/>
-      </w:pPr>
-      <w:rPr>
-        <w:rFonts w:ascii="Symbol" w:hAnsi="Symbol" w:hint="default"/>
-      </w:rPr>
-    </w:lvl>
-    <w:lvl w:ilvl="7" w:tplc="0C0A0003" w:tentative="1">
-      <w:start w:val="1"/>
-      <w:numFmt w:val="bullet"/>
-      <w:lvlText w:val="o"/>
-      <w:lvlJc w:val="left"/>
-      <w:pPr>
-        <w:ind w:left="6469" w:hanging="360"/>
-      </w:pPr>
-      <w:rPr>
-        <w:rFonts w:ascii="Courier New" w:hAnsi="Courier New" w:cs="Courier New" w:hint="default"/>
-      </w:rPr>
-    </w:lvl>
-    <w:lvl w:ilvl="8" w:tplc="0C0A0005" w:tentative="1">
-      <w:start w:val="1"/>
-      <w:numFmt w:val="bullet"/>
-      <w:lvlText w:val=""/>
-      <w:lvlJc w:val="left"/>
-      <w:pPr>
-        <w:ind w:left="7189" w:hanging="360"/>
-      </w:pPr>
-      <w:rPr>
-        <w:rFonts w:ascii="Wingdings" w:hAnsi="Wingdings" w:hint="default"/>
-      </w:rPr>
-    </w:lvl>
-  </w:abstractNum>
-  <w:abstractNum w:abstractNumId="39" w15:restartNumberingAfterBreak="0">
+  <w:abstractNum w:abstractNumId="25" w15:restartNumberingAfterBreak="0">
     <w:nsid w:val="4EBE1EF6"/>
     <w:multiLevelType w:val="hybridMultilevel"/>
     <w:tmpl w:val="AF3C2E24"/>
@@ -15257,7 +13698,7 @@
       </w:pPr>
     </w:lvl>
   </w:abstractNum>
-  <w:abstractNum w:abstractNumId="40" w15:restartNumberingAfterBreak="0">
+  <w:abstractNum w:abstractNumId="26" w15:restartNumberingAfterBreak="0">
     <w:nsid w:val="4F3442EE"/>
     <w:multiLevelType w:val="hybridMultilevel"/>
     <w:tmpl w:val="AEC0706A"/>
@@ -15370,7 +13811,7 @@
       </w:rPr>
     </w:lvl>
   </w:abstractNum>
-  <w:abstractNum w:abstractNumId="41" w15:restartNumberingAfterBreak="0">
+  <w:abstractNum w:abstractNumId="27" w15:restartNumberingAfterBreak="0">
     <w:nsid w:val="50FB6A2F"/>
     <w:multiLevelType w:val="hybridMultilevel"/>
     <w:tmpl w:val="A4E2FB54"/>
@@ -15483,120 +13924,7 @@
       </w:rPr>
     </w:lvl>
   </w:abstractNum>
-  <w:abstractNum w:abstractNumId="42" w15:restartNumberingAfterBreak="0">
-    <w:nsid w:val="558A6954"/>
-    <w:multiLevelType w:val="hybridMultilevel"/>
-    <w:tmpl w:val="F48AD82E"/>
-    <w:lvl w:ilvl="0" w:tplc="0C0A0001">
-      <w:start w:val="1"/>
-      <w:numFmt w:val="bullet"/>
-      <w:lvlText w:val=""/>
-      <w:lvlJc w:val="left"/>
-      <w:pPr>
-        <w:ind w:left="1429" w:hanging="360"/>
-      </w:pPr>
-      <w:rPr>
-        <w:rFonts w:ascii="Symbol" w:hAnsi="Symbol" w:hint="default"/>
-      </w:rPr>
-    </w:lvl>
-    <w:lvl w:ilvl="1" w:tplc="0C0A0003" w:tentative="1">
-      <w:start w:val="1"/>
-      <w:numFmt w:val="bullet"/>
-      <w:lvlText w:val="o"/>
-      <w:lvlJc w:val="left"/>
-      <w:pPr>
-        <w:ind w:left="2149" w:hanging="360"/>
-      </w:pPr>
-      <w:rPr>
-        <w:rFonts w:ascii="Courier New" w:hAnsi="Courier New" w:cs="Courier New" w:hint="default"/>
-      </w:rPr>
-    </w:lvl>
-    <w:lvl w:ilvl="2" w:tplc="0C0A0005" w:tentative="1">
-      <w:start w:val="1"/>
-      <w:numFmt w:val="bullet"/>
-      <w:lvlText w:val=""/>
-      <w:lvlJc w:val="left"/>
-      <w:pPr>
-        <w:ind w:left="2869" w:hanging="360"/>
-      </w:pPr>
-      <w:rPr>
-        <w:rFonts w:ascii="Wingdings" w:hAnsi="Wingdings" w:hint="default"/>
-      </w:rPr>
-    </w:lvl>
-    <w:lvl w:ilvl="3" w:tplc="0C0A0001" w:tentative="1">
-      <w:start w:val="1"/>
-      <w:numFmt w:val="bullet"/>
-      <w:lvlText w:val=""/>
-      <w:lvlJc w:val="left"/>
-      <w:pPr>
-        <w:ind w:left="3589" w:hanging="360"/>
-      </w:pPr>
-      <w:rPr>
-        <w:rFonts w:ascii="Symbol" w:hAnsi="Symbol" w:hint="default"/>
-      </w:rPr>
-    </w:lvl>
-    <w:lvl w:ilvl="4" w:tplc="0C0A0003" w:tentative="1">
-      <w:start w:val="1"/>
-      <w:numFmt w:val="bullet"/>
-      <w:lvlText w:val="o"/>
-      <w:lvlJc w:val="left"/>
-      <w:pPr>
-        <w:ind w:left="4309" w:hanging="360"/>
-      </w:pPr>
-      <w:rPr>
-        <w:rFonts w:ascii="Courier New" w:hAnsi="Courier New" w:cs="Courier New" w:hint="default"/>
-      </w:rPr>
-    </w:lvl>
-    <w:lvl w:ilvl="5" w:tplc="0C0A0005" w:tentative="1">
-      <w:start w:val="1"/>
-      <w:numFmt w:val="bullet"/>
-      <w:lvlText w:val=""/>
-      <w:lvlJc w:val="left"/>
-      <w:pPr>
-        <w:ind w:left="5029" w:hanging="360"/>
-      </w:pPr>
-      <w:rPr>
-        <w:rFonts w:ascii="Wingdings" w:hAnsi="Wingdings" w:hint="default"/>
-      </w:rPr>
-    </w:lvl>
-    <w:lvl w:ilvl="6" w:tplc="0C0A0001" w:tentative="1">
-      <w:start w:val="1"/>
-      <w:numFmt w:val="bullet"/>
-      <w:lvlText w:val=""/>
-      <w:lvlJc w:val="left"/>
-      <w:pPr>
-        <w:ind w:left="5749" w:hanging="360"/>
-      </w:pPr>
-      <w:rPr>
-        <w:rFonts w:ascii="Symbol" w:hAnsi="Symbol" w:hint="default"/>
-      </w:rPr>
-    </w:lvl>
-    <w:lvl w:ilvl="7" w:tplc="0C0A0003" w:tentative="1">
-      <w:start w:val="1"/>
-      <w:numFmt w:val="bullet"/>
-      <w:lvlText w:val="o"/>
-      <w:lvlJc w:val="left"/>
-      <w:pPr>
-        <w:ind w:left="6469" w:hanging="360"/>
-      </w:pPr>
-      <w:rPr>
-        <w:rFonts w:ascii="Courier New" w:hAnsi="Courier New" w:cs="Courier New" w:hint="default"/>
-      </w:rPr>
-    </w:lvl>
-    <w:lvl w:ilvl="8" w:tplc="0C0A0005" w:tentative="1">
-      <w:start w:val="1"/>
-      <w:numFmt w:val="bullet"/>
-      <w:lvlText w:val=""/>
-      <w:lvlJc w:val="left"/>
-      <w:pPr>
-        <w:ind w:left="7189" w:hanging="360"/>
-      </w:pPr>
-      <w:rPr>
-        <w:rFonts w:ascii="Wingdings" w:hAnsi="Wingdings" w:hint="default"/>
-      </w:rPr>
-    </w:lvl>
-  </w:abstractNum>
-  <w:abstractNum w:abstractNumId="43" w15:restartNumberingAfterBreak="0">
+  <w:abstractNum w:abstractNumId="28" w15:restartNumberingAfterBreak="0">
     <w:nsid w:val="56165019"/>
     <w:multiLevelType w:val="hybridMultilevel"/>
     <w:tmpl w:val="34E81956"/>
@@ -15709,7 +14037,7 @@
       </w:rPr>
     </w:lvl>
   </w:abstractNum>
-  <w:abstractNum w:abstractNumId="44" w15:restartNumberingAfterBreak="0">
+  <w:abstractNum w:abstractNumId="29" w15:restartNumberingAfterBreak="0">
     <w:nsid w:val="56751AE8"/>
     <w:multiLevelType w:val="hybridMultilevel"/>
     <w:tmpl w:val="FE326C9C"/>
@@ -15822,120 +14150,7 @@
       </w:rPr>
     </w:lvl>
   </w:abstractNum>
-  <w:abstractNum w:abstractNumId="45" w15:restartNumberingAfterBreak="0">
-    <w:nsid w:val="577F79A8"/>
-    <w:multiLevelType w:val="hybridMultilevel"/>
-    <w:tmpl w:val="FE6C2E82"/>
-    <w:lvl w:ilvl="0" w:tplc="0C0A0001">
-      <w:start w:val="1"/>
-      <w:numFmt w:val="bullet"/>
-      <w:lvlText w:val=""/>
-      <w:lvlJc w:val="left"/>
-      <w:pPr>
-        <w:ind w:left="1429" w:hanging="360"/>
-      </w:pPr>
-      <w:rPr>
-        <w:rFonts w:ascii="Symbol" w:hAnsi="Symbol" w:hint="default"/>
-      </w:rPr>
-    </w:lvl>
-    <w:lvl w:ilvl="1" w:tplc="0C0A0003" w:tentative="1">
-      <w:start w:val="1"/>
-      <w:numFmt w:val="bullet"/>
-      <w:lvlText w:val="o"/>
-      <w:lvlJc w:val="left"/>
-      <w:pPr>
-        <w:ind w:left="2149" w:hanging="360"/>
-      </w:pPr>
-      <w:rPr>
-        <w:rFonts w:ascii="Courier New" w:hAnsi="Courier New" w:cs="Courier New" w:hint="default"/>
-      </w:rPr>
-    </w:lvl>
-    <w:lvl w:ilvl="2" w:tplc="0C0A0005" w:tentative="1">
-      <w:start w:val="1"/>
-      <w:numFmt w:val="bullet"/>
-      <w:lvlText w:val=""/>
-      <w:lvlJc w:val="left"/>
-      <w:pPr>
-        <w:ind w:left="2869" w:hanging="360"/>
-      </w:pPr>
-      <w:rPr>
-        <w:rFonts w:ascii="Wingdings" w:hAnsi="Wingdings" w:hint="default"/>
-      </w:rPr>
-    </w:lvl>
-    <w:lvl w:ilvl="3" w:tplc="0C0A0001" w:tentative="1">
-      <w:start w:val="1"/>
-      <w:numFmt w:val="bullet"/>
-      <w:lvlText w:val=""/>
-      <w:lvlJc w:val="left"/>
-      <w:pPr>
-        <w:ind w:left="3589" w:hanging="360"/>
-      </w:pPr>
-      <w:rPr>
-        <w:rFonts w:ascii="Symbol" w:hAnsi="Symbol" w:hint="default"/>
-      </w:rPr>
-    </w:lvl>
-    <w:lvl w:ilvl="4" w:tplc="0C0A0003" w:tentative="1">
-      <w:start w:val="1"/>
-      <w:numFmt w:val="bullet"/>
-      <w:lvlText w:val="o"/>
-      <w:lvlJc w:val="left"/>
-      <w:pPr>
-        <w:ind w:left="4309" w:hanging="360"/>
-      </w:pPr>
-      <w:rPr>
-        <w:rFonts w:ascii="Courier New" w:hAnsi="Courier New" w:cs="Courier New" w:hint="default"/>
-      </w:rPr>
-    </w:lvl>
-    <w:lvl w:ilvl="5" w:tplc="0C0A0005" w:tentative="1">
-      <w:start w:val="1"/>
-      <w:numFmt w:val="bullet"/>
-      <w:lvlText w:val=""/>
-      <w:lvlJc w:val="left"/>
-      <w:pPr>
-        <w:ind w:left="5029" w:hanging="360"/>
-      </w:pPr>
-      <w:rPr>
-        <w:rFonts w:ascii="Wingdings" w:hAnsi="Wingdings" w:hint="default"/>
-      </w:rPr>
-    </w:lvl>
-    <w:lvl w:ilvl="6" w:tplc="0C0A0001" w:tentative="1">
-      <w:start w:val="1"/>
-      <w:numFmt w:val="bullet"/>
-      <w:lvlText w:val=""/>
-      <w:lvlJc w:val="left"/>
-      <w:pPr>
-        <w:ind w:left="5749" w:hanging="360"/>
-      </w:pPr>
-      <w:rPr>
-        <w:rFonts w:ascii="Symbol" w:hAnsi="Symbol" w:hint="default"/>
-      </w:rPr>
-    </w:lvl>
-    <w:lvl w:ilvl="7" w:tplc="0C0A0003" w:tentative="1">
-      <w:start w:val="1"/>
-      <w:numFmt w:val="bullet"/>
-      <w:lvlText w:val="o"/>
-      <w:lvlJc w:val="left"/>
-      <w:pPr>
-        <w:ind w:left="6469" w:hanging="360"/>
-      </w:pPr>
-      <w:rPr>
-        <w:rFonts w:ascii="Courier New" w:hAnsi="Courier New" w:cs="Courier New" w:hint="default"/>
-      </w:rPr>
-    </w:lvl>
-    <w:lvl w:ilvl="8" w:tplc="0C0A0005" w:tentative="1">
-      <w:start w:val="1"/>
-      <w:numFmt w:val="bullet"/>
-      <w:lvlText w:val=""/>
-      <w:lvlJc w:val="left"/>
-      <w:pPr>
-        <w:ind w:left="7189" w:hanging="360"/>
-      </w:pPr>
-      <w:rPr>
-        <w:rFonts w:ascii="Wingdings" w:hAnsi="Wingdings" w:hint="default"/>
-      </w:rPr>
-    </w:lvl>
-  </w:abstractNum>
-  <w:abstractNum w:abstractNumId="46" w15:restartNumberingAfterBreak="0">
+  <w:abstractNum w:abstractNumId="30" w15:restartNumberingAfterBreak="0">
     <w:nsid w:val="5A8E3F12"/>
     <w:multiLevelType w:val="hybridMultilevel"/>
     <w:tmpl w:val="9B963DE0"/>
@@ -16048,97 +14263,7 @@
       </w:rPr>
     </w:lvl>
   </w:abstractNum>
-  <w:abstractNum w:abstractNumId="47" w15:restartNumberingAfterBreak="0">
-    <w:nsid w:val="5ADD17D0"/>
-    <w:multiLevelType w:val="hybridMultilevel"/>
-    <w:tmpl w:val="85BAD260"/>
-    <w:lvl w:ilvl="0" w:tplc="5C50D3DA">
-      <w:start w:val="1"/>
-      <w:numFmt w:val="upperLetter"/>
-      <w:lvlText w:val="%1."/>
-      <w:lvlJc w:val="left"/>
-      <w:pPr>
-        <w:ind w:left="1429" w:hanging="360"/>
-      </w:pPr>
-      <w:rPr>
-        <w:b/>
-        <w:bCs/>
-      </w:rPr>
-    </w:lvl>
-    <w:lvl w:ilvl="1" w:tplc="0C0A0019" w:tentative="1">
-      <w:start w:val="1"/>
-      <w:numFmt w:val="lowerLetter"/>
-      <w:lvlText w:val="%2."/>
-      <w:lvlJc w:val="left"/>
-      <w:pPr>
-        <w:ind w:left="2149" w:hanging="360"/>
-      </w:pPr>
-    </w:lvl>
-    <w:lvl w:ilvl="2" w:tplc="0C0A001B" w:tentative="1">
-      <w:start w:val="1"/>
-      <w:numFmt w:val="lowerRoman"/>
-      <w:lvlText w:val="%3."/>
-      <w:lvlJc w:val="right"/>
-      <w:pPr>
-        <w:ind w:left="2869" w:hanging="180"/>
-      </w:pPr>
-    </w:lvl>
-    <w:lvl w:ilvl="3" w:tplc="0C0A000F" w:tentative="1">
-      <w:start w:val="1"/>
-      <w:numFmt w:val="decimal"/>
-      <w:lvlText w:val="%4."/>
-      <w:lvlJc w:val="left"/>
-      <w:pPr>
-        <w:ind w:left="3589" w:hanging="360"/>
-      </w:pPr>
-    </w:lvl>
-    <w:lvl w:ilvl="4" w:tplc="0C0A0019" w:tentative="1">
-      <w:start w:val="1"/>
-      <w:numFmt w:val="lowerLetter"/>
-      <w:lvlText w:val="%5."/>
-      <w:lvlJc w:val="left"/>
-      <w:pPr>
-        <w:ind w:left="4309" w:hanging="360"/>
-      </w:pPr>
-    </w:lvl>
-    <w:lvl w:ilvl="5" w:tplc="0C0A001B" w:tentative="1">
-      <w:start w:val="1"/>
-      <w:numFmt w:val="lowerRoman"/>
-      <w:lvlText w:val="%6."/>
-      <w:lvlJc w:val="right"/>
-      <w:pPr>
-        <w:ind w:left="5029" w:hanging="180"/>
-      </w:pPr>
-    </w:lvl>
-    <w:lvl w:ilvl="6" w:tplc="0C0A000F" w:tentative="1">
-      <w:start w:val="1"/>
-      <w:numFmt w:val="decimal"/>
-      <w:lvlText w:val="%7."/>
-      <w:lvlJc w:val="left"/>
-      <w:pPr>
-        <w:ind w:left="5749" w:hanging="360"/>
-      </w:pPr>
-    </w:lvl>
-    <w:lvl w:ilvl="7" w:tplc="0C0A0019" w:tentative="1">
-      <w:start w:val="1"/>
-      <w:numFmt w:val="lowerLetter"/>
-      <w:lvlText w:val="%8."/>
-      <w:lvlJc w:val="left"/>
-      <w:pPr>
-        <w:ind w:left="6469" w:hanging="360"/>
-      </w:pPr>
-    </w:lvl>
-    <w:lvl w:ilvl="8" w:tplc="0C0A001B" w:tentative="1">
-      <w:start w:val="1"/>
-      <w:numFmt w:val="lowerRoman"/>
-      <w:lvlText w:val="%9."/>
-      <w:lvlJc w:val="right"/>
-      <w:pPr>
-        <w:ind w:left="7189" w:hanging="180"/>
-      </w:pPr>
-    </w:lvl>
-  </w:abstractNum>
-  <w:abstractNum w:abstractNumId="48" w15:restartNumberingAfterBreak="0">
+  <w:abstractNum w:abstractNumId="31" w15:restartNumberingAfterBreak="0">
     <w:nsid w:val="625236DE"/>
     <w:multiLevelType w:val="hybridMultilevel"/>
     <w:tmpl w:val="4934C92C"/>
@@ -16251,7 +14376,7 @@
       </w:rPr>
     </w:lvl>
   </w:abstractNum>
-  <w:abstractNum w:abstractNumId="49" w15:restartNumberingAfterBreak="0">
+  <w:abstractNum w:abstractNumId="32" w15:restartNumberingAfterBreak="0">
     <w:nsid w:val="674768DC"/>
     <w:multiLevelType w:val="hybridMultilevel"/>
     <w:tmpl w:val="223484E2"/>
@@ -16364,7 +14489,7 @@
       </w:rPr>
     </w:lvl>
   </w:abstractNum>
-  <w:abstractNum w:abstractNumId="50" w15:restartNumberingAfterBreak="0">
+  <w:abstractNum w:abstractNumId="33" w15:restartNumberingAfterBreak="0">
     <w:nsid w:val="6A340BD1"/>
     <w:multiLevelType w:val="hybridMultilevel"/>
     <w:tmpl w:val="F8C68088"/>
@@ -16477,7 +14602,7 @@
       </w:rPr>
     </w:lvl>
   </w:abstractNum>
-  <w:abstractNum w:abstractNumId="51" w15:restartNumberingAfterBreak="0">
+  <w:abstractNum w:abstractNumId="34" w15:restartNumberingAfterBreak="0">
     <w:nsid w:val="76946B15"/>
     <w:multiLevelType w:val="hybridMultilevel"/>
     <w:tmpl w:val="C3F051DE"/>
@@ -16590,7 +14715,7 @@
       </w:rPr>
     </w:lvl>
   </w:abstractNum>
-  <w:abstractNum w:abstractNumId="52" w15:restartNumberingAfterBreak="0">
+  <w:abstractNum w:abstractNumId="35" w15:restartNumberingAfterBreak="0">
     <w:nsid w:val="794C2B02"/>
     <w:multiLevelType w:val="hybridMultilevel"/>
     <w:tmpl w:val="290C039E"/>
@@ -16703,287 +14828,120 @@
       </w:rPr>
     </w:lvl>
   </w:abstractNum>
-  <w:abstractNum w:abstractNumId="53" w15:restartNumberingAfterBreak="0">
-    <w:nsid w:val="7C4943EE"/>
-    <w:multiLevelType w:val="hybridMultilevel"/>
-    <w:tmpl w:val="A58EA9AA"/>
-    <w:lvl w:ilvl="0" w:tplc="0C0A0001">
-      <w:start w:val="1"/>
-      <w:numFmt w:val="bullet"/>
-      <w:lvlText w:val=""/>
-      <w:lvlJc w:val="left"/>
-      <w:pPr>
-        <w:ind w:left="1429" w:hanging="360"/>
-      </w:pPr>
-      <w:rPr>
-        <w:rFonts w:ascii="Symbol" w:hAnsi="Symbol" w:hint="default"/>
-      </w:rPr>
-    </w:lvl>
-    <w:lvl w:ilvl="1" w:tplc="0C0A0003" w:tentative="1">
-      <w:start w:val="1"/>
-      <w:numFmt w:val="bullet"/>
-      <w:lvlText w:val="o"/>
-      <w:lvlJc w:val="left"/>
-      <w:pPr>
-        <w:ind w:left="2149" w:hanging="360"/>
-      </w:pPr>
-      <w:rPr>
-        <w:rFonts w:ascii="Courier New" w:hAnsi="Courier New" w:cs="Courier New" w:hint="default"/>
-      </w:rPr>
-    </w:lvl>
-    <w:lvl w:ilvl="2" w:tplc="0C0A0005" w:tentative="1">
-      <w:start w:val="1"/>
-      <w:numFmt w:val="bullet"/>
-      <w:lvlText w:val=""/>
-      <w:lvlJc w:val="left"/>
-      <w:pPr>
-        <w:ind w:left="2869" w:hanging="360"/>
-      </w:pPr>
-      <w:rPr>
-        <w:rFonts w:ascii="Wingdings" w:hAnsi="Wingdings" w:hint="default"/>
-      </w:rPr>
-    </w:lvl>
-    <w:lvl w:ilvl="3" w:tplc="0C0A0001" w:tentative="1">
-      <w:start w:val="1"/>
-      <w:numFmt w:val="bullet"/>
-      <w:lvlText w:val=""/>
-      <w:lvlJc w:val="left"/>
-      <w:pPr>
-        <w:ind w:left="3589" w:hanging="360"/>
-      </w:pPr>
-      <w:rPr>
-        <w:rFonts w:ascii="Symbol" w:hAnsi="Symbol" w:hint="default"/>
-      </w:rPr>
-    </w:lvl>
-    <w:lvl w:ilvl="4" w:tplc="0C0A0003" w:tentative="1">
-      <w:start w:val="1"/>
-      <w:numFmt w:val="bullet"/>
-      <w:lvlText w:val="o"/>
-      <w:lvlJc w:val="left"/>
-      <w:pPr>
-        <w:ind w:left="4309" w:hanging="360"/>
-      </w:pPr>
-      <w:rPr>
-        <w:rFonts w:ascii="Courier New" w:hAnsi="Courier New" w:cs="Courier New" w:hint="default"/>
-      </w:rPr>
-    </w:lvl>
-    <w:lvl w:ilvl="5" w:tplc="0C0A0005" w:tentative="1">
-      <w:start w:val="1"/>
-      <w:numFmt w:val="bullet"/>
-      <w:lvlText w:val=""/>
-      <w:lvlJc w:val="left"/>
-      <w:pPr>
-        <w:ind w:left="5029" w:hanging="360"/>
-      </w:pPr>
-      <w:rPr>
-        <w:rFonts w:ascii="Wingdings" w:hAnsi="Wingdings" w:hint="default"/>
-      </w:rPr>
-    </w:lvl>
-    <w:lvl w:ilvl="6" w:tplc="0C0A0001" w:tentative="1">
-      <w:start w:val="1"/>
-      <w:numFmt w:val="bullet"/>
-      <w:lvlText w:val=""/>
-      <w:lvlJc w:val="left"/>
-      <w:pPr>
-        <w:ind w:left="5749" w:hanging="360"/>
-      </w:pPr>
-      <w:rPr>
-        <w:rFonts w:ascii="Symbol" w:hAnsi="Symbol" w:hint="default"/>
-      </w:rPr>
-    </w:lvl>
-    <w:lvl w:ilvl="7" w:tplc="0C0A0003" w:tentative="1">
-      <w:start w:val="1"/>
-      <w:numFmt w:val="bullet"/>
-      <w:lvlText w:val="o"/>
-      <w:lvlJc w:val="left"/>
-      <w:pPr>
-        <w:ind w:left="6469" w:hanging="360"/>
-      </w:pPr>
-      <w:rPr>
-        <w:rFonts w:ascii="Courier New" w:hAnsi="Courier New" w:cs="Courier New" w:hint="default"/>
-      </w:rPr>
-    </w:lvl>
-    <w:lvl w:ilvl="8" w:tplc="0C0A0005" w:tentative="1">
-      <w:start w:val="1"/>
-      <w:numFmt w:val="bullet"/>
-      <w:lvlText w:val=""/>
-      <w:lvlJc w:val="left"/>
-      <w:pPr>
-        <w:ind w:left="7189" w:hanging="360"/>
-      </w:pPr>
-      <w:rPr>
-        <w:rFonts w:ascii="Wingdings" w:hAnsi="Wingdings" w:hint="default"/>
-      </w:rPr>
-    </w:lvl>
-  </w:abstractNum>
-  <w:num w:numId="1" w16cid:durableId="772671749">
+  <w:num w:numId="1">
     <w:abstractNumId w:val="0"/>
   </w:num>
-  <w:num w:numId="2" w16cid:durableId="399139361">
+  <w:num w:numId="2">
+    <w:abstractNumId w:val="7"/>
+  </w:num>
+  <w:num w:numId="3">
+    <w:abstractNumId w:val="25"/>
+  </w:num>
+  <w:num w:numId="4">
     <w:abstractNumId w:val="14"/>
   </w:num>
-  <w:num w:numId="3" w16cid:durableId="610863320">
-    <w:abstractNumId w:val="39"/>
+  <w:num w:numId="5">
+    <w:abstractNumId w:val="19"/>
   </w:num>
-  <w:num w:numId="4" w16cid:durableId="1026562646">
+  <w:num w:numId="6">
+    <w:abstractNumId w:val="17"/>
+  </w:num>
+  <w:num w:numId="7">
+    <w:abstractNumId w:val="29"/>
+  </w:num>
+  <w:num w:numId="8">
+    <w:abstractNumId w:val="13"/>
+  </w:num>
+  <w:num w:numId="9">
+    <w:abstractNumId w:val="27"/>
+  </w:num>
+  <w:num w:numId="10">
+    <w:abstractNumId w:val="21"/>
+  </w:num>
+  <w:num w:numId="11">
+    <w:abstractNumId w:val="31"/>
+  </w:num>
+  <w:num w:numId="12">
+    <w:abstractNumId w:val="20"/>
+  </w:num>
+  <w:num w:numId="13">
+    <w:abstractNumId w:val="16"/>
+  </w:num>
+  <w:num w:numId="14">
+    <w:abstractNumId w:val="11"/>
+  </w:num>
+  <w:num w:numId="15">
+    <w:abstractNumId w:val="22"/>
+  </w:num>
+  <w:num w:numId="16">
+    <w:abstractNumId w:val="8"/>
+  </w:num>
+  <w:num w:numId="17">
+    <w:abstractNumId w:val="18"/>
+  </w:num>
+  <w:num w:numId="18">
+    <w:abstractNumId w:val="32"/>
+  </w:num>
+  <w:num w:numId="19">
+    <w:abstractNumId w:val="35"/>
+  </w:num>
+  <w:num w:numId="20">
+    <w:abstractNumId w:val="3"/>
+  </w:num>
+  <w:num w:numId="21">
+    <w:abstractNumId w:val="4"/>
+  </w:num>
+  <w:num w:numId="22">
     <w:abstractNumId w:val="23"/>
   </w:num>
-  <w:num w:numId="5" w16cid:durableId="2006132240">
-    <w:abstractNumId w:val="29"/>
+  <w:num w:numId="23">
+    <w:abstractNumId w:val="5"/>
   </w:num>
-  <w:num w:numId="6" w16cid:durableId="2004582065">
+  <w:num w:numId="24">
+    <w:abstractNumId w:val="24"/>
+  </w:num>
+  <w:num w:numId="25">
+    <w:abstractNumId w:val="1"/>
+  </w:num>
+  <w:num w:numId="26">
     <w:abstractNumId w:val="15"/>
   </w:num>
-  <w:num w:numId="7" w16cid:durableId="1087388510">
-    <w:abstractNumId w:val="42"/>
+  <w:num w:numId="27">
+    <w:abstractNumId w:val="34"/>
   </w:num>
-  <w:num w:numId="8" w16cid:durableId="1181503701">
-    <w:abstractNumId w:val="31"/>
+  <w:num w:numId="28">
+    <w:abstractNumId w:val="28"/>
   </w:num>
-  <w:num w:numId="9" w16cid:durableId="1310862652">
+  <w:num w:numId="29">
+    <w:abstractNumId w:val="2"/>
+  </w:num>
+  <w:num w:numId="30">
+    <w:abstractNumId w:val="12"/>
+  </w:num>
+  <w:num w:numId="31">
+    <w:abstractNumId w:val="30"/>
+  </w:num>
+  <w:num w:numId="32">
+    <w:abstractNumId w:val="6"/>
+  </w:num>
+  <w:num w:numId="33">
     <w:abstractNumId w:val="10"/>
   </w:num>
-  <w:num w:numId="10" w16cid:durableId="1504935260">
-    <w:abstractNumId w:val="53"/>
-  </w:num>
-  <w:num w:numId="11" w16cid:durableId="643393240">
-    <w:abstractNumId w:val="17"/>
-  </w:num>
-  <w:num w:numId="12" w16cid:durableId="1302232103">
+  <w:num w:numId="34">
     <w:abstractNumId w:val="26"/>
   </w:num>
-  <w:num w:numId="13" w16cid:durableId="156844073">
-    <w:abstractNumId w:val="13"/>
+  <w:num w:numId="35">
+    <w:abstractNumId w:val="9"/>
   </w:num>
-  <w:num w:numId="14" w16cid:durableId="1357347841">
-    <w:abstractNumId w:val="7"/>
-  </w:num>
-  <w:num w:numId="15" w16cid:durableId="1217165001">
-    <w:abstractNumId w:val="2"/>
-  </w:num>
-  <w:num w:numId="16" w16cid:durableId="1649242703">
-    <w:abstractNumId w:val="3"/>
-  </w:num>
-  <w:num w:numId="17" w16cid:durableId="770012777">
-    <w:abstractNumId w:val="11"/>
-  </w:num>
-  <w:num w:numId="18" w16cid:durableId="919874961">
-    <w:abstractNumId w:val="45"/>
-  </w:num>
-  <w:num w:numId="19" w16cid:durableId="2028435587">
-    <w:abstractNumId w:val="34"/>
-  </w:num>
-  <w:num w:numId="20" w16cid:durableId="2029287180">
-    <w:abstractNumId w:val="38"/>
-  </w:num>
-  <w:num w:numId="21" w16cid:durableId="152306476">
-    <w:abstractNumId w:val="47"/>
-  </w:num>
-  <w:num w:numId="22" w16cid:durableId="2128115980">
-    <w:abstractNumId w:val="4"/>
-  </w:num>
-  <w:num w:numId="23" w16cid:durableId="155269802">
+  <w:num w:numId="36">
     <w:abstractNumId w:val="33"/>
   </w:num>
-  <w:num w:numId="24" w16cid:durableId="1858805919">
-    <w:abstractNumId w:val="27"/>
-  </w:num>
-  <w:num w:numId="25" w16cid:durableId="1038314004">
-    <w:abstractNumId w:val="44"/>
-  </w:num>
-  <w:num w:numId="26" w16cid:durableId="2036806079">
-    <w:abstractNumId w:val="22"/>
-  </w:num>
-  <w:num w:numId="27" w16cid:durableId="118190135">
-    <w:abstractNumId w:val="41"/>
-  </w:num>
-  <w:num w:numId="28" w16cid:durableId="777682546">
-    <w:abstractNumId w:val="32"/>
-  </w:num>
-  <w:num w:numId="29" w16cid:durableId="1921869005">
-    <w:abstractNumId w:val="48"/>
-  </w:num>
-  <w:num w:numId="30" w16cid:durableId="381944956">
-    <w:abstractNumId w:val="30"/>
-  </w:num>
-  <w:num w:numId="31" w16cid:durableId="1540972591">
-    <w:abstractNumId w:val="25"/>
-  </w:num>
-  <w:num w:numId="32" w16cid:durableId="1276642528">
-    <w:abstractNumId w:val="20"/>
-  </w:num>
-  <w:num w:numId="33" w16cid:durableId="952634293">
-    <w:abstractNumId w:val="35"/>
-  </w:num>
-  <w:num w:numId="34" w16cid:durableId="1897819274">
-    <w:abstractNumId w:val="16"/>
-  </w:num>
-  <w:num w:numId="35" w16cid:durableId="376589471">
-    <w:abstractNumId w:val="28"/>
-  </w:num>
-  <w:num w:numId="36" w16cid:durableId="1344821836">
-    <w:abstractNumId w:val="49"/>
-  </w:num>
-  <w:num w:numId="37" w16cid:durableId="486361489">
-    <w:abstractNumId w:val="52"/>
-  </w:num>
-  <w:num w:numId="38" w16cid:durableId="1986003217">
-    <w:abstractNumId w:val="6"/>
-  </w:num>
-  <w:num w:numId="39" w16cid:durableId="256983391">
-    <w:abstractNumId w:val="8"/>
-  </w:num>
-  <w:num w:numId="40" w16cid:durableId="47922434">
-    <w:abstractNumId w:val="36"/>
-  </w:num>
-  <w:num w:numId="41" w16cid:durableId="864094465">
-    <w:abstractNumId w:val="9"/>
-  </w:num>
-  <w:num w:numId="42" w16cid:durableId="2104447933">
-    <w:abstractNumId w:val="37"/>
-  </w:num>
-  <w:num w:numId="43" w16cid:durableId="1178159131">
-    <w:abstractNumId w:val="1"/>
-  </w:num>
-  <w:num w:numId="44" w16cid:durableId="300967773">
-    <w:abstractNumId w:val="24"/>
-  </w:num>
-  <w:num w:numId="45" w16cid:durableId="916013096">
-    <w:abstractNumId w:val="51"/>
-  </w:num>
-  <w:num w:numId="46" w16cid:durableId="1162431604">
-    <w:abstractNumId w:val="43"/>
-  </w:num>
-  <w:num w:numId="47" w16cid:durableId="1725718310">
-    <w:abstractNumId w:val="5"/>
-  </w:num>
-  <w:num w:numId="48" w16cid:durableId="21169059">
-    <w:abstractNumId w:val="21"/>
-  </w:num>
-  <w:num w:numId="49" w16cid:durableId="1309507294">
-    <w:abstractNumId w:val="46"/>
-  </w:num>
-  <w:num w:numId="50" w16cid:durableId="1732000502">
-    <w:abstractNumId w:val="12"/>
-  </w:num>
-  <w:num w:numId="51" w16cid:durableId="141630159">
-    <w:abstractNumId w:val="19"/>
-  </w:num>
-  <w:num w:numId="52" w16cid:durableId="791941486">
-    <w:abstractNumId w:val="40"/>
-  </w:num>
-  <w:num w:numId="53" w16cid:durableId="464398446">
-    <w:abstractNumId w:val="18"/>
-  </w:num>
-  <w:num w:numId="54" w16cid:durableId="1847787815">
-    <w:abstractNumId w:val="50"/>
-  </w:num>
-  <w:numIdMacAtCleanup w:val="21"/>
+  <w:numIdMacAtCleanup w:val="36"/>
 </w:numbering>
 </file>
 
 <file path=word/styles.xml><?xml version="1.0" encoding="utf-8"?>
-<w:styles xmlns:mc="http://schemas.openxmlformats.org/markup-compatibility/2006" xmlns:r="http://schemas.openxmlformats.org/officeDocument/2006/relationships" xmlns:w="http://schemas.openxmlformats.org/wordprocessingml/2006/main" xmlns:w14="http://schemas.microsoft.com/office/word/2010/wordml" xmlns:w15="http://schemas.microsoft.com/office/word/2012/wordml" xmlns:w16cex="http://schemas.microsoft.com/office/word/2018/wordml/cex" xmlns:w16cid="http://schemas.microsoft.com/office/word/2016/wordml/cid" xmlns:w16="http://schemas.microsoft.com/office/word/2018/wordml" xmlns:w16du="http://schemas.microsoft.com/office/word/2023/wordml/word16du" xmlns:w16sdtdh="http://schemas.microsoft.com/office/word/2020/wordml/sdtdatahash" xmlns:w16sdtfl="http://schemas.microsoft.com/office/word/2024/wordml/sdtformatlock" xmlns:w16se="http://schemas.microsoft.com/office/word/2015/wordml/symex" mc:Ignorable="w14 w15 w16se w16cid w16 w16cex w16sdtdh w16sdtfl w16du">
+<w:styles xmlns:mc="http://schemas.openxmlformats.org/markup-compatibility/2006" xmlns:r="http://schemas.openxmlformats.org/officeDocument/2006/relationships" xmlns:w="http://schemas.openxmlformats.org/wordprocessingml/2006/main" xmlns:w14="http://schemas.microsoft.com/office/word/2010/wordml" xmlns:w15="http://schemas.microsoft.com/office/word/2012/wordml" xmlns:w16cex="http://schemas.microsoft.com/office/word/2018/wordml/cex" xmlns:w16cid="http://schemas.microsoft.com/office/word/2016/wordml/cid" xmlns:w16="http://schemas.microsoft.com/office/word/2018/wordml" xmlns:w16sdtdh="http://schemas.microsoft.com/office/word/2020/wordml/sdtdatahash" xmlns:w16se="http://schemas.microsoft.com/office/word/2015/wordml/symex" mc:Ignorable="w14 w15 w16se w16cid w16 w16cex w16sdtdh">
   <w:docDefaults>
     <w:rPrDefault>
       <w:rPr>
@@ -18331,7 +16289,7 @@
       </w:rPr>
     </w:tblStylePr>
   </w:style>
-  <w:style w:type="character" w:styleId="Fuerte">
+  <w:style w:type="character" w:styleId="Textoennegrita">
     <w:name w:val="Strong"/>
     <w:basedOn w:val="Fuentedeprrafopredeter"/>
     <w:uiPriority w:val="22"/>
@@ -18733,7 +16691,14 @@
 </file>
 
 <file path=customXml/item2.xml><?xml version="1.0" encoding="utf-8"?>
-<b:Sources xmlns:b="http://schemas.openxmlformats.org/officeDocument/2006/bibliography" xmlns="http://schemas.openxmlformats.org/officeDocument/2006/bibliography" SelectedStyle="\APASixthEditionOfficeOnline.xsl" StyleName="APA" Version="6"/>
+<p:properties xmlns:p="http://schemas.microsoft.com/office/2006/metadata/properties" xmlns:xsi="http://www.w3.org/2001/XMLSchema-instance" xmlns:pc="http://schemas.microsoft.com/office/infopath/2007/PartnerControls">
+  <documentManagement>
+    <TaxCatchAll xmlns="13c90a0b-73bc-4dc0-be5f-28d77b615beb" xsi:nil="true"/>
+    <lcf76f155ced4ddcb4097134ff3c332f xmlns="13c93bba-48ce-428c-bfe5-88b42c19b028">
+      <Terms xmlns="http://schemas.microsoft.com/office/infopath/2007/PartnerControls"/>
+    </lcf76f155ced4ddcb4097134ff3c332f>
+  </documentManagement>
+</p:properties>
 </file>
 
 <file path=customXml/item3.xml><?xml version="1.0" encoding="utf-8"?>
@@ -18972,14 +16937,7 @@
 </file>
 
 <file path=customXml/item4.xml><?xml version="1.0" encoding="utf-8"?>
-<p:properties xmlns:p="http://schemas.microsoft.com/office/2006/metadata/properties" xmlns:xsi="http://www.w3.org/2001/XMLSchema-instance" xmlns:pc="http://schemas.microsoft.com/office/infopath/2007/PartnerControls">
-  <documentManagement>
-    <TaxCatchAll xmlns="13c90a0b-73bc-4dc0-be5f-28d77b615beb" xsi:nil="true"/>
-    <lcf76f155ced4ddcb4097134ff3c332f xmlns="13c93bba-48ce-428c-bfe5-88b42c19b028">
-      <Terms xmlns="http://schemas.microsoft.com/office/infopath/2007/PartnerControls"/>
-    </lcf76f155ced4ddcb4097134ff3c332f>
-  </documentManagement>
-</p:properties>
+<b:Sources xmlns:b="http://schemas.openxmlformats.org/officeDocument/2006/bibliography" xmlns="http://schemas.openxmlformats.org/officeDocument/2006/bibliography" SelectedStyle="\APASixthEditionOfficeOnline.xsl" StyleName="APA" Version="6"/>
 </file>
 
 <file path=customXml/itemProps1.xml><?xml version="1.0" encoding="utf-8"?>
@@ -18991,9 +16949,12 @@
 </file>
 
 <file path=customXml/itemProps2.xml><?xml version="1.0" encoding="utf-8"?>
-<ds:datastoreItem xmlns:ds="http://schemas.openxmlformats.org/officeDocument/2006/customXml" ds:itemID="{EAE431FD-7059-4C09-804B-C9D69EB7B213}">
+<ds:datastoreItem xmlns:ds="http://schemas.openxmlformats.org/officeDocument/2006/customXml" ds:itemID="{1279454D-02BE-4A9C-A117-DCD1573E2608}">
   <ds:schemaRefs>
-    <ds:schemaRef ds:uri="http://schemas.openxmlformats.org/officeDocument/2006/bibliography"/>
+    <ds:schemaRef ds:uri="http://schemas.microsoft.com/office/2006/metadata/properties"/>
+    <ds:schemaRef ds:uri="http://schemas.microsoft.com/office/infopath/2007/PartnerControls"/>
+    <ds:schemaRef ds:uri="13c90a0b-73bc-4dc0-be5f-28d77b615beb"/>
+    <ds:schemaRef ds:uri="13c93bba-48ce-428c-bfe5-88b42c19b028"/>
   </ds:schemaRefs>
 </ds:datastoreItem>
 </file>
@@ -19018,12 +16979,9 @@
 </file>
 
 <file path=customXml/itemProps4.xml><?xml version="1.0" encoding="utf-8"?>
-<ds:datastoreItem xmlns:ds="http://schemas.openxmlformats.org/officeDocument/2006/customXml" ds:itemID="{1279454D-02BE-4A9C-A117-DCD1573E2608}">
+<ds:datastoreItem xmlns:ds="http://schemas.openxmlformats.org/officeDocument/2006/customXml" ds:itemID="{EAE431FD-7059-4C09-804B-C9D69EB7B213}">
   <ds:schemaRefs>
-    <ds:schemaRef ds:uri="http://schemas.microsoft.com/office/2006/metadata/properties"/>
-    <ds:schemaRef ds:uri="http://schemas.microsoft.com/office/infopath/2007/PartnerControls"/>
-    <ds:schemaRef ds:uri="13c90a0b-73bc-4dc0-be5f-28d77b615beb"/>
-    <ds:schemaRef ds:uri="13c93bba-48ce-428c-bfe5-88b42c19b028"/>
+    <ds:schemaRef ds:uri="http://schemas.openxmlformats.org/officeDocument/2006/bibliography"/>
   </ds:schemaRefs>
 </ds:datastoreItem>
 </file>